--- a/02_Docs/Manuscript/Draft7.docx
+++ b/02_Docs/Manuscript/Draft7.docx
@@ -1,6 +1,6 @@
 
 <file path=word/document.xml><?xml version="1.0" encoding="utf-8"?>
-<w:document xmlns:wpc="http://schemas.microsoft.com/office/word/2010/wordprocessingCanvas" xmlns:cx="http://schemas.microsoft.com/office/drawing/2014/chartex" xmlns:cx1="http://schemas.microsoft.com/office/drawing/2015/9/8/chartex" xmlns:cx2="http://schemas.microsoft.com/office/drawing/2015/10/21/chartex" xmlns:cx3="http://schemas.microsoft.com/office/drawing/2016/5/9/chartex" xmlns:cx4="http://schemas.microsoft.com/office/drawing/2016/5/10/chartex" xmlns:cx5="http://schemas.microsoft.com/office/drawing/2016/5/11/chartex" xmlns:cx6="http://schemas.microsoft.com/office/drawing/2016/5/12/chartex" xmlns:cx7="http://schemas.microsoft.com/office/drawing/2016/5/13/chartex" xmlns:cx8="http://schemas.microsoft.com/office/drawing/2016/5/14/chartex" xmlns:mc="http://schemas.openxmlformats.org/markup-compatibility/2006" xmlns:aink="http://schemas.microsoft.com/office/drawing/2016/ink" xmlns:am3d="http://schemas.microsoft.com/office/drawing/2017/model3d" xmlns:o="urn:schemas-microsoft-com:office:office" xmlns:oel="http://schemas.microsoft.com/office/2019/extlst" xmlns:r="http://schemas.openxmlformats.org/officeDocument/2006/relationships" xmlns:m="http://schemas.openxmlformats.org/officeDocument/2006/math" xmlns:v="urn:schemas-microsoft-com:vml" xmlns:wp14="http://schemas.microsoft.com/office/word/2010/wordprocessingDrawing" xmlns:wp="http://schemas.openxmlformats.org/drawingml/2006/wordprocessingDrawing" xmlns:w10="urn:schemas-microsoft-com:office:word" xmlns:w="http://schemas.openxmlformats.org/wordprocessingml/2006/main" xmlns:w14="http://schemas.microsoft.com/office/word/2010/wordml" xmlns:w15="http://schemas.microsoft.com/office/word/2012/wordml" xmlns:w16cex="http://schemas.microsoft.com/office/word/2018/wordml/cex" xmlns:w16cid="http://schemas.microsoft.com/office/word/2016/wordml/cid" xmlns:w16="http://schemas.microsoft.com/office/word/2018/wordml" xmlns:w16du="http://schemas.microsoft.com/office/word/2023/wordml/word16du" xmlns:w16sdtdh="http://schemas.microsoft.com/office/word/2020/wordml/sdtdatahash" xmlns:w16sdtfl="http://schemas.microsoft.com/office/word/2024/wordml/sdtformatlock" xmlns:w16se="http://schemas.microsoft.com/office/word/2015/wordml/symex" xmlns:wpg="http://schemas.microsoft.com/office/word/2010/wordprocessingGroup" xmlns:wpi="http://schemas.microsoft.com/office/word/2010/wordprocessingInk" xmlns:wne="http://schemas.microsoft.com/office/word/2006/wordml" xmlns:wps="http://schemas.microsoft.com/office/word/2010/wordprocessingShape" mc:Ignorable="w14 w15 w16se w16cid w16 w16cex w16sdtdh w16sdtfl w16du wp14">
+<w:document xmlns:wpc="http://schemas.microsoft.com/office/word/2010/wordprocessingCanvas" xmlns:cx="http://schemas.microsoft.com/office/drawing/2014/chartex" xmlns:cx1="http://schemas.microsoft.com/office/drawing/2015/9/8/chartex" xmlns:cx2="http://schemas.microsoft.com/office/drawing/2015/10/21/chartex" xmlns:cx3="http://schemas.microsoft.com/office/drawing/2016/5/9/chartex" xmlns:cx4="http://schemas.microsoft.com/office/drawing/2016/5/10/chartex" xmlns:cx5="http://schemas.microsoft.com/office/drawing/2016/5/11/chartex" xmlns:cx6="http://schemas.microsoft.com/office/drawing/2016/5/12/chartex" xmlns:cx7="http://schemas.microsoft.com/office/drawing/2016/5/13/chartex" xmlns:cx8="http://schemas.microsoft.com/office/drawing/2016/5/14/chartex" xmlns:mc="http://schemas.openxmlformats.org/markup-compatibility/2006" xmlns:aink="http://schemas.microsoft.com/office/drawing/2016/ink" xmlns:am3d="http://schemas.microsoft.com/office/drawing/2017/model3d" xmlns:o="urn:schemas-microsoft-com:office:office" xmlns:oel="http://schemas.microsoft.com/office/2019/extlst" xmlns:r="http://schemas.openxmlformats.org/officeDocument/2006/relationships" xmlns:m="http://schemas.openxmlformats.org/officeDocument/2006/math" xmlns:v="urn:schemas-microsoft-com:vml" xmlns:wp14="http://schemas.microsoft.com/office/word/2010/wordprocessingDrawing" xmlns:wp="http://schemas.openxmlformats.org/drawingml/2006/wordprocessingDrawing" xmlns:w10="urn:schemas-microsoft-com:office:word" xmlns:w="http://schemas.openxmlformats.org/wordprocessingml/2006/main" xmlns:w14="http://schemas.microsoft.com/office/word/2010/wordml" xmlns:w15="http://schemas.microsoft.com/office/word/2012/wordml" xmlns:w16cei="http://schemas.microsoft.com/office/word/2026/wordml/cei" xmlns:w16cex="http://schemas.microsoft.com/office/word/2018/wordml/cex" xmlns:w16cid="http://schemas.microsoft.com/office/word/2016/wordml/cid" xmlns:w16="http://schemas.microsoft.com/office/word/2018/wordml" xmlns:w16du="http://schemas.microsoft.com/office/word/2023/wordml/word16du" xmlns:w16sdtdh="http://schemas.microsoft.com/office/word/2020/wordml/sdtdatahash" xmlns:w16sdtfl="http://schemas.microsoft.com/office/word/2024/wordml/sdtformatlock" xmlns:w16se="http://schemas.microsoft.com/office/word/2015/wordml/symex" xmlns:wpg="http://schemas.microsoft.com/office/word/2010/wordprocessingGroup" xmlns:wpi="http://schemas.microsoft.com/office/word/2010/wordprocessingInk" xmlns:wne="http://schemas.microsoft.com/office/word/2006/wordml" xmlns:wps="http://schemas.microsoft.com/office/word/2010/wordprocessingShape" mc:Ignorable="w14 w15 w16se w16cid w16 w16cex w16sdtdh w16sdtfl w16du wp14">
   <w:body>
     <w:p>
       <w:pPr>
@@ -177,15 +177,7 @@
       </w:r>
       <w:proofErr w:type="gramEnd"/>
       <w:r>
-        <w:t xml:space="preserve"> monkey PK data and compared with observed </w:t>
-      </w:r>
-      <w:proofErr w:type="spellStart"/>
-      <w:r>
-        <w:t>Cmax</w:t>
-      </w:r>
-      <w:proofErr w:type="spellEnd"/>
-      <w:r>
-        <w:t xml:space="preserve"> and AUC0-28d, used to assess the predominantly linear elimination component, and terminal clearance, used to assess nonlinear target-mediated elimination. As a benchmark, monkey-fitted quasi-steady-state TMDD models were translated to humans. For </w:t>
+        <w:t xml:space="preserve"> monkey PK data and compared with observed Cmax and AUC0-28d, used to assess the predominantly linear elimination component, and terminal clearance, used to assess nonlinear target-mediated elimination. As a benchmark, monkey-fitted quasi-steady-state TMDD models were translated to humans. For </w:t>
       </w:r>
       <w:proofErr w:type="spellStart"/>
       <w:r>
@@ -198,15 +190,7 @@
     </w:p>
     <w:p>
       <w:r>
-        <w:t xml:space="preserve">“A priori” PBPK predictions were within two-fold of observed data for XYZ% of monkey </w:t>
-      </w:r>
-      <w:proofErr w:type="spellStart"/>
-      <w:r>
-        <w:t>Cmax</w:t>
-      </w:r>
-      <w:proofErr w:type="spellEnd"/>
-      <w:r>
-        <w:t xml:space="preserve">, XYZ% of monkey AUC0-28d, and XYZ% of monkey terminal clearance values. For human predictions, the corresponding proportions were XYZ%, XYZ%, and XYZ%, compared with XYZ%, XYZ%, and XYZ%, respectively, for monkey-fitted TMDD translation. For the four </w:t>
+        <w:t xml:space="preserve">“A priori” PBPK predictions were within two-fold of observed data for XYZ% of monkey Cmax, XYZ% of monkey AUC0-28d, and XYZ% of monkey terminal clearance values. For human predictions, the corresponding proportions were XYZ%, XYZ%, and XYZ%, compared with XYZ%, XYZ%, and XYZ%, respectively, for monkey-fitted TMDD translation. For the four </w:t>
       </w:r>
       <w:proofErr w:type="spellStart"/>
       <w:r>
@@ -220,12 +204,54 @@
         <w:lastRenderedPageBreak/>
         <w:t>reference AUC0-28d within twofold in XYZ% of replicates, suggesting feasibility of reduced monkey PK studies for mAb PK characterization. These findings support “a priori” PBPK as a practical NAM for mAb PK translation and for targeted reduction of monkey PK studies.</w:t>
       </w:r>
+      <w:r>
+        <w:t xml:space="preserve"> </w:t>
+      </w:r>
+      <w:r>
+        <w:t xml:space="preserve">Overall, </w:t>
+      </w:r>
+      <w:r>
+        <w:t>the analysis</w:t>
+      </w:r>
+      <w:r>
+        <w:t xml:space="preserve"> support</w:t>
+      </w:r>
+      <w:r>
+        <w:t>s</w:t>
+      </w:r>
+      <w:r>
+        <w:t xml:space="preserve"> further evaluation</w:t>
+      </w:r>
+      <w:r>
+        <w:t xml:space="preserve"> of “a priori” PBPK approach</w:t>
+      </w:r>
+      <w:r>
+        <w:t xml:space="preserve"> as a potential NAM approach for IV </w:t>
+      </w:r>
+      <w:proofErr w:type="spellStart"/>
+      <w:r>
+        <w:t>mAbs</w:t>
+      </w:r>
+      <w:proofErr w:type="spellEnd"/>
+      <w:r>
+        <w:t>.</w:t>
+      </w:r>
+    </w:p>
+    <w:p>
+      <w:pPr>
+        <w:spacing w:after="0" w:line="240" w:lineRule="auto"/>
+        <w:jc w:val="left"/>
+      </w:pPr>
+      <w:r>
+        <w:br w:type="page"/>
+      </w:r>
     </w:p>
     <w:p>
       <w:pPr>
         <w:pStyle w:val="Heading1"/>
       </w:pPr>
       <w:r>
+        <w:lastRenderedPageBreak/>
         <w:t>Introduction</w:t>
       </w:r>
     </w:p>
@@ -260,7 +286,7 @@
     </w:p>
     <w:p>
       <w:r>
-        <w:t xml:space="preserve">Momentum for new approach methodologies (NAMs) has increased exponentially since the FDA's April 2025 Roadmap to Reducing Animal Testing in Preclinical Safety Studies [5, 6, 7, 8]. Within this evolving regulatory infrastructure, current NAM-focused investment has focused on establishing context-of-use (COU) frameworks, advancing complex in vitro systems (organoids, </w:t>
+        <w:t xml:space="preserve">Momentum for new approach methodologies (NAMs) has increased exponentially since the FDA's April 2025 Roadmap to Reducing Animal Testing in Preclinical Safety Studies [5, 6, 7, 8, 9]. Within this evolving regulatory infrastructure, current NAM-focused investment has focused on establishing context-of-use (COU) frameworks, advancing complex in vitro systems (organoids, </w:t>
       </w:r>
       <w:proofErr w:type="spellStart"/>
       <w:r>
@@ -268,15 +294,7 @@
       </w:r>
       <w:proofErr w:type="spellEnd"/>
       <w:r>
-        <w:t xml:space="preserve"> systems, organ-on-chip platforms), and AI/ML-based computational toxicology tools. On the other hand, preclinical evaluations are increasingly being framed around whether human-relevant biological pathways are perturbed at clinically meaningful plasma and tissue exposure levels. Plasma and tissue exposures therefore provide a common quantitative measure for integrating in vitro dose-response data, in silico simulations, prior clinical knowledge, biomarkers, and safety thresholds. For example, in </w:t>
-      </w:r>
-      <w:proofErr w:type="gramStart"/>
-      <w:r>
-        <w:t>vitro</w:t>
-      </w:r>
-      <w:proofErr w:type="gramEnd"/>
-      <w:r>
-        <w:t xml:space="preserve"> findings from cell-based or </w:t>
+        <w:t xml:space="preserve"> systems, organ-on-chip platforms), and AI/ML-based computational toxicology tools. On the other hand, preclinical evaluations are increasingly being framed around whether human-relevant biological pathways are perturbed at clinically meaningful plasma and tissue exposure levels. Plasma and tissue exposures therefore provide a common quantitative measure for integrating in vitro dose-response data, in silico simulations, prior clinical knowledge, biomarkers, and safety thresholds. For example, in vitro findings from cell-based or </w:t>
       </w:r>
       <w:proofErr w:type="spellStart"/>
       <w:r>
@@ -284,24 +302,16 @@
       </w:r>
       <w:proofErr w:type="spellEnd"/>
       <w:r>
-        <w:t xml:space="preserve"> systems can be contextualized through predicted human concentration-time profiles, exposure margins, and time above biologically active or adverse effect thresholds [</w:t>
-      </w:r>
-      <w:proofErr w:type="gramStart"/>
-      <w:r>
-        <w:t>9, 10</w:t>
-      </w:r>
-      <w:proofErr w:type="gramEnd"/>
-      <w:r>
-        <w:t xml:space="preserve">, 11, 12]. In this context, mechanistic PBPK models are uniquely positioned to bridge NAM-derived biological observations with quantitative predictions of human plasma and tissue exposure. A recent FDA/CDER landscape analysis of 15 years of NAM-related submissions found that 93% fell into the in vitro and in silico categories broadly, though this landscape </w:t>
+        <w:t xml:space="preserve"> systems can be contextualized through predicted human concentration-time profiles, exposure margins, and time above biologically active or adverse effect thresholds [10, 11, 12, 13]. In this context, mechanistic PBPK models are uniquely positioned to bridge NAM-derived biological observations with quantitative predictions of human plasma and tissue exposure. A recent FDA/CDER landscape analysis of 15 years of NAM-related submissions found that 93% fell into the in vitro and in silico categories broadly, though this landscape analysis does not break out mechanistic PK/PD/safety modeling, such as PBPK, as distinct categories, leaving their specific representation within the NAM submission landscape unclear [14]. By contrast, mechanistic modeling approaches, such as, PBPK, quantitative systems pharmacology (QSP), and quantitative systems toxicology (QST), despite an </w:t>
       </w:r>
       <w:r>
         <w:lastRenderedPageBreak/>
-        <w:t xml:space="preserve">analysis does not break out mechanistic PK/PD/safety modeling, such as PBPK, as distinct categories, leaving their specific representation within the NAM submission landscape unclear [13]. By contrast, mechanistic modeling approaches, such as, PBPK, quantitative systems pharmacology (QSP), and quantitative systems toxicology (QST), despite an established and steadily growing regulatory submission record under the parallel model-informed drug development (MIDD) paradigm and demonstrated translational utility [7, 14], have received comparatively limited dedicated attention within the emerging NAM ecosystem, representing both a gap and an opportunity. Overall, the emerging NAM ecosystem presents a significant opportunity for greater integration of mechanistic modeling approaches. </w:t>
-      </w:r>
-    </w:p>
-    <w:p>
-      <w:r>
-        <w:t xml:space="preserve">Focusing on mAb PK characterization and the role of mechanistic PK modeling, although a scientific framework for mAb PBPK exists, preclinical PK characterization mostly relies on PK studies in monkeys (often cynomolgus monkeys). A traditional mAb development program typically includes preclinical PK evaluations in at least two studies: an exploratory single-dose PK study (n =12-18 monkeys) and a definitive repeat-dose PK study (n = 12-24 monkeys). Together, these studies generally require a minimum of 24–42 monkeys per mAb development program. The scientific maturity of mAb PBPK modeling has advanced to the point where “a priori” PK predictions based on in vitro data can be considered for prospective evaluation in preclinical development workflows, as NAMs. Published examples have shown that mAb-specific in vitro measurements, together with species physiology and FcRn-mAb interaction-related parameters, can support prediction of mAb linear PK without in vivo data [15, 16]; however, these frameworks did not incorporate target-mAb interactions governing nonlinear, target-mediated clearance. Although some </w:t>
+        <w:t xml:space="preserve">established and steadily growing regulatory submission record under the parallel model-informed drug development (MIDD) paradigm and demonstrated translational utility [8, 15], have received comparatively limited dedicated attention within the emerging NAM ecosystem, representing both a gap and an opportunity. Overall, the emerging NAM ecosystem presents a significant opportunity for greater integration of mechanistic modeling approaches. </w:t>
+      </w:r>
+    </w:p>
+    <w:p>
+      <w:r>
+        <w:t xml:space="preserve">Focusing on mAb PK characterization and the role of mechanistic PK modeling, although a scientific framework for mAb PBPK exists, preclinical PK characterization mostly relies on PK studies in monkeys (often cynomolgus monkeys). A traditional mAb development program typically includes preclinical PK evaluations in at least two studies: an exploratory single-dose PK study (n =12-18 monkeys) and a definitive repeat-dose PK study (n = 12-24 monkeys). Together, these studies generally require a minimum of 24–42 monkeys per mAb development program. The scientific maturity of mAb PBPK modeling has advanced to the point where “a priori” PK predictions based on in vitro data can be considered for prospective evaluation in preclinical development workflows, as NAMs. Published examples have shown that mAb-specific in vitro measurements, together with species physiology and FcRn-mAb interaction-related parameters, can support prediction of mAb linear PK without in vivo data [16, 17]; however, these frameworks did not incorporate target-mAb interactions governing nonlinear, target-mediated clearance. Although some </w:t>
       </w:r>
       <w:proofErr w:type="spellStart"/>
       <w:r>
@@ -330,68 +340,46 @@
     </w:p>
     <w:p>
       <w:r>
-        <w:t xml:space="preserve">The objectives of this manuscript were, (1) to perform a retrospective, proof-of-concept analysis of “a priori” PBPK modeling as a NAM to support human PK predictions for </w:t>
-      </w:r>
-      <w:proofErr w:type="spellStart"/>
-      <w:r>
-        <w:t>mAbs</w:t>
-      </w:r>
-      <w:proofErr w:type="spellEnd"/>
-      <w:r>
-        <w:t xml:space="preserve">, (2) to perform population simulations of preclinical monkey study designs to investigate feasibility of reduced sample size and number of dosing groups to characterize </w:t>
-      </w:r>
-      <w:proofErr w:type="spellStart"/>
-      <w:r>
-        <w:t>mAbs</w:t>
-      </w:r>
-      <w:proofErr w:type="spellEnd"/>
-      <w:r>
-        <w:t xml:space="preserve"> PK.</w:t>
-      </w:r>
-    </w:p>
-    <w:p>
-      <w:pPr>
-        <w:pStyle w:val="Heading1"/>
-      </w:pPr>
-      <w:r>
-        <w:lastRenderedPageBreak/>
-        <w:t>Methods</w:t>
-      </w:r>
-    </w:p>
-    <w:p>
-      <w:pPr>
-        <w:pStyle w:val="Heading2"/>
-      </w:pPr>
-      <w:r>
-        <w:t>Data</w:t>
-      </w:r>
-    </w:p>
-    <w:p>
-      <w:r>
-        <w:t xml:space="preserve">Pharmacokinetic profiles for eight monoclonal antibodies, spanning across 5 different targets, following intravenous dosing in monkeys and in humans were digitized from literature using </w:t>
-      </w:r>
-      <w:proofErr w:type="spellStart"/>
-      <w:r>
-        <w:t>webplotdigitizer</w:t>
-      </w:r>
-      <w:proofErr w:type="spellEnd"/>
-      <w:r>
-        <w:t xml:space="preserve"> tool [https://automeris.io/]. For most of the monoclonal antibodies included in the analysis, the literature sources did not specify whether the digitized concentration data represented free or total antibody. In vitro experimental parameters relevant to drug-FcRn binding, drug-target binding, drug-target complex internalization rate, and target reference concentrations were obtained through literature search. Digitized data, parameter values, measurement methods, assumptions, and source references are provided in </w:t>
-      </w:r>
-      <w:r>
-        <w:rPr>
-          <w:bCs/>
-        </w:rPr>
-        <w:t xml:space="preserve">Supplementary material </w:t>
-      </w:r>
-      <w:r>
-        <w:rPr>
-          <w:bCs/>
-        </w:rPr>
-        <w:t>2</w:t>
-      </w:r>
-      <w:r>
-        <w:t xml:space="preserve">. </w:t>
+        <w:t>Wh</w:t>
+      </w:r>
+      <w:r>
+        <w:t>ile</w:t>
+      </w:r>
+      <w:r>
+        <w:t xml:space="preserve"> complete replacement of monkey PK studies is not yet scientifically justifi</w:t>
+      </w:r>
+      <w:r>
+        <w:t>able</w:t>
+      </w:r>
+      <w:r>
+        <w:t xml:space="preserve">, model-informed optimization of study design offers a pragmatic reduction strategy. Prior </w:t>
+      </w:r>
+      <w:r>
+        <w:t xml:space="preserve">information, such as, prior knowledge about mechanistic determinants of mAb disposition, PBPK framework, and </w:t>
+      </w:r>
+      <w:r>
+        <w:t xml:space="preserve">in vitro </w:t>
+      </w:r>
+      <w:r>
+        <w:t xml:space="preserve">experiments, </w:t>
+      </w:r>
+      <w:r>
+        <w:t>can guide selection of the minimum number of animals, dose groups, and samples required to characterize PK adequately, complementing other reduction approaches such as cassette dosing, microsampling, animal reuse, and integration of PK/PD endpoints into existing studies [</w:t>
+      </w:r>
+      <w:r>
+        <w:t>29</w:t>
+      </w:r>
+      <w:r>
+        <w:t>–</w:t>
+      </w:r>
+      <w:r>
+        <w:t>31</w:t>
+      </w:r>
+      <w:r>
+        <w:t>].</w:t>
+      </w:r>
+      <w:r>
+        <w:t xml:space="preserve"> </w:t>
       </w:r>
     </w:p>
     <w:p>
@@ -404,296 +392,265 @@
         </w:rPr>
       </w:pPr>
       <w:r>
+        <w:t>The key questions of interest of the</w:t>
+      </w:r>
+      <w:r>
+        <w:t xml:space="preserve"> current</w:t>
+      </w:r>
+      <w:r>
+        <w:t xml:space="preserve"> analyses were, (1) to perform a retrospective e</w:t>
+      </w:r>
+      <w:r>
+        <w:t>valuation of “</w:t>
+      </w:r>
+      <w:r>
+        <w:t>a</w:t>
+      </w:r>
+      <w:r>
+        <w:t xml:space="preserve"> </w:t>
+      </w:r>
+      <w:r>
+        <w:t>p</w:t>
+      </w:r>
+      <w:r>
+        <w:t xml:space="preserve">riori” PBPK </w:t>
+      </w:r>
+      <w:r>
+        <w:t xml:space="preserve">modeling as a NAM to support human PK predictions </w:t>
+      </w:r>
+      <w:r>
+        <w:t xml:space="preserve">of PK for intravenously administered </w:t>
+      </w:r>
+      <w:proofErr w:type="spellStart"/>
+      <w:r>
+        <w:t>mAbs</w:t>
+      </w:r>
+      <w:proofErr w:type="spellEnd"/>
+      <w:r>
+        <w:t>, (2) to perform s</w:t>
+      </w:r>
+      <w:r>
+        <w:t>imulations-based power evaluations of reduced monkey pk study designs</w:t>
+      </w:r>
+      <w:r>
+        <w:t xml:space="preserve">. </w:t>
+      </w:r>
+    </w:p>
+    <w:p/>
+    <w:p>
+      <w:pPr>
+        <w:pStyle w:val="Heading1"/>
+      </w:pPr>
+      <w:r>
+        <w:t>Methods</w:t>
+      </w:r>
+    </w:p>
+    <w:p>
+      <w:pPr>
+        <w:pStyle w:val="Heading2"/>
+      </w:pPr>
+      <w:r>
+        <w:t>Data</w:t>
+      </w:r>
+    </w:p>
+    <w:p>
+      <w:r>
+        <w:t xml:space="preserve">Pharmacokinetic profiles for eight monoclonal antibodies, spanning across 5 different targets, following intravenous dosing in monkeys and in humans were digitized from literature using </w:t>
+      </w:r>
+      <w:proofErr w:type="spellStart"/>
+      <w:r>
+        <w:t>webplotdigitizer</w:t>
+      </w:r>
+      <w:proofErr w:type="spellEnd"/>
+      <w:r>
+        <w:t xml:space="preserve"> tool [https://automeris.io/]. For most of the monoclonal antibodies included in the analysis, the literature sources did not specify whether the digitized concentration data represented free or total antibody. In vitro experimental parameters relevant to drug-FcRn binding, drug-target binding, drug-target complex internalization rate, and target reference concentrations were obtained through literature search. Digitized data, parameter values, measurement methods, assumptions, and source references are provided in </w:t>
+      </w:r>
+      <w:r>
+        <w:rPr>
+          <w:bCs/>
+        </w:rPr>
+        <w:t xml:space="preserve">Supplementary material </w:t>
+      </w:r>
+      <w:r>
+        <w:rPr>
+          <w:bCs/>
+        </w:rPr>
+        <w:t>2</w:t>
+      </w:r>
+      <w:r>
+        <w:t xml:space="preserve">. </w:t>
+      </w:r>
+    </w:p>
+    <w:p>
+      <w:pPr>
         <w:rPr>
           <w:rFonts w:asciiTheme="majorHAnsi" w:eastAsiaTheme="majorEastAsia" w:hAnsiTheme="majorHAnsi" w:cstheme="majorBidi"/>
           <w:b/>
           <w:sz w:val="32"/>
           <w:szCs w:val="32"/>
         </w:rPr>
-        <w:t>“A priori” PBPK Approach</w:t>
-      </w:r>
-    </w:p>
-    <w:p>
-      <w:r>
-        <w:t xml:space="preserve">Supplementary material 2A large molecule structural model was first incorporated in PK-Sim, including its binding to FcRn and to a generic target. The model was exported to </w:t>
-      </w:r>
-      <w:proofErr w:type="spellStart"/>
-      <w:r>
-        <w:t>MoBi</w:t>
-      </w:r>
-      <w:proofErr w:type="spellEnd"/>
-      <w:r>
-        <w:t xml:space="preserve"> and TMDD processes were added using a modular approach [17]. Next, we created target expression profiles in monkeys and humans for each of the targets including relevant localization. PKML simulation files containing generic large molecule PK model and target expressions, one file per target and species (monkey or human), were exported [18, 19]. IV single dose simulations were performed using R scripts using </w:t>
-      </w:r>
-      <w:proofErr w:type="spellStart"/>
-      <w:r>
-        <w:t>esqlabsR</w:t>
-      </w:r>
-      <w:proofErr w:type="spellEnd"/>
-      <w:r>
-        <w:t xml:space="preserve"> and </w:t>
-      </w:r>
-      <w:proofErr w:type="spellStart"/>
-      <w:r>
-        <w:t>ospsuite</w:t>
-      </w:r>
-      <w:proofErr w:type="spellEnd"/>
-      <w:r>
-        <w:t xml:space="preserve"> packages [20, 21]. Exposure metrics (</w:t>
-      </w:r>
-      <w:proofErr w:type="spellStart"/>
-      <w:r>
-        <w:t>Cmax</w:t>
-      </w:r>
-      <w:proofErr w:type="spellEnd"/>
-      <w:r>
-        <w:t xml:space="preserve">, AUC0-28d, and terminal clearance) and fold errors were calculated for each molecule and dose level, where observed data were available. Full details of the workflow and all files and </w:t>
-      </w:r>
-      <w:proofErr w:type="gramStart"/>
-      <w:r>
-        <w:t>codes</w:t>
-      </w:r>
-      <w:proofErr w:type="gramEnd"/>
-      <w:r>
-        <w:t xml:space="preserve"> are provided in Supplementary material 2. </w:t>
-      </w:r>
-      <w:proofErr w:type="spellStart"/>
-      <w:r>
-        <w:t>Cmax</w:t>
-      </w:r>
-      <w:proofErr w:type="spellEnd"/>
-      <w:r>
-        <w:t xml:space="preserve"> and AUC0-28d were used as markers of the predominantly linear elimination component. Terminal clearance was calculated as total intravenous dose divided by AUCinf and was used as a marker of nonlinear target-mediated elimination.</w:t>
-      </w:r>
-    </w:p>
-    <w:p>
-      <w:pPr>
-        <w:pStyle w:val="Heading2"/>
-      </w:pPr>
-      <w:r>
-        <w:t>Top-Down TMDD Approach for Comparison</w:t>
-      </w:r>
-    </w:p>
-    <w:p>
-      <w:r>
-        <w:t>In the top-down TMDD modeling approach, a quasi-steady-state (QSS) TMDD model was fitted to monkey PK profiles for each molecule using the nlmixr2 and rxode2 packages in R. In the model, clearance (CL), central volume (</w:t>
-      </w:r>
-      <w:proofErr w:type="spellStart"/>
-      <w:r>
-        <w:t>Vc</w:t>
-      </w:r>
-      <w:proofErr w:type="spellEnd"/>
-      <w:r>
-        <w:t>), intercompartmental clearance (Q), peripheral volume (</w:t>
-      </w:r>
-      <w:proofErr w:type="spellStart"/>
-      <w:r>
-        <w:t>Vp</w:t>
-      </w:r>
-      <w:proofErr w:type="spellEnd"/>
-      <w:r>
-        <w:t>), and proportional and additive residual-error terms were estimated. Molecule-specific TMDD parameters, including target reference concentration, binding kinetics, target degradation rate (kdeg), and internalization rate constant (kint), were fixed to literature-derived monkey input values. The same molecule-specific in vitro inputs used in the “a priori” monkey PBPK approach were used for the top-down monkey fits.</w:t>
-      </w:r>
-    </w:p>
-    <w:p>
-      <w:r>
-        <w:lastRenderedPageBreak/>
-        <w:t xml:space="preserve">Human PK predictions were generated by translating the final Run 4 monkey TMDD model to humans. Monkey CL and Q estimates were allometrically scaled with an exponent of 0.85, while </w:t>
-      </w:r>
-      <w:proofErr w:type="spellStart"/>
-      <w:r>
-        <w:t>Vc</w:t>
-      </w:r>
-      <w:proofErr w:type="spellEnd"/>
-      <w:r>
-        <w:t xml:space="preserve"> and </w:t>
-      </w:r>
-      <w:proofErr w:type="spellStart"/>
-      <w:r>
-        <w:t>Vp</w:t>
-      </w:r>
-      <w:proofErr w:type="spellEnd"/>
-      <w:r>
-        <w:t xml:space="preserve"> were scaled with an exponent of 1.0. All molecule-specific TMDD inputs used in the human </w:t>
-      </w:r>
-      <w:proofErr w:type="gramStart"/>
-      <w:r>
-        <w:t>simulations—</w:t>
-      </w:r>
-      <w:proofErr w:type="gramEnd"/>
-      <w:r>
-        <w:t>including target reference concentration, binding affinity (KD), dissociation rate (</w:t>
-      </w:r>
-      <w:proofErr w:type="spellStart"/>
-      <w:r>
-        <w:t>koff</w:t>
-      </w:r>
-      <w:proofErr w:type="spellEnd"/>
-      <w:r>
-        <w:t xml:space="preserve">), target degradation rate (kdeg), and internalization rate constant (kint)—were obtained from the human parameter dataset, and the human QSS binding constant was recalculated from the human kinetic inputs. Simulated monkey and human </w:t>
-      </w:r>
-      <w:proofErr w:type="spellStart"/>
-      <w:r>
-        <w:t>Cmax</w:t>
-      </w:r>
-      <w:proofErr w:type="spellEnd"/>
-      <w:r>
-        <w:t>, AUC0-28d, and terminal clearance values were compared with observed values, and fold-errors were calculated.</w:t>
-      </w:r>
-    </w:p>
-    <w:p>
-      <w:pPr>
+      </w:pPr>
+      <w:r>
         <w:rPr>
           <w:rFonts w:asciiTheme="majorHAnsi" w:eastAsiaTheme="majorEastAsia" w:hAnsiTheme="majorHAnsi" w:cstheme="majorBidi"/>
           <w:b/>
           <w:sz w:val="32"/>
           <w:szCs w:val="32"/>
         </w:rPr>
-      </w:pPr>
-      <w:r>
+        <w:t>“A priori” PBPK Approach</w:t>
+      </w:r>
+    </w:p>
+    <w:p>
+      <w:r>
+        <w:t xml:space="preserve">The large molecule structural model was first incorporated </w:t>
+      </w:r>
+      <w:proofErr w:type="gramStart"/>
+      <w:r>
+        <w:t>in</w:t>
+      </w:r>
+      <w:proofErr w:type="gramEnd"/>
+      <w:r>
+        <w:t xml:space="preserve"> PK-Sim, including its binding to FcRn and to a generic target [4]. The model was exported to </w:t>
+      </w:r>
+      <w:proofErr w:type="spellStart"/>
+      <w:r>
+        <w:t>MoBi</w:t>
+      </w:r>
+      <w:proofErr w:type="spellEnd"/>
+      <w:r>
+        <w:t xml:space="preserve"> and TMDD processes were added using a modular approach [18]. Next, we created target expression profiles in monkeys and humans for each of the targets including relevant localization using PK-Sim’s expression database [19, 20]. </w:t>
+      </w:r>
+      <w:r>
+        <w:t>The expression database provides relative abundance</w:t>
+      </w:r>
+      <w:r>
+        <w:t xml:space="preserve"> of target expressions across various tissues. Absolute reference concentrations for each of the targets, i.e., concentrations of the target in the tissue with the highest expression, were set to literature derived values and are provided in S</w:t>
+      </w:r>
+      <w:r>
+        <w:t>1.3.</w:t>
+      </w:r>
+      <w:r>
+        <w:t xml:space="preserve"> Next, </w:t>
+      </w:r>
+      <w:r>
+        <w:t xml:space="preserve">PKML simulation files containing generic large molecule PK model and target expressions, one file per target and species (monkey or human), were exported [18]. IV single dose simulations were performed using R scripts using </w:t>
+      </w:r>
+      <w:proofErr w:type="spellStart"/>
+      <w:r>
+        <w:t>esqlabsR</w:t>
+      </w:r>
+      <w:proofErr w:type="spellEnd"/>
+      <w:r>
+        <w:t xml:space="preserve"> and </w:t>
+      </w:r>
+      <w:proofErr w:type="spellStart"/>
+      <w:r>
+        <w:t>ospsuite</w:t>
+      </w:r>
+      <w:proofErr w:type="spellEnd"/>
+      <w:r>
+        <w:t xml:space="preserve"> packages [21, 22, 23]. Exposure metrics (Cmax, AUC0-28d, and terminal clearance) and fold errors were calculated for each molecule and dose level, where observed data were available. Full details of the workflow and all files and </w:t>
+      </w:r>
+      <w:proofErr w:type="gramStart"/>
+      <w:r>
+        <w:t>codes</w:t>
+      </w:r>
+      <w:proofErr w:type="gramEnd"/>
+      <w:r>
+        <w:t xml:space="preserve"> are provided in Supplementary material 2. Cmax and AUC0-28d were used as markers of the predominantly linear elimination component. Terminal clearance was calculated as total intravenous dose divided by AUCinf and was used as a marker of nonlinear target-mediated elimination.</w:t>
+      </w:r>
+    </w:p>
+    <w:p>
+      <w:pPr>
+        <w:pStyle w:val="Heading2"/>
+      </w:pPr>
+      <w:r>
+        <w:t xml:space="preserve">Top-Down TMDD Approach </w:t>
+      </w:r>
+    </w:p>
+    <w:p>
+      <w:r>
+        <w:t xml:space="preserve">In the top-down TMDD modeling approach, a quasi-steady-state (QSS) TMDD model was fitted to monkey PK profiles for each molecule using the nlmixr2 and rxode2 packages in R. </w:t>
+      </w:r>
+      <w:r>
+        <w:lastRenderedPageBreak/>
+        <w:t>In the model, clearance (CL), central volume (Vc), intercompartmental clearance (Q), peripheral volume (</w:t>
+      </w:r>
+      <w:proofErr w:type="spellStart"/>
+      <w:r>
+        <w:t>Vp</w:t>
+      </w:r>
+      <w:proofErr w:type="spellEnd"/>
+      <w:r>
+        <w:t>), and proportional and additive residual-error terms</w:t>
+      </w:r>
+      <w:r>
+        <w:t xml:space="preserve"> </w:t>
+      </w:r>
+      <w:r>
+        <w:t xml:space="preserve">were estimated. </w:t>
+      </w:r>
+      <w:r>
+        <w:t>M</w:t>
+      </w:r>
+      <w:r>
+        <w:t>olecule-specific TMDD parameters, including target reference concentration, binding kinetics, target degradation rate (kdeg), and internalization rate constant (kint), were fixed to literature-derived monkey input values. The same molecule-specific in vitro inputs used in the “a priori” monkey PBPK approach were used for the top-down monkey fits.</w:t>
+      </w:r>
+    </w:p>
+    <w:p>
+      <w:r>
+        <w:t xml:space="preserve">Human PK predictions were generated by translating the final Run 4 monkey TMDD model to humans. Monkey CL and Q estimates were allometrically scaled with an exponent of 0.85, while Vc and </w:t>
+      </w:r>
+      <w:proofErr w:type="spellStart"/>
+      <w:r>
+        <w:t>Vp</w:t>
+      </w:r>
+      <w:proofErr w:type="spellEnd"/>
+      <w:r>
+        <w:t xml:space="preserve"> were scaled with an exponent of 1.0. All molecule-specific TMDD inputs used in the human simulations</w:t>
+      </w:r>
+      <w:r>
+        <w:t xml:space="preserve">, </w:t>
+      </w:r>
+      <w:r>
+        <w:t>including target reference concentration, binding affinity (KD), dissociation rate (</w:t>
+      </w:r>
+      <w:proofErr w:type="spellStart"/>
+      <w:r>
+        <w:t>koff</w:t>
+      </w:r>
+      <w:proofErr w:type="spellEnd"/>
+      <w:r>
+        <w:t>), target degradation rate (kdeg), and internalization rate constant (kint)—were obtained from the human parameter dataset, and the human QSS binding constant was recalculated from the human kinetic inputs. Simulated monkey and human Cmax, AUC</w:t>
+      </w:r>
+      <w:r>
+        <w:rPr>
+          <w:vertAlign w:val="subscript"/>
+        </w:rPr>
+        <w:t>0-28d</w:t>
+      </w:r>
+      <w:r>
+        <w:t>, and terminal clearance values were compared with observed values, and fold-errors were calculated.</w:t>
+      </w:r>
+    </w:p>
+    <w:p>
+      <w:pPr>
         <w:rPr>
           <w:rFonts w:asciiTheme="majorHAnsi" w:eastAsiaTheme="majorEastAsia" w:hAnsiTheme="majorHAnsi" w:cstheme="majorBidi"/>
           <w:b/>
           <w:sz w:val="32"/>
           <w:szCs w:val="32"/>
         </w:rPr>
-        <w:t>Evaluating Reduced Monkey PK Study Designs Using Simulations</w:t>
-      </w:r>
-    </w:p>
-    <w:p>
-      <w:r>
-        <w:t xml:space="preserve">To evaluate appropriateness of reduced PK studies (sample size and dose groups) in case “a priori” PBPK predictions fall out of 2-fold, monkey PK study simulations were performed. Molecules with at least one a priori AUC0-28d fold-error outside the 2-fold interval were considered cases where a reduced monkey PK study would be needed. For these molecules, the observed-informed top-down monkey model was used as the retrospective reference for monkey PK. A virtual population of 100 monkeys was generated by sampling body weights using a normal distribution (mean 4 kg, </w:t>
-      </w:r>
-      <w:proofErr w:type="spellStart"/>
-      <w:r>
-        <w:t>sd</w:t>
-      </w:r>
-      <w:proofErr w:type="spellEnd"/>
-      <w:r>
-        <w:t xml:space="preserve"> 0.8) and parameters of top-down models for the selected molecules incorporating 30% inter-individual variability in all parameters (estimated and fixed in top-down simulations above). Reduced PK studies were simulated by sampling small groups (2, 3, 4, and 5) of animals and practical sampling timepoints (</w:t>
-      </w:r>
-      <w:proofErr w:type="spellStart"/>
-      <w:r>
-        <w:t>hrs</w:t>
-      </w:r>
-      <w:proofErr w:type="spellEnd"/>
-      <w:r>
-        <w:t xml:space="preserve"> 0.25, 1, 2, 4, 8; day 1, 2, 6, 10, 14, 21, 28) from a virtual population. Two (0.3 and 10 mg/kg) and three (0.3, 3, and 10 mg/kg) dose groups were simulated for all molecules. Simulated study geometric mean AUC0-28d values were compared with the full top-down population geometric mean AUC0-28d calculated using rich sampling timepoints (</w:t>
-      </w:r>
-      <w:proofErr w:type="spellStart"/>
-      <w:r>
-        <w:t>hrs</w:t>
-      </w:r>
-      <w:proofErr w:type="spellEnd"/>
-      <w:r>
-        <w:t xml:space="preserve"> 0.25, 0.5, 1, then once every hour </w:t>
-      </w:r>
-      <w:proofErr w:type="spellStart"/>
-      <w:proofErr w:type="gramStart"/>
-      <w:r>
-        <w:t>upto</w:t>
-      </w:r>
-      <w:proofErr w:type="spellEnd"/>
-      <w:proofErr w:type="gramEnd"/>
-      <w:r>
-        <w:t xml:space="preserve"> 28 days) and sample size of 100. This reduced-study analysis intentionally used AUC0-28d as a marker of the predominantly linear elimination component and did not use terminal clearance as a design-selection criterion.</w:t>
-      </w:r>
-    </w:p>
-    <w:p>
-      <w:pPr>
-        <w:pStyle w:val="Heading1"/>
-      </w:pPr>
-      <w:r>
-        <w:t>Results</w:t>
-      </w:r>
-    </w:p>
-    <w:p>
-      <w:pPr>
-        <w:pStyle w:val="Heading2"/>
-      </w:pPr>
-      <w:r>
-        <w:t xml:space="preserve">Comparing “a priori” PBPK with Top-Down TMDD Approach for Human PK Predictions </w:t>
-      </w:r>
-    </w:p>
-    <w:p>
-      <w:pPr>
-        <w:rPr>
-          <w:b/>
-        </w:rPr>
-      </w:pPr>
-      <w:r>
-        <w:t xml:space="preserve">Both “a priori” PBPK and top-down TMDD approaches were first compared in monkeys to evaluate how well each workflow reproduced the PK data. Across the 8 drugs and 14 dose levels evaluated, the “a priori” PBPK predictions captured the markers of predominantly </w:t>
-      </w:r>
-      <w:r>
-        <w:lastRenderedPageBreak/>
-        <w:t xml:space="preserve">linear elimination with 13 of 14 </w:t>
-      </w:r>
-      <w:proofErr w:type="spellStart"/>
-      <w:r>
-        <w:t>Cmax</w:t>
-      </w:r>
-      <w:proofErr w:type="spellEnd"/>
-      <w:r>
-        <w:t xml:space="preserve"> values within two-fold of observed data (accuracy 0.93) and 8 of 14 AUC0-28d values within two-fold (accuracy 0.57). For terminal clearance, used as a marker of nonlinear target-mediated elimination, 8 of 14 “a priori” predictions were within two-fold (accuracy 0.57). As expected, the final Run 4 top-down TMDD model, which estimated CL, </w:t>
-      </w:r>
-      <w:proofErr w:type="spellStart"/>
-      <w:r>
-        <w:t>Vc</w:t>
-      </w:r>
-      <w:proofErr w:type="spellEnd"/>
-      <w:r>
-        <w:t xml:space="preserve">, Q, and </w:t>
-      </w:r>
-      <w:proofErr w:type="spellStart"/>
-      <w:r>
-        <w:t>Vp</w:t>
-      </w:r>
-      <w:proofErr w:type="spellEnd"/>
-      <w:r>
-        <w:t xml:space="preserve"> while fixing molecule-specific TMDD inputs, reproduced all 14 monkey </w:t>
-      </w:r>
-      <w:proofErr w:type="spellStart"/>
-      <w:r>
-        <w:t>Cmax</w:t>
-      </w:r>
-      <w:proofErr w:type="spellEnd"/>
-      <w:r>
-        <w:t xml:space="preserve">, all 14 monkey AUC0-28d, and all </w:t>
-      </w:r>
-      <w:proofErr w:type="gramStart"/>
-      <w:r>
-        <w:t>14 monkey</w:t>
-      </w:r>
-      <w:proofErr w:type="gramEnd"/>
-      <w:r>
-        <w:t xml:space="preserve"> terminal-clearance values within two-fold (accuracy 1.00 for each metric). Human PK predictions from the “a priori” PBPK workflow were then compared with those translated from the monkey top-down TMDD model (Figures 1, 2, and 4; Tables 1 and 2). For the predominantly linear elimination markers, 29 of 30 human </w:t>
-      </w:r>
-      <w:proofErr w:type="spellStart"/>
-      <w:r>
-        <w:t>Cmax</w:t>
-      </w:r>
-      <w:proofErr w:type="spellEnd"/>
-      <w:r>
-        <w:t xml:space="preserve"> predictions from “a priori” PBPK were within two-fold (accuracy 0.97), compared with 27 of 30 top-down TMDD predictions (accuracy 0.90), while 25 of 30 human AUC0-28d predictions from “a priori” PBPK were within two-fold (accuracy 0.83), compared with 26 of 30 top-down predictions (accuracy 0.87). For terminal clearance, 23 of 30 “a priori” PBPK predictions were within two-fold (accuracy 0.77), compared with 28 of 30 top-down predictions (accuracy 0.93). Thus, top-down translation provided a one-dose improvement in AUC0-28d and a five-dose improvement in terminal-clearance accuracy, but lower </w:t>
-      </w:r>
-      <w:proofErr w:type="spellStart"/>
-      <w:r>
-        <w:t>Cmax</w:t>
-      </w:r>
-      <w:proofErr w:type="spellEnd"/>
-      <w:r>
-        <w:t xml:space="preserve"> accuracy. Although top-down fitting improved recovery of monkey PK data, it did not provide a consistent advantage for human prediction across all metrics, supporting the conclusion that the “a priori” PBPK framework captured the major mechanistic determinants of human mAb disposition sufficiently well in this dataset.</w:t>
-      </w:r>
-    </w:p>
-    <w:p>
-      <w:pPr>
+      </w:pPr>
+      <w:r>
         <w:rPr>
           <w:rFonts w:asciiTheme="majorHAnsi" w:eastAsiaTheme="majorEastAsia" w:hAnsiTheme="majorHAnsi" w:cstheme="majorBidi"/>
           <w:b/>
           <w:sz w:val="32"/>
           <w:szCs w:val="32"/>
         </w:rPr>
-      </w:pPr>
+        <w:t xml:space="preserve">Simulations-based Power Evaluations of </w:t>
+      </w:r>
       <w:r>
         <w:rPr>
           <w:rFonts w:asciiTheme="majorHAnsi" w:eastAsiaTheme="majorEastAsia" w:hAnsiTheme="majorHAnsi" w:cstheme="majorBidi"/>
@@ -701,39 +658,799 @@
           <w:sz w:val="32"/>
           <w:szCs w:val="32"/>
         </w:rPr>
-        <w:t>Evaluating Reduced Monkey PK Study Designs Using Simulations</w:t>
-      </w:r>
-    </w:p>
-    <w:p>
-      <w:r>
+        <w:t xml:space="preserve">Reduced Monkey PK Study Designs </w:t>
+      </w:r>
+      <w:r>
+        <w:rPr>
+          <w:rFonts w:asciiTheme="majorHAnsi" w:eastAsiaTheme="majorEastAsia" w:hAnsiTheme="majorHAnsi" w:cstheme="majorBidi"/>
+          <w:b/>
+          <w:sz w:val="32"/>
+          <w:szCs w:val="32"/>
+        </w:rPr>
+        <w:t xml:space="preserve"> </w:t>
+      </w:r>
+    </w:p>
+    <w:p>
+      <w:r>
+        <w:t>To evaluate whether monkey PK studies could be conducted with fewer animals and dose groups, preclinical study simulations were performed for molecules with at least one “a priori” exposure metric outside the two-fold fold-error criterion. In the absence of individual-level observed monkey PK data, the observed-data-informed top-down monkey model was used as the retrospective reference for each molecule. A virtual population of 100 monkeys was generated by sampling body weight from a normal distribution (mean, 4 kg; SD, 0.8 kg). Using the final top-down parameter estimates and their associated relative standard errors (RSEs</w:t>
+      </w:r>
+      <w:r>
+        <w:t>)</w:t>
+      </w:r>
+      <w:r>
+        <w:t>, 100</w:t>
+      </w:r>
+      <w:r>
+        <w:t>0</w:t>
+      </w:r>
+      <w:r>
+        <w:t xml:space="preserve"> replicate preclinical studies were simulated to account for uncertainty in the estimated linear PK parameters</w:t>
+      </w:r>
+      <w:r>
+        <w:t xml:space="preserve"> </w:t>
+      </w:r>
+      <w:r>
+        <w:rPr>
+          <w:b/>
+          <w:bCs/>
+        </w:rPr>
+        <w:t>(</w:t>
+      </w:r>
+      <w:r>
+        <w:rPr>
+          <w:b/>
+          <w:bCs/>
+        </w:rPr>
+        <w:t>S1.4</w:t>
+      </w:r>
+      <w:r>
+        <w:t>). In addition, 30% interindividual variability was assigned to all model parameters, including the estimated linear PK parameters and the fixed target-binding-related parameters.</w:t>
+      </w:r>
+      <w:r>
+        <w:t xml:space="preserve"> Simulations were performed </w:t>
+      </w:r>
+      <w:r>
+        <w:t>by sampling small groups (2, 3, 4, and 5) of animals and practical sampling timepoints (</w:t>
+      </w:r>
+      <w:proofErr w:type="spellStart"/>
+      <w:r>
+        <w:t>hrs</w:t>
+      </w:r>
+      <w:proofErr w:type="spellEnd"/>
+      <w:r>
+        <w:t xml:space="preserve"> 0.25, 1, 2, 4, 8; day 1, 2, 6, 10, 14, 21, 28) from </w:t>
+      </w:r>
+      <w:r>
+        <w:t>the</w:t>
+      </w:r>
+      <w:r>
+        <w:t xml:space="preserve"> virtual population. Two (0.3 and 10 mg/kg) and three (0.3, 3, and 10 mg/kg) dose groups were simulated for all molecules. Simulated study geometric mean AUC</w:t>
+      </w:r>
+      <w:r>
+        <w:rPr>
+          <w:vertAlign w:val="subscript"/>
+        </w:rPr>
+        <w:t>0-28d</w:t>
+      </w:r>
+      <w:r>
+        <w:t xml:space="preserve"> values were compared with the full top-down population </w:t>
+      </w:r>
+      <w:r>
+        <w:t xml:space="preserve">exposures, including terminal clearance, </w:t>
+      </w:r>
+      <w:r>
+        <w:t>AUC</w:t>
+      </w:r>
+      <w:r>
+        <w:rPr>
+          <w:vertAlign w:val="subscript"/>
+        </w:rPr>
+        <w:t>0-28d</w:t>
+      </w:r>
+      <w:r>
+        <w:rPr>
+          <w:vertAlign w:val="subscript"/>
+        </w:rPr>
+        <w:t xml:space="preserve">, </w:t>
+      </w:r>
+      <w:r>
+        <w:t>and Cmax,</w:t>
+      </w:r>
+      <w:r>
+        <w:t xml:space="preserve"> calculated using rich sampling timepoints (</w:t>
+      </w:r>
+      <w:proofErr w:type="spellStart"/>
+      <w:r>
+        <w:t>hrs</w:t>
+      </w:r>
+      <w:proofErr w:type="spellEnd"/>
+      <w:r>
+        <w:t xml:space="preserve"> 0.25, 0.5, 1, then once every hour up</w:t>
+      </w:r>
+      <w:r>
+        <w:t xml:space="preserve"> </w:t>
+      </w:r>
+      <w:r>
+        <w:t xml:space="preserve">to 28 days) and sample size of 100. </w:t>
+      </w:r>
+      <w:r>
+        <w:t>Sample size vs. power curves were generated.</w:t>
+      </w:r>
+    </w:p>
+    <w:p>
+      <w:pPr>
+        <w:pStyle w:val="Heading1"/>
+      </w:pPr>
+      <w:r>
+        <w:lastRenderedPageBreak/>
+        <w:t>Results</w:t>
+      </w:r>
+    </w:p>
+    <w:p>
+      <w:pPr>
+        <w:rPr>
+          <w:rFonts w:asciiTheme="majorHAnsi" w:eastAsiaTheme="majorEastAsia" w:hAnsiTheme="majorHAnsi" w:cstheme="majorBidi"/>
+          <w:b/>
+          <w:sz w:val="32"/>
+          <w:szCs w:val="32"/>
+        </w:rPr>
+      </w:pPr>
+      <w:r>
+        <w:rPr>
+          <w:rFonts w:asciiTheme="majorHAnsi" w:eastAsiaTheme="majorEastAsia" w:hAnsiTheme="majorHAnsi" w:cstheme="majorBidi"/>
+          <w:b/>
+          <w:sz w:val="32"/>
+          <w:szCs w:val="32"/>
+        </w:rPr>
+        <w:t>Evaluation of “A Priori” PBPK Predictions of Monkey and Human PK</w:t>
+      </w:r>
+    </w:p>
+    <w:p>
+      <w:r>
+        <w:t>First, both “a priori” PBPK and top-down TMDD approaches were compared to evaluate how well each workflow reproduced the monkey PK data. Across the 8 drugs and 14 dose levels evaluated, the “a priori” PBPK predictions produced 13/14 Cmax (accuracy 0.93)</w:t>
+      </w:r>
+      <w:r>
+        <w:t xml:space="preserve">, </w:t>
+      </w:r>
+      <w:r>
+        <w:t>8/14 AUC</w:t>
+      </w:r>
+      <w:r>
+        <w:rPr>
+          <w:vertAlign w:val="subscript"/>
+        </w:rPr>
+        <w:t>0-28d</w:t>
+      </w:r>
+      <w:r>
+        <w:t xml:space="preserve"> (accuracy 0.57),</w:t>
+      </w:r>
+      <w:r>
+        <w:t xml:space="preserve"> and</w:t>
+      </w:r>
+      <w:r>
+        <w:t xml:space="preserve"> 8</w:t>
+      </w:r>
+      <w:r>
+        <w:t>/1</w:t>
+      </w:r>
+      <w:r>
+        <w:t>4</w:t>
+      </w:r>
+      <w:r>
+        <w:t xml:space="preserve"> terminal clearance (accuracy 0.57)</w:t>
+      </w:r>
+      <w:r>
+        <w:t xml:space="preserve"> within two-fold </w:t>
+      </w:r>
+      <w:r>
+        <w:t>of the observed</w:t>
+      </w:r>
+      <w:r>
+        <w:t xml:space="preserve"> </w:t>
+      </w:r>
+      <w:r>
+        <w:rPr>
+          <w:b/>
+          <w:bCs/>
+        </w:rPr>
+        <w:t>(S1.</w:t>
+      </w:r>
+      <w:r>
+        <w:rPr>
+          <w:b/>
+          <w:bCs/>
+        </w:rPr>
+        <w:t>1</w:t>
+      </w:r>
+      <w:r>
+        <w:rPr>
+          <w:b/>
+          <w:bCs/>
+        </w:rPr>
+        <w:t>A, S1.2</w:t>
+      </w:r>
+      <w:r>
+        <w:rPr>
+          <w:b/>
+          <w:bCs/>
+        </w:rPr>
+        <w:t>)</w:t>
+      </w:r>
+      <w:r>
+        <w:rPr>
+          <w:b/>
+          <w:bCs/>
+        </w:rPr>
+        <w:t xml:space="preserve">. </w:t>
+      </w:r>
+      <w:r>
+        <w:t>As a benchmark comparison, w</w:t>
+      </w:r>
+      <w:r>
+        <w:t xml:space="preserve">ith top-down approach, as </w:t>
+      </w:r>
+      <w:r>
+        <w:t>expected</w:t>
+      </w:r>
+      <w:r>
+        <w:t>, fitting a quasi steady</w:t>
+      </w:r>
+      <w:r>
+        <w:t>-</w:t>
+      </w:r>
+      <w:r>
+        <w:t xml:space="preserve">state (QSS) </w:t>
+      </w:r>
+      <w:r>
+        <w:t xml:space="preserve">TMDD model to monkey PK data while fixing molecule-specific TMDD parameters produced all </w:t>
+      </w:r>
+      <w:r>
+        <w:t>Cmax, AUC</w:t>
+      </w:r>
+      <w:r>
+        <w:rPr>
+          <w:vertAlign w:val="subscript"/>
+        </w:rPr>
+        <w:t>0-28d</w:t>
+      </w:r>
+      <w:r>
+        <w:t>, and terminal-clearance values within two-fold</w:t>
+      </w:r>
+      <w:r>
+        <w:t xml:space="preserve"> of the observed data </w:t>
+      </w:r>
+      <w:r>
+        <w:t>(accuracy 1.00 for each metric). CL and Vc were estimated for all molecules. Intercompartmental clearance was fixed to a typical cynomolgus-monkey mAb value for five molecules for which it could not be estimated with acceptable precision; peripheral volume was additionally fixed for adalimumab [28]. All remaining estimated structural parameters had RSEs &lt;40%, and the covariance step completed successfully for all final Run 4 fits</w:t>
+      </w:r>
+      <w:r>
+        <w:t xml:space="preserve"> </w:t>
+      </w:r>
+      <w:r>
+        <w:rPr>
+          <w:b/>
+          <w:bCs/>
+        </w:rPr>
+        <w:t>(S1.4)</w:t>
+      </w:r>
+      <w:r>
+        <w:t>.</w:t>
+      </w:r>
+    </w:p>
+    <w:p>
+      <w:r>
+        <w:t>Next, both “a priori” PBPK and monkey-informed top-down TMDD approaches were compared to evaluate how well each workflow predicted human PK data. Across the 8 drugs and 30 dose levels evaluated, the “a priori” PBPK predictions produced 29/30 Cmax (accuracy 0.97), 25/30 AUC</w:t>
+      </w:r>
+      <w:r>
+        <w:rPr>
+          <w:vertAlign w:val="subscript"/>
+        </w:rPr>
+        <w:t>0-28d</w:t>
+      </w:r>
+      <w:r>
+        <w:t xml:space="preserve"> (accuracy 0.83), and 23/30 terminal-clearance values (accuracy 0.77)</w:t>
+      </w:r>
+      <w:r>
+        <w:t xml:space="preserve"> </w:t>
+      </w:r>
+      <w:r>
+        <w:t>within two-fold</w:t>
+      </w:r>
+      <w:r>
+        <w:t xml:space="preserve"> of the observed data </w:t>
+      </w:r>
+      <w:r>
+        <w:rPr>
+          <w:b/>
+          <w:bCs/>
+        </w:rPr>
+        <w:t>(Figure 1, Figure 2)</w:t>
+      </w:r>
+      <w:r>
+        <w:t>. With the top-down approach, translation of the monkey-fitted QSS TMDD models to humans produced 27/30 Cmax (accuracy 0.90), 26/30 AUC</w:t>
+      </w:r>
+      <w:r>
+        <w:rPr>
+          <w:vertAlign w:val="subscript"/>
+        </w:rPr>
+        <w:t>0-28d</w:t>
+      </w:r>
+      <w:r>
+        <w:t xml:space="preserve"> (accuracy 0.87), and 28/30 terminal-clearance (accuracy 0.93) </w:t>
+      </w:r>
+      <w:r>
+        <w:t>within two-fold</w:t>
+      </w:r>
+      <w:r>
+        <w:t xml:space="preserve"> </w:t>
+      </w:r>
+      <w:r>
+        <w:rPr>
+          <w:b/>
+          <w:bCs/>
+        </w:rPr>
+        <w:t>(Figure 1, Figure 2)</w:t>
+      </w:r>
+      <w:r>
+        <w:t xml:space="preserve">.  </w:t>
+      </w:r>
+    </w:p>
+    <w:p>
+      <w:r>
+        <w:t xml:space="preserve">The </w:t>
+      </w:r>
+      <w:r>
+        <w:t>“a priori” PBPK framework</w:t>
+      </w:r>
+      <w:r>
+        <w:t xml:space="preserve"> predicted all three exposure markers for 4/8 molecules across all doses evaluated. Compared with the top-down approach, the “a priori” approach provided higher accuracy for Cmax (0.97 versus 0.90), slightly lower accuracy for AUC</w:t>
+      </w:r>
+      <w:r>
+        <w:rPr>
+          <w:vertAlign w:val="subscript"/>
+        </w:rPr>
+        <w:t>0-28d</w:t>
+      </w:r>
+      <w:r>
+        <w:t xml:space="preserve"> (0.83 versus 0.87), and lower accuracy for terminal clearance (0.77 versus 0.93). </w:t>
+      </w:r>
+      <w:r>
+        <w:t>The molecules for which human terminal clearance was predicted outside the two-fold criterion by the “a priori” approach were avelumab (anti-PD-L1 mAb), pembrolizumab (anti-PD-1 mAb), and golimumab (anti-TNFα mAb). For these molecules, all Cmax predictions were within two-fold of the observed values across the evaluated doses. AUC</w:t>
+      </w:r>
+      <w:r>
+        <w:rPr>
+          <w:vertAlign w:val="subscript"/>
+        </w:rPr>
+        <w:t xml:space="preserve">0–28d </w:t>
+      </w:r>
+      <w:r>
+        <w:t>predictions were also within two-fold for both pembrolizumab dose levels and five of the six golimumab dose levels, but for only one of the four avelumab dose levels. Thus, the prediction discrepancies were concentrated in clearance-related metrics rather than Cmax, with the greatest AUC</w:t>
+      </w:r>
+      <w:r>
+        <w:rPr>
+          <w:vertAlign w:val="subscript"/>
+        </w:rPr>
+        <w:t>0–28d</w:t>
+      </w:r>
+      <w:r>
+        <w:t xml:space="preserve"> discrepancy observed for avelumab. For some molecules </w:t>
+      </w:r>
+      <w:r>
+        <w:lastRenderedPageBreak/>
+        <w:t xml:space="preserve">in the dataset, several key target-system parameters, including target reference concentration, internalization rate (kint), and target degradation rate (kdeg), were not available from direct in vitro measurements and were instead obtained from prior modeling studies. These inputs introduce uncertainty because their values may depend on the model structure, assumptions, and estimation approach used in those studies. Additionally, the observed human PK data for oncology </w:t>
+      </w:r>
+      <w:proofErr w:type="spellStart"/>
+      <w:r>
+        <w:t>mAbs</w:t>
+      </w:r>
+      <w:proofErr w:type="spellEnd"/>
+      <w:r>
+        <w:t>, including avelumab, pembrolizumab, and nivolumab, were obtained from patients who may have substantial variability in target expression, introducing further uncertainty in PK predictions with both approaches.</w:t>
+      </w:r>
+      <w:r>
+        <w:t xml:space="preserve"> </w:t>
+      </w:r>
+      <w:r>
+        <w:t xml:space="preserve">Overall, the </w:t>
+      </w:r>
+      <w:r>
+        <w:t>“a priori” approach</w:t>
+      </w:r>
+      <w:r>
+        <w:t xml:space="preserve"> </w:t>
+      </w:r>
+      <w:r>
+        <w:t>predict</w:t>
+      </w:r>
+      <w:r>
+        <w:t>ed</w:t>
+      </w:r>
+      <w:r>
+        <w:t xml:space="preserve"> distribution (Cmax) and linear elimination (</w:t>
+      </w:r>
+      <w:r>
+        <w:t>AUC</w:t>
+      </w:r>
+      <w:r>
+        <w:rPr>
+          <w:vertAlign w:val="subscript"/>
+        </w:rPr>
+        <w:t>0-28d</w:t>
+      </w:r>
+      <w:r>
+        <w:t>)</w:t>
+      </w:r>
+      <w:r>
+        <w:t xml:space="preserve"> mechanisms of </w:t>
+      </w:r>
+      <w:proofErr w:type="spellStart"/>
+      <w:r>
+        <w:t>mAbs</w:t>
+      </w:r>
+      <w:proofErr w:type="spellEnd"/>
+      <w:r>
+        <w:t xml:space="preserve"> in humans reasonably well</w:t>
+      </w:r>
+      <w:r>
+        <w:t xml:space="preserve">. The analysis suggested that “a priori” approach would require more robust in vitro input parameters to reliably predict non-linear elimination/TMDD of </w:t>
+      </w:r>
+      <w:proofErr w:type="spellStart"/>
+      <w:r>
+        <w:t>mAbs</w:t>
+      </w:r>
+      <w:proofErr w:type="spellEnd"/>
+      <w:r>
+        <w:t>.</w:t>
+      </w:r>
+      <w:r>
+        <w:t xml:space="preserve"> </w:t>
+      </w:r>
+    </w:p>
+    <w:p>
+      <w:pPr>
+        <w:rPr>
+          <w:rFonts w:asciiTheme="majorHAnsi" w:eastAsiaTheme="majorEastAsia" w:hAnsiTheme="majorHAnsi" w:cstheme="majorBidi"/>
+          <w:b/>
+          <w:sz w:val="32"/>
+          <w:szCs w:val="32"/>
+        </w:rPr>
+      </w:pPr>
+      <w:r>
+        <w:rPr>
+          <w:rFonts w:asciiTheme="majorHAnsi" w:eastAsiaTheme="majorEastAsia" w:hAnsiTheme="majorHAnsi" w:cstheme="majorBidi"/>
+          <w:b/>
+          <w:sz w:val="32"/>
+          <w:szCs w:val="32"/>
+        </w:rPr>
+        <w:t xml:space="preserve">Simulations-based Power Evaluations of Reduced Monkey PK Study Designs  </w:t>
+      </w:r>
+    </w:p>
+    <w:p>
+      <w:pPr>
+        <w:rPr>
+          <w:highlight w:val="yellow"/>
+        </w:rPr>
+      </w:pPr>
+      <w:r>
+        <w:rPr>
+          <w:highlight w:val="yellow"/>
+        </w:rPr>
         <w:t xml:space="preserve">Based on the “a priori” PBPK simulations, four of the eight evaluated </w:t>
       </w:r>
       <w:proofErr w:type="spellStart"/>
       <w:r>
+        <w:rPr>
+          <w:highlight w:val="yellow"/>
+        </w:rPr>
         <w:t>mAbs</w:t>
       </w:r>
       <w:proofErr w:type="spellEnd"/>
       <w:r>
-        <w:t>, atezolizumab, avelumab, nivolumab, and pembrolizumab, had at least one dose level with an AUC0-28d prediction outside the prespecified two-fold criterion. These molecules were therefore carried forward into the reduced-study simulation analysis. Across the four molecules and simulated dose levels, reduced-study designs robustly recovered the reference AUC0-28d derived from the full top-down virtual population with rich sampling. For sample sizes of 2 to 5 animals per dose group, evaluated using both two-dose and three-dose designs, the probability that the reduced-study geometric mean AUC0-28d remained within two-fold of the model-based full-population geometric mean AUC0-28d was 100% across all molecules and dose levels (Figure 3). The 5th–95th percentile fold-error intervals also remained well within the two-fold interval, further supporting the adequacy of the reduced PK design under the simulated variability assumptions.</w:t>
-      </w:r>
-    </w:p>
-    <w:p>
-      <w:r>
-        <w:t xml:space="preserve">Both the two-dose and three-dose designs achieved 100% success across all simulated replicates and evaluated sample sizes. Therefore, increasing the sample size beyond two </w:t>
-      </w:r>
+        <w:rPr>
+          <w:highlight w:val="yellow"/>
+        </w:rPr>
+        <w:t>, atezolizumab, avelumab, nivolumab, and pembrolizumab, had at least one dose level with an AUC0-28d prediction outside the prespecified two-fold criterion. These molecules were therefore carried forward into the reduced-study simulation analysis. Across the four molecules and simulated dose levels, reduced-study designs robustly recovered the reference AUC0-28d derived from the full top-down virtual population with rich sampling. For sample sizes of 2 to 5 animals per dose group, evaluated using both two-dose and three-dose designs, the probability that the reduced-study geometric mean AUC0-28d remained within two-fold of the model-based full-population geometric mean AUC0-28d was 100% across all molecules and dose levels. The 5th–95th percentile fold-error intervals also remained well within the two-fold interval, further supporting the adequacy of the reduced PK design under the simulated variability assumptions.</w:t>
+      </w:r>
+    </w:p>
+    <w:p>
+      <w:r>
+        <w:rPr>
+          <w:highlight w:val="yellow"/>
+        </w:rPr>
+        <w:t xml:space="preserve">Both the two-dose and three-dose designs achieved 100% success across all simulated replicates and evaluated sample sizes. Therefore, increasing the sample size beyond two animals per dose group or adding a third dose group did not improve performance against the prespecified AUC0-28d recovery criterion in these simulations. Overall, these results support a reduced, PBPK-informed monkey PK study design, for example, two dose groups with two animals per group, as a practical confirmatory strategy </w:t>
+      </w:r>
+      <w:r>
+        <w:rPr>
+          <w:b/>
+          <w:bCs/>
+          <w:highlight w:val="yellow"/>
+        </w:rPr>
+        <w:t>(Figure 3)</w:t>
+      </w:r>
+      <w:r>
+        <w:rPr>
+          <w:highlight w:val="yellow"/>
+        </w:rPr>
+        <w:t>.</w:t>
+      </w:r>
+    </w:p>
+    <w:p>
+      <w:pPr>
+        <w:pStyle w:val="Heading1"/>
+      </w:pPr>
       <w:r>
         <w:lastRenderedPageBreak/>
-        <w:t xml:space="preserve">animals per dose group or adding a third dose group did not improve performance against the prespecified AUC0-28d recovery criterion in these simulations. Overall, these results support a reduced, PBPK-informed monkey PK study design, for example, two dose groups with two animals per group, as a practical confirmatory strategy </w:t>
-      </w:r>
-      <w:r>
-        <w:rPr>
-          <w:b/>
-          <w:bCs/>
-        </w:rPr>
-        <w:t>(Figure 5)</w:t>
-      </w:r>
-      <w:r>
-        <w:t>.</w:t>
+        <w:t>Discussion</w:t>
+      </w:r>
+    </w:p>
+    <w:p>
+      <w:r>
+        <w:t>Soluble vs. surface receptors/target</w:t>
+      </w:r>
+      <w:r>
+        <w:t xml:space="preserve">, shedding, </w:t>
+      </w:r>
+      <w:proofErr w:type="spellStart"/>
+      <w:r>
+        <w:t>etc</w:t>
+      </w:r>
+      <w:proofErr w:type="spellEnd"/>
+      <w:r>
+        <w:t xml:space="preserve"> not </w:t>
+      </w:r>
+      <w:proofErr w:type="gramStart"/>
+      <w:r>
+        <w:t>captured</w:t>
+      </w:r>
+      <w:r>
+        <w:t xml:space="preserve">  --</w:t>
+      </w:r>
+      <w:proofErr w:type="gramEnd"/>
+      <w:r>
+        <w:t xml:space="preserve"> A single generic target may not capture soluble versus membrane target dynamics, which differ across this set (soluble and transmembrane TNF for adalimumab and golimumab, soluble VEGF for bevacizumab, soluble and membrane IL-6R for tocilizumab, membrane PD-1 and PD-L1). Please describe how soluble versus membrane targets, shedding, and soluble-complex clearance were handled, or flag this as a limitation.</w:t>
+      </w:r>
+    </w:p>
+    <w:p>
+      <w:r>
+        <w:t xml:space="preserve">Other TMDD </w:t>
+      </w:r>
+      <w:r>
+        <w:t xml:space="preserve">models, i.e., MM </w:t>
+      </w:r>
+      <w:r>
+        <w:t>not evaluated</w:t>
+      </w:r>
+    </w:p>
+    <w:p>
+      <w:r>
+        <w:t xml:space="preserve">Some parameters not independent of the observed PK; if any input was chosen with knowledge of the PK – i.e., </w:t>
+      </w:r>
+      <w:proofErr w:type="spellStart"/>
+      <w:r>
+        <w:t>pembro</w:t>
+      </w:r>
+      <w:proofErr w:type="spellEnd"/>
+      <w:r>
+        <w:t xml:space="preserve">, </w:t>
+      </w:r>
+      <w:proofErr w:type="spellStart"/>
+      <w:r>
+        <w:t>nivo</w:t>
+      </w:r>
+      <w:proofErr w:type="spellEnd"/>
+      <w:r>
+        <w:t>, ave – prior modeling exercises</w:t>
+      </w:r>
+      <w:r>
+        <w:t xml:space="preserve">; their human PK typically comes from oncology patients with variable and often high tumor-target burden, not from first-in-human healthy volunteers, so target-mediated disposition and a healthy-versus-patient mismatch are plausible drivers. </w:t>
+      </w:r>
+    </w:p>
+    <w:p>
+      <w:r>
+        <w:t xml:space="preserve">The molecules for which human terminal clearance was predicted outside the two-fold criterion by the “a priori” approach were avelumab (anti-PD-L1 mAb), pembrolizumab (anti-PD-1 mAb), and golimumab (anti-TNFα mAb). For selected molecules, several key parameters, including target reference concentration, internalization rate (kint), and target degradation rate (kdeg), were not available </w:t>
+      </w:r>
+      <w:proofErr w:type="gramStart"/>
+      <w:r>
+        <w:t xml:space="preserve">from </w:t>
+      </w:r>
+      <w:r>
+        <w:t>in</w:t>
+      </w:r>
+      <w:proofErr w:type="gramEnd"/>
+      <w:r>
+        <w:t xml:space="preserve"> vitro measurements, </w:t>
+      </w:r>
+      <w:r>
+        <w:t xml:space="preserve">and were instead taken from </w:t>
+      </w:r>
+      <w:r>
+        <w:t xml:space="preserve">the </w:t>
+      </w:r>
+      <w:r>
+        <w:t>prior modeling studies. This introduces uncertainty because these values may depend on the underlying model structure, assumptions, and estimation approach used in those studies.</w:t>
+      </w:r>
+      <w:r>
+        <w:t xml:space="preserve"> Moreover, for the oncology </w:t>
+      </w:r>
+      <w:proofErr w:type="spellStart"/>
+      <w:r>
+        <w:t>mAbs</w:t>
+      </w:r>
+      <w:proofErr w:type="spellEnd"/>
+      <w:r>
+        <w:t>, such as avelumab, pembrolizumab, and nivolumab, the observed PK data comes from oncology patients with wide variability in target expressions, introducing further uncertainty in their predictions of PK with both approaches.</w:t>
+      </w:r>
+    </w:p>
+    <w:p>
+      <w:r>
+        <w:t xml:space="preserve">In this retrospective, proof-of-concept analysis, the “a priori” PBPK approach showcased similar human predictive performance as compared to top-down monkey to human translation approach for first-in-human PK prediction of </w:t>
+      </w:r>
+      <w:proofErr w:type="spellStart"/>
+      <w:r>
+        <w:t>mAbs</w:t>
+      </w:r>
+      <w:proofErr w:type="spellEnd"/>
+      <w:r>
+        <w:t xml:space="preserve">. The results support the feasibility of using mechanistic PBPK approach, informed by in vitro parameters as an early translational tool for human mAb PK prediction and as a basis for reducing reliance on conventional monkey preclinical PK studies. Using the prespecified illustrative study-design comparison, the proposed workflow was estimated to substantially reduce the animal use required for </w:t>
+      </w:r>
+      <w:proofErr w:type="spellStart"/>
+      <w:r>
+        <w:t>mAbs’</w:t>
+      </w:r>
+      <w:proofErr w:type="spellEnd"/>
+      <w:r>
+        <w:t xml:space="preserve"> PK characterization. A conventional single-dose preclinical PK study design consisting of at least 3 animals per dose group and 5 dose groups would require at least 15 animals for single-dose PK study, whereas the reduced design would require only 4-6 animals, corresponding to 60% reduction in animal use for the single-dose </w:t>
+      </w:r>
+      <w:r>
+        <w:lastRenderedPageBreak/>
+        <w:t xml:space="preserve">PK study design. In addition to reducing animal use, the PBPK-informed strategy shifts key dose-selection and exposure-translation decisions earlier in development, allowing NHP studies, when still needed, to be designed as targeted confirmatory studies rather than empirical screening studies. </w:t>
+      </w:r>
+    </w:p>
+    <w:p>
+      <w:r>
+        <w:t xml:space="preserve">Our analysis focused on IV single-dose PK evaluations for </w:t>
+      </w:r>
+      <w:proofErr w:type="spellStart"/>
+      <w:r>
+        <w:t>mAbs</w:t>
+      </w:r>
+      <w:proofErr w:type="spellEnd"/>
+      <w:r>
+        <w:t xml:space="preserve">, which represent an appropriate starting point for “a priori” PBPK workflow evaluation because their disposition is comparatively well understood relative to many newer therapeutic modalities. Although TMDD, FcRn binding, and tissue-specific target expression can introduce complexity, the major processes governing systemic mAb PK are mechanistically defined and can often be parameterized using in vitro measurements, prior knowledge from other </w:t>
+      </w:r>
+      <w:proofErr w:type="spellStart"/>
+      <w:r>
+        <w:t>mAbs</w:t>
+      </w:r>
+      <w:proofErr w:type="spellEnd"/>
+      <w:r>
+        <w:t xml:space="preserve">, “a priori” PBPK modeling, and reduced-design single-dose in vivo data. Unlike oral, small molecules, where bioavailability, absorption, first-pass metabolism, and metabolic induction can make single-dose behavior less predictive of steady-state exposure, IV mAb PK is generally more amenable to extrapolation from single-dose characterization. Once dose-dependent clearance, relevant mechanistic parameters, and single-dose exposures are adequately characterized, steady-state exposures and accumulation ratios under repeat-dose regimens can be predicted by simulation without requiring a separate multi-dose PK study. This is supported by preclinical and clinical evidence showing that mAb PK parameters estimated from single ascending IV doses in cynomolgus monkeys can accurately predict multi-dose exposure profiles, with clearance at target-saturating concentrations translating reliably to humans [24, 25]. Within a PBPK framework incorporating the key mechanistic determinants of mAb PK, a well-characterized single-dose dataset can therefore provide a mechanistically sufficient basis for projecting repeat-dose PK in monkeys. This strategy is also complementary to other animal-use reduction approaches in preclinical mAb development; for example, PK/TK sampling embedded within dose-range finding toxicology or GLP repeat-dose toxicology studies can provide repeat-dose exposure characterization without a dedicated standalone PK study [26], further compressing the preclinical package while preserving scientific rigor. Once IV PK is adequately characterized, the same framework can be extended to subcutaneous mAb predictions by incorporating absorption-related processes such as lymphatic uptake, pre-systemic catabolism, bioavailability, and formulation- or injection-site–dependent absorption kinetics. Lessons learned from </w:t>
+      </w:r>
+      <w:proofErr w:type="spellStart"/>
+      <w:r>
+        <w:t>mAbs</w:t>
+      </w:r>
+      <w:proofErr w:type="spellEnd"/>
+      <w:r>
+        <w:t xml:space="preserve"> can subsequently inform analogous PBPK, or hybrid PBPK-QSP, workflows for other modalities, including bispecific antibodies, antibody-drug conjugates, fusion proteins, and gene or cell therapy platforms, where PK, biodistribution, target engagement, and safety are tightly linked. Together, these considerations support IV single-dose mAb PBPK evaluation as a scientifically justified, animal-sparing foundation for predicting repeat-dose exposure and informing broader “a priori” NAM-based workflows across therapeutic modalities.</w:t>
+      </w:r>
+    </w:p>
+    <w:p>
+      <w:r>
+        <w:lastRenderedPageBreak/>
+        <w:t>The proposed “a priori” PBPK modeling as NAM approach is feasible when robust in vitro experimental data for mechanistic parameters are available. In our retrospective analysis, in vitro parameters were derived from literature search (</w:t>
+      </w:r>
+      <w:r>
+        <w:t>Supplementary material 2</w:t>
+      </w:r>
+      <w:r>
+        <w:t>). Drug–target binding affinity was available from experimental binding assays for all included molecules, either from equilibrium binding or SPR/</w:t>
+      </w:r>
+      <w:proofErr w:type="spellStart"/>
+      <w:r>
+        <w:t>Biacore</w:t>
+      </w:r>
+      <w:proofErr w:type="spellEnd"/>
+      <w:r>
+        <w:t xml:space="preserve"> assays. FcRn binding affinity was available from SPR/</w:t>
+      </w:r>
+      <w:proofErr w:type="spellStart"/>
+      <w:r>
+        <w:t>Biacore</w:t>
+      </w:r>
+      <w:proofErr w:type="spellEnd"/>
+      <w:r>
+        <w:t xml:space="preserve"> for only atezolizumab and pembrolizumab while a common model-based FcRn KD estimate from a published analysis of 50 </w:t>
+      </w:r>
+      <w:proofErr w:type="spellStart"/>
+      <w:r>
+        <w:t>mAbs</w:t>
+      </w:r>
+      <w:proofErr w:type="spellEnd"/>
+      <w:r>
+        <w:t xml:space="preserve"> was used for several other </w:t>
+      </w:r>
+      <w:proofErr w:type="spellStart"/>
+      <w:r>
+        <w:t>mAbs</w:t>
+      </w:r>
+      <w:proofErr w:type="spellEnd"/>
+      <w:r>
+        <w:t xml:space="preserve"> where molecule-specific FcRn binding data were not available [27]. Drug-target complex internalization rate from flow-cytometry–based internalization assay was available for only two molecules, whereas for other molecules this parameter was assumed same as target degradation rate. Target reference concentrations represented the least standardized component of the input parameters. VEGF-A and IL-6R reference concentrations and target degradation rates were available from quantitative fluorescence or ligand-binding receptor assay data or were estimated in prior analyses. Overall, the compiled input parameters highlight the limitation of standardized in vitro experimental methods. Thus, standardization of experimental package for </w:t>
+      </w:r>
+      <w:proofErr w:type="spellStart"/>
+      <w:r>
+        <w:t>mAbs</w:t>
+      </w:r>
+      <w:proofErr w:type="spellEnd"/>
+      <w:r>
+        <w:t xml:space="preserve"> would further strengthen prospective PBPK-based NAM workflows. </w:t>
+      </w:r>
+    </w:p>
+    <w:p>
+      <w:r>
+        <w:t xml:space="preserve">Ours was a retrospective, proof-of-concept analysis, constrained by the limited availability of public datasets that included monkey PK, human PK, and </w:t>
+      </w:r>
+      <w:proofErr w:type="gramStart"/>
+      <w:r>
+        <w:t>sufficient in</w:t>
+      </w:r>
+      <w:proofErr w:type="gramEnd"/>
+      <w:r>
+        <w:t xml:space="preserve"> vitro parameters for mechanistic PBPK modeling. The dataset was therefore modest in size and included heterogeneous literature-derived inputs, with some parameters requiring assumptions or use of prior values. Nevertheless, the analysis provides an important initial evaluation of PBPK as a NAM for mAb PK characterization. In this framework, we propose monkey studies, when still needed, to be designed to address specific uncertainty rather than to broadly characterize PK. Larger-scale retrospective analyses and prospective pilot programs can further validate and refine this workflow. Future studies should include a broader set of </w:t>
+      </w:r>
+      <w:proofErr w:type="spellStart"/>
+      <w:r>
+        <w:t>mAbs</w:t>
+      </w:r>
+      <w:proofErr w:type="spellEnd"/>
+      <w:r>
+        <w:t xml:space="preserve"> across different targets, PK behaviors, target-expression patterns, and degrees of species cross-reactivity. Ideally, prospective evaluations should generate standardized in vitro input data, perform “a priori” PBPK simulations before in vivo PK data are available, prespecify quantitative success criteria, and then compare predictions with observed monkey and human PK outcomes. This evidence base can help define an appropriate context of use for PBPK as a NAM and to support regulatory confidence in PBPK-informed reduction of preclinical monkey PK studies.</w:t>
+      </w:r>
+    </w:p>
+    <w:p>
+      <w:pPr>
+        <w:rPr>
+          <w:b/>
+        </w:rPr>
+      </w:pPr>
+      <w:r>
+        <w:t>In our study, PK-Sim/</w:t>
+      </w:r>
+      <w:proofErr w:type="spellStart"/>
+      <w:r>
+        <w:t>MoBi</w:t>
+      </w:r>
+      <w:proofErr w:type="spellEnd"/>
+      <w:r>
+        <w:t xml:space="preserve"> together with the R packages </w:t>
+      </w:r>
+      <w:proofErr w:type="spellStart"/>
+      <w:r>
+        <w:t>ospsuite</w:t>
+      </w:r>
+      <w:proofErr w:type="spellEnd"/>
+      <w:r>
+        <w:t xml:space="preserve"> and </w:t>
+      </w:r>
+      <w:proofErr w:type="spellStart"/>
+      <w:r>
+        <w:t>esqlabsR</w:t>
+      </w:r>
+      <w:proofErr w:type="spellEnd"/>
+      <w:r>
+        <w:t xml:space="preserve">, provided a practical open-source framework for implementing reproducible, semi-automated workflow [21, 22, 23]. A key advantage of this platform is that it combines physiologically structured PBPK models with curated species-specific physiology and expression </w:t>
+      </w:r>
+      <w:r>
+        <w:lastRenderedPageBreak/>
+        <w:t xml:space="preserve">databases, enabling target-expression profiles to be defined across monkeys and humans in a consistent manner [19, 20]. In addition, the ability to export models, modify them in </w:t>
+      </w:r>
+      <w:proofErr w:type="spellStart"/>
+      <w:r>
+        <w:t>MoBi</w:t>
+      </w:r>
+      <w:proofErr w:type="spellEnd"/>
+      <w:r>
+        <w:t xml:space="preserve"> in structured manner, and run simulations programmatically in R allows scalable and reproducible evaluation of multiple molecules, targets, species, and dose levels. This is particularly important for prospective PBPK-based NAM workflows, where standardized model generation, parameter updates, simulation execution, and exposure-metric extraction will be needed to support larger retrospective analyses and future prospective validation studies.</w:t>
       </w:r>
     </w:p>
     <w:p>
@@ -741,12 +1458,12 @@
         <w:pStyle w:val="Heading1"/>
       </w:pPr>
       <w:r>
-        <w:t>Discussion</w:t>
-      </w:r>
-    </w:p>
-    <w:p>
-      <w:r>
-        <w:t xml:space="preserve">In this retrospective, proof-of-concept analysis, the “a priori” PBPK approach showcased similar human predictive performance as compared to top-down monkey to human translation approach for first-in-human PK prediction of </w:t>
+        <w:t>Conclusions</w:t>
+      </w:r>
+    </w:p>
+    <w:p>
+      <w:r>
+        <w:t xml:space="preserve">This retrospective proof-of-concept analysis supports the feasibility of “a priori” PBPK modeling as a NAM for </w:t>
       </w:r>
       <w:proofErr w:type="spellStart"/>
       <w:r>
@@ -754,20 +1471,7 @@
       </w:r>
       <w:proofErr w:type="spellEnd"/>
       <w:r>
-        <w:t xml:space="preserve">. The results support the feasibility of using mechanistic PBPK approach, informed by in vitro parameters as an early translational tool for human mAb PK prediction and as a basis for reducing reliance on conventional monkey preclinical PK studies. Using the prespecified illustrative study-design comparison, the proposed workflow was estimated to substantially reduce the animal use required for </w:t>
-      </w:r>
-      <w:proofErr w:type="spellStart"/>
-      <w:r>
-        <w:t>mAbs’</w:t>
-      </w:r>
-      <w:proofErr w:type="spellEnd"/>
-      <w:r>
-        <w:t xml:space="preserve"> PK characterization. A conventional single-dose preclinical PK study design consisting of at least 3 animals per dose group and 5 dose groups would require at least 15 animals for single-dose PK study, whereas the reduced design would require only 4-6 animals, corresponding to 60% reduction in animal use for the single-dose PK study design. In addition to reducing animal use, the PBPK-informed strategy shifts key dose-selection and exposure-translation decisions earlier in development, allowing NHP studies, when still needed, to be designed as targeted confirmatory studies rather than empirical screening studies. </w:t>
-      </w:r>
-    </w:p>
-    <w:p>
-      <w:r>
-        <w:t xml:space="preserve">Our analysis focused on IV single-dose PK evaluations for </w:t>
+        <w:t xml:space="preserve"> to support first-in-human PK characterization. Across the evaluated </w:t>
       </w:r>
       <w:proofErr w:type="spellStart"/>
       <w:r>
@@ -775,7 +1479,270 @@
       </w:r>
       <w:proofErr w:type="spellEnd"/>
       <w:r>
-        <w:t xml:space="preserve">, which represent an appropriate starting point for “a priori” PBPK workflow evaluation because their disposition is comparatively well understood relative to many newer therapeutic modalities. Although TMDD, FcRn binding, and tissue-specific target expression can introduce complexity, the major processes governing systemic mAb PK are mechanistically defined and can often be parameterized using in vitro measurements, prior knowledge from other </w:t>
+        <w:t xml:space="preserve">, in vitro-informed PBPK predictions provided human PK prediction performance broadly comparable to monkey-to-human top-down translation, suggesting that the major mechanistic determinants of mAb disposition can be captured without empirical fitting to preclinical PK data in many cases. Moreover, model-guided reduced monkey PK studies can serve as a targeted confirmatory step rather than defaulting to conventional larger </w:t>
+      </w:r>
+      <w:proofErr w:type="gramStart"/>
+      <w:r>
+        <w:t>exploratory</w:t>
+      </w:r>
+      <w:proofErr w:type="gramEnd"/>
+      <w:r>
+        <w:t xml:space="preserve"> and repeat-dose PK programs. Overall, the proposed workflow provides a practical framework to integrate standardized in vitro parameter generation, open-source PBPK modeling, and reduced in vivo PK studies to support human exposure prediction while reducing animal use in the exploratory single-dose monkey PK study by &gt;60%. </w:t>
+      </w:r>
+    </w:p>
+    <w:p>
+      <w:pPr>
+        <w:pStyle w:val="Heading1"/>
+      </w:pPr>
+      <w:r>
+        <w:t>References</w:t>
+      </w:r>
+    </w:p>
+    <w:p>
+      <w:r>
+        <w:t xml:space="preserve">1. Sun D, Gao W, Hu H, Zhou S. Why </w:t>
+      </w:r>
+      <w:proofErr w:type="gramStart"/>
+      <w:r>
+        <w:t>90</w:t>
+      </w:r>
+      <w:proofErr w:type="gramEnd"/>
+      <w:r>
+        <w:t xml:space="preserve">% of clinical drug development </w:t>
+      </w:r>
+      <w:proofErr w:type="gramStart"/>
+      <w:r>
+        <w:t>fails</w:t>
+      </w:r>
+      <w:proofErr w:type="gramEnd"/>
+      <w:r>
+        <w:t xml:space="preserve"> and how to improve </w:t>
+      </w:r>
+      <w:proofErr w:type="gramStart"/>
+      <w:r>
+        <w:t>it?.</w:t>
+      </w:r>
+      <w:proofErr w:type="gramEnd"/>
+      <w:r>
+        <w:t xml:space="preserve"> Acta Pharmaceutica Sinica B. 2022;12(7):3049-3062. </w:t>
+      </w:r>
+      <w:proofErr w:type="gramStart"/>
+      <w:r>
+        <w:t>doi:10.1016/j.apsb</w:t>
+      </w:r>
+      <w:proofErr w:type="gramEnd"/>
+      <w:r>
+        <w:t>.2022.02.002.</w:t>
+      </w:r>
+    </w:p>
+    <w:p>
+      <w:r>
+        <w:t>2. Garg A, Balthasar JP. Physiologically-based pharmacokinetic (PBPK) model to predict IgG tissue kinetics in wild-type and FcRn-knockout mice. Journal of Pharmacokinetics and Pharmacodynamics. 2007;34(5):687-709. doi:10.1007/s10928-007-9065-1.</w:t>
+      </w:r>
+    </w:p>
+    <w:p>
+      <w:r>
+        <w:t>3. Shah DK, Betts A. Towards a platform PBPK model to characterize the plasma and tissue disposition of monoclonal antibodies in preclinical species and human. Journal of Pharmacokinetics and Pharmacodynamics. 2011;39(1):67-86. doi:10.1007/s10928-011-9232-2.</w:t>
+      </w:r>
+    </w:p>
+    <w:p>
+      <w:r>
+        <w:lastRenderedPageBreak/>
+        <w:t xml:space="preserve">4. </w:t>
+      </w:r>
+      <w:proofErr w:type="spellStart"/>
+      <w:r>
+        <w:t>Niederalt</w:t>
+      </w:r>
+      <w:proofErr w:type="spellEnd"/>
+      <w:r>
+        <w:t xml:space="preserve"> C, Kuepfer L, </w:t>
+      </w:r>
+      <w:proofErr w:type="spellStart"/>
+      <w:r>
+        <w:t>Solodenko</w:t>
+      </w:r>
+      <w:proofErr w:type="spellEnd"/>
+      <w:r>
+        <w:t xml:space="preserve"> J, </w:t>
+      </w:r>
+      <w:proofErr w:type="spellStart"/>
+      <w:r>
+        <w:t>Eißing</w:t>
+      </w:r>
+      <w:proofErr w:type="spellEnd"/>
+      <w:r>
+        <w:t xml:space="preserve"> T, Siegmund H, Block MS, et al. A generic whole body physiologically based pharmacokinetic model for therapeutic proteins in PK-Sim. Journal of Pharmacokinetics and Pharmacodynamics. 2018;45(2):235-257. doi:10.1007/s10928-017-9559-4.</w:t>
+      </w:r>
+    </w:p>
+    <w:p>
+      <w:r>
+        <w:t>5. US Food and Drug Administration. Roadmap to Reducing Animal Testing in Preclinical Safety Studies. Silver Spring, MD: FDA; April 2025. Available from: https://www.fda.gov/media/186092/download (accessed July 26, 2026).</w:t>
+      </w:r>
+    </w:p>
+    <w:p>
+      <w:r>
+        <w:t>6. US Food and Drug Administration. General Considerations for the Use of New Approach Methodologies in Drug Development. Draft Guidance for Industry. March 2026. Docket FDA-2025-D-6131. Available from: https://www.fda.gov/regulatory-information/search-fda-guidance-documents/general-considerations-use-new-approach-methodologies-drug-development (accessed July 26, 2026).</w:t>
+      </w:r>
+    </w:p>
+    <w:p>
+      <w:r>
+        <w:t>7. US Food and Drug Administration. Reducing Animal Testing in Nonclinical Studies: Year One Progress and the Path Forward. April 2026. Available from: https://www.fda.gov/media/191986/download (accessed July 26, 2026).</w:t>
+      </w:r>
+    </w:p>
+    <w:p>
+      <w:r>
+        <w:t xml:space="preserve">8. Mehta K, </w:t>
+      </w:r>
+      <w:proofErr w:type="spellStart"/>
+      <w:r>
+        <w:t>Maaß</w:t>
+      </w:r>
+      <w:proofErr w:type="spellEnd"/>
+      <w:r>
+        <w:t xml:space="preserve"> C, </w:t>
+      </w:r>
+      <w:proofErr w:type="spellStart"/>
+      <w:r>
+        <w:t>Cucurull</w:t>
+      </w:r>
+      <w:proofErr w:type="spellEnd"/>
+      <w:r>
+        <w:t>-Sanchez L, Pichardo‐Almarza C, Subramanian K, Androulakis IP, et al. Modernizing Preclinical Drug Development: The Role of New Approach Methodologies. ACS Pharmacology &amp; Translational Science. 2025;8(6):1513-1525. doi:10.1021/acsptsci.5c00162.</w:t>
+      </w:r>
+    </w:p>
+    <w:p>
+      <w:r>
+        <w:t>9. National Institutes of Health Common Fund. NIH invests $150 million in human-based research to reduce use of animal models. March 18, 2026. Available from: https://commonfund.nih.gov/complementarie/news/nih-invests-150-million-human-based-research-reduce-use-animal-models (accessed July 26, 2026).</w:t>
+      </w:r>
+    </w:p>
+    <w:p>
+      <w:r>
+        <w:t xml:space="preserve">10. </w:t>
+      </w:r>
+      <w:proofErr w:type="spellStart"/>
+      <w:r>
+        <w:t>Sillé</w:t>
+      </w:r>
+      <w:proofErr w:type="spellEnd"/>
+      <w:r>
+        <w:t xml:space="preserve"> FC, </w:t>
+      </w:r>
+      <w:proofErr w:type="spellStart"/>
+      <w:r>
+        <w:t>Härtung</w:t>
+      </w:r>
+      <w:proofErr w:type="spellEnd"/>
+      <w:r>
+        <w:t xml:space="preserve"> T. Metabolomics in Preclinical Drug Safety Assessment: Current Status and Future Trends. Metabolites. 2024;14(2):98-98. doi:10.3390/metabo14020098.</w:t>
+      </w:r>
+    </w:p>
+    <w:p>
+      <w:r>
+        <w:t xml:space="preserve">11. Kreutz A, Chang X, </w:t>
+      </w:r>
+      <w:proofErr w:type="spellStart"/>
+      <w:r>
+        <w:t>Högberg</w:t>
+      </w:r>
+      <w:proofErr w:type="spellEnd"/>
+      <w:r>
+        <w:t xml:space="preserve"> HT, Wetmore BA. Advancing understanding of human variability through toxicokinetic modeling, in vitro-in vivo extrapolation, and new approach methodologies. Human Genomics. 2024;18(1):129-129. doi:10.1186/s40246-024-00691-9.</w:t>
+      </w:r>
+    </w:p>
+    <w:p>
+      <w:r>
+        <w:t xml:space="preserve">12. </w:t>
+      </w:r>
+      <w:proofErr w:type="spellStart"/>
+      <w:r>
+        <w:t>Sillé</w:t>
+      </w:r>
+      <w:proofErr w:type="spellEnd"/>
+      <w:r>
+        <w:t xml:space="preserve"> F, Hartung T. Metabolomics in Preclinical Drug Safety Assessment: Current Status and Future Trends. Metabolites. 2024;14(2):98. doi:10.3390/metabo14020098. </w:t>
+      </w:r>
+    </w:p>
+    <w:p>
+      <w:r>
+        <w:t xml:space="preserve">13. Kreutz A, Chang X, Hogberg HT, Wetmore BA. Advancing Understanding of Human Variability Through Toxicokinetic Modeling, </w:t>
+      </w:r>
+      <w:proofErr w:type="gramStart"/>
+      <w:r>
+        <w:t>In Vitro</w:t>
+      </w:r>
+      <w:proofErr w:type="gramEnd"/>
+      <w:r>
+        <w:t>–In Vivo Extrapolation, and New Approach Methodologies. Human Genomics. 2024;18(1):129. doi:10.1186/s40246-024-00691-9.</w:t>
+      </w:r>
+    </w:p>
+    <w:p>
+      <w:r>
+        <w:lastRenderedPageBreak/>
+        <w:t xml:space="preserve">14. Dao T, </w:t>
+      </w:r>
+      <w:proofErr w:type="spellStart"/>
+      <w:r>
+        <w:t>Sadrieh</w:t>
+      </w:r>
+      <w:proofErr w:type="spellEnd"/>
+      <w:r>
+        <w:t xml:space="preserve"> N. A CDER perspective: Landscape of New Approach Methodologies (NAMs) submitted in drug development programs. Regulatory Toxicology and Pharmacology. </w:t>
+      </w:r>
+      <w:proofErr w:type="gramStart"/>
+      <w:r>
+        <w:t>2025;165:106007</w:t>
+      </w:r>
+      <w:proofErr w:type="gramEnd"/>
+      <w:r>
+        <w:t xml:space="preserve">-106007. </w:t>
+      </w:r>
+      <w:proofErr w:type="gramStart"/>
+      <w:r>
+        <w:t>doi:10.1016/j.yrtph</w:t>
+      </w:r>
+      <w:proofErr w:type="gramEnd"/>
+      <w:r>
+        <w:t>.2025.106007.</w:t>
+      </w:r>
+    </w:p>
+    <w:p>
+      <w:r>
+        <w:t>15. Bai JPF, Liu G, Zhao M, Wang J, Xiong Y, Truong TM, et al. Landscape of regulatory quantitative systems pharmacology submissions to the U.S. Food and Drug Administration: An update report. CPT Pharmacometrics &amp; Systems Pharmacology. 2024;13(12):2102-2110. doi:10.1002/psp4.13208.</w:t>
+      </w:r>
+    </w:p>
+    <w:p>
+      <w:r>
+        <w:t xml:space="preserve">16. Jones HM, Zhang Z, Jasper P, Luo H, Avery LB, King LE, et al. A Physiologically‐Based Pharmacokinetic Model for the Prediction of Monoclonal Antibody Pharmacokinetics </w:t>
+      </w:r>
+      <w:proofErr w:type="spellStart"/>
+      <w:r>
+        <w:t>FromIn</w:t>
+      </w:r>
+      <w:proofErr w:type="spellEnd"/>
+      <w:r>
+        <w:t xml:space="preserve"> </w:t>
+      </w:r>
+      <w:proofErr w:type="spellStart"/>
+      <w:r>
+        <w:t>VitroData</w:t>
+      </w:r>
+      <w:proofErr w:type="spellEnd"/>
+      <w:r>
+        <w:t>. CPT Pharmacometrics &amp; Systems Pharmacology. 2019;8(10):738-747. doi:10.1002/psp4.12461.</w:t>
+      </w:r>
+    </w:p>
+    <w:p>
+      <w:r>
+        <w:t xml:space="preserve">17. Hu S, Datta‐Mannan A, </w:t>
+      </w:r>
+      <w:proofErr w:type="spellStart"/>
+      <w:r>
+        <w:t>D’Argenio</w:t>
+      </w:r>
+      <w:proofErr w:type="spellEnd"/>
+      <w:r>
+        <w:t xml:space="preserve"> DZ. Physiologically Based Modeling to Predict Monoclonal Antibody Pharmacokinetics in Humans from in vitro Physiochemical Properties. </w:t>
       </w:r>
       <w:proofErr w:type="spellStart"/>
       <w:r>
@@ -783,11 +1750,102 @@
       </w:r>
       <w:proofErr w:type="spellEnd"/>
       <w:r>
-        <w:t xml:space="preserve">, “a priori” PBPK modeling, and reduced-design single-dose in vivo data. Unlike oral, small molecules, where bioavailability, absorption, first-pass metabolism, and metabolic induction can make single-dose behavior less predictive of steady-state exposure, IV mAb PK is generally more amenable to extrapolation from single-dose characterization. Once dose-dependent clearance, relevant mechanistic parameters, and single-dose exposures are adequately characterized, steady-state exposures and accumulation ratios under repeat-dose regimens can be predicted by simulation without requiring a separate multi-dose PK study. This is supported by preclinical and clinical evidence showing that mAb PK parameters estimated from single ascending IV doses in cynomolgus monkeys can accurately predict multi-dose exposure profiles, with clearance at target-saturating concentrations translating </w:t>
+        <w:t>. 2022;14(1):2056944-2056944. doi:10.1080/19420862.2022.2056944.</w:t>
+      </w:r>
+    </w:p>
+    <w:p>
+      <w:r>
+        <w:t>18. Open Systems Pharmacology. Modularization concept. Open Systems Pharmacology Suite documentation, version 12. Available from: https://docs.open-systems-pharmacology.org/v12/working-with-mobi/mobi-documentation/modularization-concept (accessed July 26, 2026).</w:t>
+      </w:r>
+    </w:p>
+    <w:p>
+      <w:r>
+        <w:t xml:space="preserve">19. Meyer M, </w:t>
+      </w:r>
+      <w:proofErr w:type="spellStart"/>
+      <w:r>
+        <w:t>Schneckener</w:t>
+      </w:r>
+      <w:proofErr w:type="spellEnd"/>
+      <w:r>
+        <w:t xml:space="preserve"> S, Ludewig B, Kuepfer L, Lippert J. Using Expression Data for Quantification of Active Processes in Physiologically Based Pharmacokinetic Modeling. Drug Metabolism and Disposition. 2012;40(5):892-901. doi:10.1124/dmd.111.043174.</w:t>
+      </w:r>
+    </w:p>
+    <w:p>
+      <w:r>
+        <w:t>20. Cordes H, Rapp H. Gene expression databases for physiologically based pharmacokinetic modeling of humans and animal species. CPT Pharmacometrics &amp; Systems Pharmacology. 2023;12(3):311-319. doi:10.1002/psp4.12904.</w:t>
+      </w:r>
+    </w:p>
+    <w:p>
+      <w:r>
+        <w:t xml:space="preserve">21. Lippert J, </w:t>
+      </w:r>
+      <w:proofErr w:type="spellStart"/>
+      <w:r>
+        <w:t>Burghaus</w:t>
+      </w:r>
+      <w:proofErr w:type="spellEnd"/>
+      <w:r>
+        <w:t xml:space="preserve"> R, Edginton AN, </w:t>
+      </w:r>
+      <w:proofErr w:type="spellStart"/>
+      <w:r>
+        <w:t>Frechen</w:t>
+      </w:r>
+      <w:proofErr w:type="spellEnd"/>
+      <w:r>
+        <w:t xml:space="preserve"> S, Karlsson MO, Kovar A, et al. Open Systems Pharmacology Community—An Open Access, Open Source, Open Science Approach to Modeling and Simulation in Pharmaceutical Sciences. CPT Pharmacometrics &amp; Systems Pharmacology. 2019;8(12):878-882. doi:10.1002/psp4.12473.</w:t>
+      </w:r>
+    </w:p>
+    <w:p>
+      <w:r>
+        <w:t xml:space="preserve">22. </w:t>
+      </w:r>
+      <w:proofErr w:type="spellStart"/>
+      <w:r>
+        <w:t>esqLABS</w:t>
+      </w:r>
+      <w:proofErr w:type="spellEnd"/>
+      <w:r>
+        <w:t xml:space="preserve"> GmbH. </w:t>
+      </w:r>
+      <w:proofErr w:type="spellStart"/>
+      <w:r>
+        <w:t>esqlabsR</w:t>
+      </w:r>
+      <w:proofErr w:type="spellEnd"/>
+      <w:r>
+        <w:t xml:space="preserve">: Utility Functions for Modelling and Simulation Workflows within </w:t>
+      </w:r>
+      <w:proofErr w:type="spellStart"/>
+      <w:r>
+        <w:t>ESQlabs</w:t>
+      </w:r>
+      <w:proofErr w:type="spellEnd"/>
+      <w:r>
+        <w:t xml:space="preserve"> Organization. R package version 5.6.0. Released March 31, 2026. Available from: https://github.com/esqLABS/esqlabsR/releases/tag/v5.6.0 (accessed July 26, 2026).</w:t>
+      </w:r>
+    </w:p>
+    <w:p>
+      <w:r>
+        <w:t xml:space="preserve">23. Open Systems Pharmacology. </w:t>
+      </w:r>
+      <w:proofErr w:type="spellStart"/>
+      <w:r>
+        <w:t>ospsuite</w:t>
+      </w:r>
+      <w:proofErr w:type="spellEnd"/>
+      <w:r>
+        <w:t xml:space="preserve">: R Interface to the Open Systems Pharmacology Suite. R package version 12.4.2. Released April 8, 2026. Available from: </w:t>
       </w:r>
       <w:r>
         <w:lastRenderedPageBreak/>
-        <w:t xml:space="preserve">reliably to humans [22, 23]. Within a PBPK framework incorporating the key mechanistic determinants of mAb PK, a well-characterized single-dose dataset can therefore provide a mechanistically sufficient basis for projecting repeat-dose PK in monkeys. This strategy is also complementary to other animal-use reduction approaches in preclinical mAb development; for example, PK/TK sampling embedded within dose-range finding toxicology or GLP repeat-dose toxicology studies can provide repeat-dose exposure characterization without a dedicated standalone PK study [24], further compressing the preclinical package while preserving scientific rigor. Once IV PK is adequately characterized, the same framework can be extended to subcutaneous mAb predictions by incorporating absorption-related processes such as lymphatic uptake, pre-systemic catabolism, bioavailability, and formulation- or injection-site–dependent absorption kinetics. Lessons learned from </w:t>
+        <w:t>https://github.com/Open-Systems-Pharmacology/OSPSuite-R/releases/tag/v12.4.2 (accessed July 26, 2026).</w:t>
+      </w:r>
+    </w:p>
+    <w:p>
+      <w:r>
+        <w:t xml:space="preserve">24. Deng R, Iyer S, Theil F, Mortensen DL, Fielder PJ, Prabhu S. Projecting human pharmacokinetics of therapeutic antibodies from nonclinical data. </w:t>
       </w:r>
       <w:proofErr w:type="spellStart"/>
       <w:r>
@@ -795,655 +1853,203 @@
       </w:r>
       <w:proofErr w:type="spellEnd"/>
       <w:r>
-        <w:t xml:space="preserve"> can subsequently inform analogous PBPK, or hybrid PBPK-QSP, workflows for other modalities, including bispecific antibodies, antibody-drug conjugates, fusion proteins, and gene or cell therapy platforms, where PK, biodistribution, target engagement, and safety are tightly linked. Together, these considerations support IV single-dose mAb PBPK evaluation as a scientifically justified, animal-sparing foundation for predicting repeat-dose exposure and informing broader “a priori” NAM-based workflows across therapeutic modalities.</w:t>
-      </w:r>
-    </w:p>
-    <w:p>
-      <w:r>
-        <w:t>The proposed “a priori” PBPK modeling as NAM approach is feasible when robust in vitro experimental data for mechanistic parameters are available. In our retrospective analysis, in vitro parameters were derived from literature search (</w:t>
-      </w:r>
-      <w:r>
-        <w:t>Supplementary material 2</w:t>
-      </w:r>
-      <w:r>
-        <w:t>). Drug–target binding affinity was available from experimental binding assays for all included molecules, either from equilibrium binding or SPR/</w:t>
-      </w:r>
-      <w:proofErr w:type="spellStart"/>
-      <w:r>
-        <w:t>Biacore</w:t>
-      </w:r>
-      <w:proofErr w:type="spellEnd"/>
-      <w:r>
-        <w:t xml:space="preserve"> assays. FcRn binding affinity was available from SPR/</w:t>
-      </w:r>
-      <w:proofErr w:type="spellStart"/>
-      <w:r>
-        <w:t>Biacore</w:t>
-      </w:r>
-      <w:proofErr w:type="spellEnd"/>
-      <w:r>
-        <w:t xml:space="preserve"> for only atezolizumab and pembrolizumab while a common model-based FcRn KD estimate from a published meta-analysis was used for several other </w:t>
-      </w:r>
-      <w:proofErr w:type="spellStart"/>
-      <w:r>
+        <w:t>. 2011;3(1):61-66. doi:10.4161/mabs.3.1.13799.</w:t>
+      </w:r>
+    </w:p>
+    <w:p>
+      <w:r>
+        <w:t>25. Dong J, Salinger DH, Endres CJ, Gibbs JP, Hsu C, Stouch B, et al. Quantitative Prediction of Human Pharmacokinetics for Monoclonal Antibodies. Clinical Pharmacokinetics. 2011;50(2):131-142. doi:10.2165/11537430-000000000-00000.</w:t>
+      </w:r>
+    </w:p>
+    <w:p>
+      <w:r>
+        <w:t xml:space="preserve">26. Chapman K, Holzgrefe HH, Black LE, Brown MJ, Chellman GJ, Copeman C, et al. </w:t>
+      </w:r>
+      <w:proofErr w:type="gramStart"/>
+      <w:r>
+        <w:t>Pharmaceutical</w:t>
+      </w:r>
+      <w:proofErr w:type="gramEnd"/>
+      <w:r>
+        <w:t xml:space="preserve"> toxicology: Designing studies to reduce animal use, while maximizing human translation. Regulatory Toxicology and Pharmacology. 2013;66(1):88-103. </w:t>
+      </w:r>
+      <w:proofErr w:type="gramStart"/>
+      <w:r>
+        <w:t>doi:10.1016/j.yrtph</w:t>
+      </w:r>
+      <w:proofErr w:type="gramEnd"/>
+      <w:r>
+        <w:t>.2013.03.001.</w:t>
+      </w:r>
+    </w:p>
+    <w:p>
+      <w:r>
+        <w:t xml:space="preserve">27. Benamara S, Sjögren E, </w:t>
+      </w:r>
+      <w:proofErr w:type="spellStart"/>
+      <w:r>
+        <w:t>Gattacceca</w:t>
+      </w:r>
+      <w:proofErr w:type="spellEnd"/>
+      <w:r>
+        <w:t xml:space="preserve"> F, Chenel M, Deslandes A, Nguyen L, </w:t>
+      </w:r>
+      <w:proofErr w:type="spellStart"/>
+      <w:r>
+        <w:t>Teutonico</w:t>
+      </w:r>
+      <w:proofErr w:type="spellEnd"/>
+      <w:r>
+        <w:t xml:space="preserve"> D. Prediction of Monoclonal Antibodies Pharmacokinetics in Human: Identification of a Reference Neonatal Fc Receptor (FcRn) Binding Affinity Using Physiologically Based Pharmacokinetic (PBPK) Modeling. ACS Pharmacology &amp; Translational Science. </w:t>
+      </w:r>
+      <w:proofErr w:type="gramStart"/>
+      <w:r>
+        <w:t>2026;9:177</w:t>
+      </w:r>
+      <w:proofErr w:type="gramEnd"/>
+      <w:r>
+        <w:t>-190. doi:10.1021/acsptsci.5c00674.</w:t>
+      </w:r>
+    </w:p>
+    <w:p>
+      <w:r>
+        <w:t xml:space="preserve">28. </w:t>
+      </w:r>
+      <w:r>
+        <w:t xml:space="preserve">Betts A, </w:t>
+      </w:r>
+      <w:proofErr w:type="spellStart"/>
+      <w:r>
+        <w:t>Keunecke</w:t>
+      </w:r>
+      <w:proofErr w:type="spellEnd"/>
+      <w:r>
+        <w:t xml:space="preserve"> A, van Steeg TJ, van der Graaf PH, Avery LB, Jones H, Berkhout J. Linear pharmacokinetic parameters for monoclonal antibodies are similar within a species and across different pharmacological targets: A comparison between human, cynomolgus monkey and </w:t>
+      </w:r>
+      <w:proofErr w:type="spellStart"/>
+      <w:r>
+        <w:t>hFcRn</w:t>
+      </w:r>
+      <w:proofErr w:type="spellEnd"/>
+      <w:r>
+        <w:t xml:space="preserve"> Tg32 transgenic mouse using a population-modeling approach. </w:t>
+      </w:r>
+      <w:proofErr w:type="spellStart"/>
+      <w:r>
+        <w:t>MAbs</w:t>
+      </w:r>
+      <w:proofErr w:type="spellEnd"/>
+      <w:r>
+        <w:t xml:space="preserve">. 2018 Jul;10(5):751-764. </w:t>
+      </w:r>
+      <w:proofErr w:type="spellStart"/>
+      <w:r>
+        <w:t>doi</w:t>
+      </w:r>
+      <w:proofErr w:type="spellEnd"/>
+      <w:r>
+        <w:t xml:space="preserve">: 10.1080/19420862.2018.1462429. </w:t>
+      </w:r>
+    </w:p>
+    <w:p>
+      <w:r>
+        <w:t>29.</w:t>
+      </w:r>
+      <w:r>
+        <w:t xml:space="preserve"> </w:t>
+      </w:r>
+      <w:proofErr w:type="spellStart"/>
+      <w:r>
+        <w:t>Germovsek</w:t>
+      </w:r>
+      <w:proofErr w:type="spellEnd"/>
+      <w:r>
+        <w:t xml:space="preserve"> E, Cheng M, </w:t>
+      </w:r>
+      <w:proofErr w:type="spellStart"/>
+      <w:r>
+        <w:t>Giragossian</w:t>
+      </w:r>
+      <w:proofErr w:type="spellEnd"/>
+      <w:r>
+        <w:t xml:space="preserve"> C. Allometric Scaling of Therapeutic Monoclonal Antibodies in Preclinical and Clinical Settings. </w:t>
+      </w:r>
+      <w:proofErr w:type="spellStart"/>
+      <w:r>
+        <w:rPr>
+          <w:i/>
+          <w:iCs/>
+        </w:rPr>
         <w:t>mAbs</w:t>
       </w:r>
       <w:proofErr w:type="spellEnd"/>
       <w:r>
-        <w:t xml:space="preserve"> where molecule-specific FcRn binding data were not available [25]. Drug-target complex internalization rate from flow-cytometry–based internalization assay was available for only two molecules, whereas for other molecules this parameter was assumed same as target degradation rate. Target reference concentrations represented the least standardized component of the input parameters. VEGF-A and IL-6R reference concentrations and target degradation rates were available from quantitative fluorescence or ligand-binding receptor assay data or were estimated in prior analyses. Overall, the compiled input parameters highlight the limitation of standardized in vitro experimental methods. Thus, standardization of experimental package for </w:t>
-      </w:r>
-      <w:proofErr w:type="spellStart"/>
-      <w:r>
+        <w:t xml:space="preserve">. 2021;13(1):1964935. doi:10.1080/19420862.2021.1964935. </w:t>
+      </w:r>
+    </w:p>
+    <w:p>
+      <w:r>
+        <w:t>30.</w:t>
+      </w:r>
+      <w:r>
+        <w:t xml:space="preserve">  </w:t>
+      </w:r>
+      <w:proofErr w:type="spellStart"/>
+      <w:r>
+        <w:t>Ménochet</w:t>
+      </w:r>
+      <w:proofErr w:type="spellEnd"/>
+      <w:r>
+        <w:t xml:space="preserve"> K, Yu H, Wang B, Tibbitts J, Hsu CP, Kamath AV, Richter WF, Baumann A. Non-human Primates in the PKPD Evaluation of Biologics: Needs and Options to Reduce, Refine, and Replace. A </w:t>
+      </w:r>
+      <w:proofErr w:type="spellStart"/>
+      <w:r>
+        <w:t>BioSafe</w:t>
+      </w:r>
+      <w:proofErr w:type="spellEnd"/>
+      <w:r>
+        <w:t xml:space="preserve"> White Paper. </w:t>
+      </w:r>
+      <w:proofErr w:type="spellStart"/>
+      <w:r>
+        <w:rPr>
+          <w:i/>
+          <w:iCs/>
+        </w:rPr>
         <w:t>mAbs</w:t>
       </w:r>
       <w:proofErr w:type="spellEnd"/>
       <w:r>
-        <w:t xml:space="preserve"> would further strengthen prospective PBPK-based NAM workflows. </w:t>
-      </w:r>
-    </w:p>
-    <w:p>
-      <w:r>
-        <w:t xml:space="preserve">Ours was a retrospective, proof-of-concept analysis, constrained by the limited availability of public datasets that included monkey PK, human PK, and </w:t>
-      </w:r>
-      <w:proofErr w:type="gramStart"/>
-      <w:r>
-        <w:t>sufficient in</w:t>
-      </w:r>
-      <w:proofErr w:type="gramEnd"/>
-      <w:r>
-        <w:t xml:space="preserve"> vitro parameters </w:t>
-      </w:r>
-      <w:r>
-        <w:lastRenderedPageBreak/>
-        <w:t xml:space="preserve">for mechanistic PBPK modeling. The dataset was therefore modest in size and included heterogeneous literature-derived inputs, with some parameters requiring assumptions or use of prior values. Nevertheless, the analysis provides an important initial evaluation of PBPK as a NAM for mAb PK characterization. In this framework, we propose monkey studies, when still needed, to be designed to address specific uncertainty rather than to broadly characterize PK. Larger-scale retrospective analyses and prospective pilot programs can further validate and refine this workflow. Future studies should include a broader set of </w:t>
-      </w:r>
-      <w:proofErr w:type="spellStart"/>
-      <w:r>
-        <w:t>mAbs</w:t>
-      </w:r>
-      <w:proofErr w:type="spellEnd"/>
-      <w:r>
-        <w:t xml:space="preserve"> across different targets, PK behaviors, target-expression patterns, and degrees of species cross-reactivity. Ideally, prospective evaluations should generate standardized in vitro input data, perform “a priori” PBPK simulations before in vivo PK data are available, prespecify quantitative success criteria, and then compare predictions with observed monkey and human PK outcomes. This evidence base can help define an appropriate context of use for PBPK as a NAM and to support regulatory confidence in PBPK-informed reduction of preclinical monkey PK studies.</w:t>
-      </w:r>
-    </w:p>
-    <w:p>
-      <w:pPr>
-        <w:rPr>
-          <w:b/>
-        </w:rPr>
-      </w:pPr>
-      <w:r>
-        <w:t>In our study, PK-Sim/</w:t>
-      </w:r>
-      <w:proofErr w:type="spellStart"/>
-      <w:r>
-        <w:t>MoBi</w:t>
-      </w:r>
-      <w:proofErr w:type="spellEnd"/>
-      <w:r>
-        <w:t xml:space="preserve"> together with the R packages </w:t>
-      </w:r>
-      <w:proofErr w:type="spellStart"/>
-      <w:r>
-        <w:t>ospsuite</w:t>
-      </w:r>
-      <w:proofErr w:type="spellEnd"/>
-      <w:r>
-        <w:t xml:space="preserve"> and </w:t>
-      </w:r>
-      <w:proofErr w:type="spellStart"/>
-      <w:r>
-        <w:t>esqlabsR</w:t>
-      </w:r>
-      <w:proofErr w:type="spellEnd"/>
-      <w:r>
-        <w:t xml:space="preserve">, provided a practical open-source framework for implementing reproducible, semi-automated workflow. A key advantage of this platform is that it combines physiologically structured PBPK models with curated species-specific physiology and expression databases, enabling target-expression profiles to be defined across monkeys and humans in a consistent manner [19, 20]. In addition, the ability to export models, modify them in </w:t>
-      </w:r>
-      <w:proofErr w:type="spellStart"/>
-      <w:r>
-        <w:t>MoBi</w:t>
-      </w:r>
-      <w:proofErr w:type="spellEnd"/>
-      <w:r>
-        <w:t xml:space="preserve"> in structured manner, and run simulations programmatically in R allows scalable and reproducible evaluation of multiple molecules, targets, species, and dose levels. This is particularly important for prospective PBPK-based NAM workflows, where standardized model generation, parameter updates, simulation execution, and exposure-metric extraction will be needed to support larger retrospective analyses and future prospective validation studies.</w:t>
-      </w:r>
-    </w:p>
-    <w:p>
-      <w:pPr>
-        <w:pStyle w:val="Heading1"/>
-      </w:pPr>
-      <w:r>
-        <w:t>Conclusions</w:t>
-      </w:r>
-    </w:p>
-    <w:p>
-      <w:r>
-        <w:t xml:space="preserve">This retrospective proof-of-concept analysis supports the feasibility of “a priori” PBPK modeling as a NAM for </w:t>
-      </w:r>
-      <w:proofErr w:type="spellStart"/>
-      <w:r>
-        <w:t>mAbs</w:t>
-      </w:r>
-      <w:proofErr w:type="spellEnd"/>
-      <w:r>
-        <w:t xml:space="preserve"> to support first-in-human PK characterization. Across the evaluated </w:t>
-      </w:r>
-      <w:proofErr w:type="spellStart"/>
-      <w:r>
-        <w:t>mAbs</w:t>
-      </w:r>
-      <w:proofErr w:type="spellEnd"/>
-      <w:r>
-        <w:t xml:space="preserve">, in vitro-informed PBPK predictions provided human PK prediction performance broadly comparable to monkey-to-human top-down translation, suggesting that the major mechanistic determinants of mAb disposition can be captured without empirical fitting to preclinical PK data in many cases. Moreover, model-guided reduced monkey PK studies can serve as a targeted confirmatory step rather than defaulting to conventional larger </w:t>
-      </w:r>
-      <w:proofErr w:type="gramStart"/>
-      <w:r>
-        <w:t>exploratory</w:t>
-      </w:r>
-      <w:proofErr w:type="gramEnd"/>
-      <w:r>
-        <w:t xml:space="preserve"> and repeat-dose PK programs. Overall, the proposed workflow provides a practical framework to integrate standardized in vitro parameter </w:t>
-      </w:r>
-      <w:r>
-        <w:lastRenderedPageBreak/>
-        <w:t xml:space="preserve">generation, open-source PBPK modeling, and reduced in vivo PK studies to support human exposure prediction while reducing animal use in the exploratory single-dose monkey PK study by &gt;60%. </w:t>
-      </w:r>
-    </w:p>
-    <w:p>
-      <w:pPr>
-        <w:pStyle w:val="Heading1"/>
-      </w:pPr>
-      <w:r>
-        <w:t>References</w:t>
-      </w:r>
-    </w:p>
-    <w:p>
-      <w:r>
-        <w:t xml:space="preserve">1. Sun D, Gao W, Hu H, Zhou S. Why </w:t>
-      </w:r>
-      <w:proofErr w:type="gramStart"/>
-      <w:r>
-        <w:t>90</w:t>
-      </w:r>
-      <w:proofErr w:type="gramEnd"/>
-      <w:r>
-        <w:t xml:space="preserve">% of clinical drug development </w:t>
-      </w:r>
-      <w:proofErr w:type="gramStart"/>
-      <w:r>
-        <w:t>fails</w:t>
-      </w:r>
-      <w:proofErr w:type="gramEnd"/>
-      <w:r>
-        <w:t xml:space="preserve"> and how to improve </w:t>
-      </w:r>
-      <w:proofErr w:type="gramStart"/>
-      <w:r>
-        <w:t>it?.</w:t>
-      </w:r>
-      <w:proofErr w:type="gramEnd"/>
-      <w:r>
-        <w:t xml:space="preserve"> Acta Pharmaceutica Sinica B. 2022;12(7):3049-3062. </w:t>
-      </w:r>
-      <w:proofErr w:type="gramStart"/>
-      <w:r>
-        <w:t>doi:10.1016/j.apsb</w:t>
-      </w:r>
-      <w:proofErr w:type="gramEnd"/>
-      <w:r>
-        <w:t>.2022.02.002.</w:t>
-      </w:r>
-    </w:p>
-    <w:p>
-      <w:r>
-        <w:t>2. Garg A, Balthasar JP. Physiologically-based pharmacokinetic (PBPK) model to predict IgG tissue kinetics in wild-type and FcRn-knockout mice. Journal of Pharmacokinetics and Pharmacodynamics. 2007;34(5):687-709. doi:10.1007/s10928-007-9065-1.</w:t>
-      </w:r>
-    </w:p>
-    <w:p>
-      <w:r>
-        <w:t>3. Shah DK, Betts A. Towards a platform PBPK model to characterize the plasma and tissue disposition of monoclonal antibodies in preclinical species and human. Journal of Pharmacokinetics and Pharmacodynamics. 2011;39(1):67-86. doi:10.1007/s10928-011-9232-2.</w:t>
-      </w:r>
-    </w:p>
-    <w:p>
-      <w:r>
-        <w:t xml:space="preserve">4. </w:t>
-      </w:r>
-      <w:proofErr w:type="spellStart"/>
-      <w:r>
-        <w:t>Niederalt</w:t>
-      </w:r>
-      <w:proofErr w:type="spellEnd"/>
-      <w:r>
-        <w:t xml:space="preserve"> C, Kuepfer L, </w:t>
-      </w:r>
-      <w:proofErr w:type="spellStart"/>
-      <w:r>
-        <w:t>Solodenko</w:t>
-      </w:r>
-      <w:proofErr w:type="spellEnd"/>
-      <w:r>
-        <w:t xml:space="preserve"> J, </w:t>
-      </w:r>
-      <w:proofErr w:type="spellStart"/>
-      <w:r>
-        <w:t>Eißing</w:t>
-      </w:r>
-      <w:proofErr w:type="spellEnd"/>
-      <w:r>
-        <w:t xml:space="preserve"> T, Siegmund H, Block MS, et al. A generic whole body physiologically based pharmacokinetic model for therapeutic proteins in PK-Sim. Journal of Pharmacokinetics and Pharmacodynamics. 2017;45(2):235-257. doi:10.1007/s10928-017-9559-4.</w:t>
-      </w:r>
-    </w:p>
-    <w:p>
-      <w:r>
-        <w:t>5. US Food and Drug Administration. Roadmap to Reducing Animal Testing in Preclinical Safety Studies. Silver Spring, MD: FDA; April 2025. Available from: https://www.fda.gov/media/186092/download</w:t>
-      </w:r>
-    </w:p>
-    <w:p>
-      <w:r>
-        <w:rPr>
-          <w:highlight w:val="yellow"/>
-        </w:rPr>
-        <w:t>6. PLACEHOLDER: additional FDA New Approach Methodologies guidance (2025-2026) cited in the Introduction. Please specify the exact document(s), for example the April 2026 FDA progress report and any 2026 draft NAM validation guidance, with URLs and access dates.</w:t>
-      </w:r>
-    </w:p>
-    <w:p>
-      <w:r>
-        <w:t xml:space="preserve">7. Mehta K, </w:t>
-      </w:r>
-      <w:proofErr w:type="spellStart"/>
-      <w:r>
-        <w:t>Maaß</w:t>
-      </w:r>
-      <w:proofErr w:type="spellEnd"/>
-      <w:r>
-        <w:t xml:space="preserve"> C, </w:t>
-      </w:r>
-      <w:proofErr w:type="spellStart"/>
-      <w:r>
-        <w:t>Cucurull</w:t>
-      </w:r>
-      <w:proofErr w:type="spellEnd"/>
-      <w:r>
-        <w:t>-Sanchez L, Pichardo‐Almarza C, Subramanian K, Androulakis IP, et al. Modernizing Preclinical Drug Development: The Role of New Approach Methodologies. ACS Pharmacology &amp; Translational Science. 2025;8(6):1513-1525. doi:10.1021/acsptsci.5c00162.</w:t>
-      </w:r>
-    </w:p>
-    <w:p>
-      <w:r>
-        <w:rPr>
-          <w:highlight w:val="yellow"/>
-        </w:rPr>
-        <w:t>8. PLACEHOLDER: NIH Common Fund (2026) reference cited in the Introduction. Please provide the specific program announcement or publication with URL and access date.</w:t>
-      </w:r>
-    </w:p>
-    <w:p>
-      <w:r>
-        <w:lastRenderedPageBreak/>
-        <w:t xml:space="preserve">9. </w:t>
-      </w:r>
-      <w:proofErr w:type="spellStart"/>
-      <w:r>
-        <w:t>Sillé</w:t>
-      </w:r>
-      <w:proofErr w:type="spellEnd"/>
-      <w:r>
-        <w:t xml:space="preserve"> FC, </w:t>
-      </w:r>
-      <w:proofErr w:type="spellStart"/>
-      <w:r>
-        <w:t>Härtung</w:t>
-      </w:r>
-      <w:proofErr w:type="spellEnd"/>
-      <w:r>
-        <w:t xml:space="preserve"> T. Metabolomics in Preclinical Drug Safety Assessment: Current Status and Future Trends. Metabolites. 2024;14(2):98-98. doi:10.3390/metabo14020098.</w:t>
-      </w:r>
-    </w:p>
-    <w:p>
-      <w:r>
-        <w:t xml:space="preserve">10. Kreutz A, Chang X, </w:t>
-      </w:r>
-      <w:proofErr w:type="spellStart"/>
-      <w:r>
-        <w:t>Högberg</w:t>
-      </w:r>
-      <w:proofErr w:type="spellEnd"/>
-      <w:r>
-        <w:t xml:space="preserve"> HT, Wetmore BA. Advancing understanding of human variability through toxicokinetic modeling, in vitro-in vivo extrapolation, and new approach methodologies. Human Genomics. 2024;18(1):129-129. doi:10.1186/s40246-024-00691-9.</w:t>
-      </w:r>
-    </w:p>
-    <w:p>
-      <w:r>
-        <w:t xml:space="preserve">11. </w:t>
-      </w:r>
-      <w:proofErr w:type="spellStart"/>
-      <w:r>
-        <w:t>Sillé</w:t>
-      </w:r>
-      <w:proofErr w:type="spellEnd"/>
-      <w:r>
-        <w:t xml:space="preserve"> F, Hartung T. Metabolomics in Preclinical Drug Safety Assessment: Current Status and Future Trends. Metabolites. 2024;14(2):98. doi:10.3390/metabo14020098. </w:t>
-      </w:r>
-    </w:p>
-    <w:p>
-      <w:r>
-        <w:t xml:space="preserve">12. Kreutz A, Chang X, Hogberg HT, Wetmore BA. Advancing Understanding of Human Variability Through Toxicokinetic Modeling, </w:t>
-      </w:r>
-      <w:proofErr w:type="gramStart"/>
-      <w:r>
-        <w:t>In Vitro</w:t>
-      </w:r>
-      <w:proofErr w:type="gramEnd"/>
-      <w:r>
-        <w:t>–In Vivo Extrapolation, and New Approach Methodologies. Human Genomics. 2024;18(1):129. doi:10.1186/s40246-024-00691-9.</w:t>
-      </w:r>
-    </w:p>
-    <w:p>
-      <w:r>
-        <w:t xml:space="preserve">13. Dao T, </w:t>
-      </w:r>
-      <w:proofErr w:type="spellStart"/>
-      <w:r>
-        <w:t>Sadrieh</w:t>
-      </w:r>
-      <w:proofErr w:type="spellEnd"/>
-      <w:r>
-        <w:t xml:space="preserve"> N. A CDER perspective: Landscape of New Approach Methodologies (NAMs) submitted in drug development programs. Regulatory Toxicology and Pharmacology. </w:t>
-      </w:r>
-      <w:proofErr w:type="gramStart"/>
-      <w:r>
-        <w:t>2025;165:106007</w:t>
-      </w:r>
-      <w:proofErr w:type="gramEnd"/>
-      <w:r>
-        <w:t xml:space="preserve">-106007. </w:t>
-      </w:r>
-      <w:proofErr w:type="gramStart"/>
-      <w:r>
-        <w:t>doi:10.1016/j.yrtph</w:t>
-      </w:r>
-      <w:proofErr w:type="gramEnd"/>
-      <w:r>
-        <w:t>.2025.106007.</w:t>
-      </w:r>
-    </w:p>
-    <w:p>
-      <w:r>
-        <w:t>14. Bai JPF, Liu G, Zhao M, Wang J, Xiong Y, Truong TM, et al. Landscape of regulatory quantitative systems pharmacology submissions to the U.S. Food and Drug Administration: An update report. CPT Pharmacometrics &amp; Systems Pharmacology. 2024;13(12):2102-2110. doi:10.1002/psp4.13208.</w:t>
-      </w:r>
-    </w:p>
-    <w:p>
-      <w:r>
-        <w:t xml:space="preserve">15. Jones HM, Zhang Z, Jasper P, Luo H, Avery LB, King LE, et al. A Physiologically‐Based Pharmacokinetic Model for the Prediction of Monoclonal Antibody Pharmacokinetics </w:t>
-      </w:r>
-      <w:proofErr w:type="spellStart"/>
-      <w:r>
-        <w:t>FromIn</w:t>
-      </w:r>
-      <w:proofErr w:type="spellEnd"/>
+        <w:t xml:space="preserve">. 2022;14(1):2145997. doi:10.1080/19420862.2022.2145997. </w:t>
+      </w:r>
+    </w:p>
+    <w:p>
+      <w:r>
+        <w:t>31.</w:t>
+      </w:r>
       <w:r>
         <w:t xml:space="preserve"> </w:t>
       </w:r>
       <w:proofErr w:type="spellStart"/>
       <w:r>
-        <w:t>VitroData</w:t>
-      </w:r>
-      <w:proofErr w:type="spellEnd"/>
-      <w:r>
-        <w:t>. CPT Pharmacometrics &amp; Systems Pharmacology. 2019;8(10):738-747. doi:10.1002/psp4.12461.</w:t>
-      </w:r>
-    </w:p>
-    <w:p>
-      <w:r>
-        <w:t xml:space="preserve">16. Hu S, Datta‐Mannan A, </w:t>
-      </w:r>
-      <w:proofErr w:type="spellStart"/>
-      <w:r>
-        <w:t>D’Argenio</w:t>
-      </w:r>
-      <w:proofErr w:type="spellEnd"/>
-      <w:r>
-        <w:t xml:space="preserve"> DZ. Physiologically Based Modeling to Predict Monoclonal Antibody Pharmacokinetics in Humans from in vitro Physiochemical Properties. </w:t>
-      </w:r>
-      <w:proofErr w:type="spellStart"/>
-      <w:r>
-        <w:t>mAbs</w:t>
-      </w:r>
-      <w:proofErr w:type="spellEnd"/>
-      <w:r>
-        <w:t>. 2022;14(1):2056944-2056944. doi:10.1080/19420862.2022.2056944.</w:t>
-      </w:r>
-    </w:p>
-    <w:p>
-      <w:r>
-        <w:rPr>
-          <w:highlight w:val="yellow"/>
-        </w:rPr>
-        <w:t>17. PLACEHOLDER: PK-Sim v12 modular model-building approach. This appears to be a conference poster or Open Systems Pharmacology documentation rather than a peer-reviewed article. Please cite the specific poster/abstract or the OSP documentation (Modules), with access date</w:t>
-      </w:r>
-      <w:r>
-        <w:t>.</w:t>
-      </w:r>
-    </w:p>
-    <w:p>
-      <w:r>
-        <w:t xml:space="preserve">18. Meyer M, </w:t>
-      </w:r>
-      <w:proofErr w:type="spellStart"/>
-      <w:r>
-        <w:t>Schneckener</w:t>
-      </w:r>
-      <w:proofErr w:type="spellEnd"/>
-      <w:r>
-        <w:t xml:space="preserve"> S, Ludewig B, Kuepfer L, Lippert J. Using Expression Data for Quantification of Active Processes in Physiologically Based Pharmacokinetic Modeling. Drug Metabolism and Disposition. 2012;40(5):892-901. doi:10.1124/dmd.111.043174.</w:t>
-      </w:r>
-    </w:p>
-    <w:p>
-      <w:r>
-        <w:lastRenderedPageBreak/>
-        <w:t>19. Cordes H, Rapp H. Gene expression databases for physiologically based pharmacokinetic modeling of humans and animal species. CPT Pharmacometrics &amp; Systems Pharmacology. 2023;12(3):311-319. doi:10.1002/psp4.12904.</w:t>
-      </w:r>
-    </w:p>
-    <w:p>
-      <w:r>
-        <w:t xml:space="preserve">20. Lippert J, </w:t>
-      </w:r>
-      <w:proofErr w:type="spellStart"/>
-      <w:r>
-        <w:t>Burghaus</w:t>
-      </w:r>
-      <w:proofErr w:type="spellEnd"/>
-      <w:r>
-        <w:t xml:space="preserve"> R, Edginton AN, </w:t>
-      </w:r>
-      <w:proofErr w:type="spellStart"/>
-      <w:r>
-        <w:t>Frechen</w:t>
-      </w:r>
-      <w:proofErr w:type="spellEnd"/>
-      <w:r>
-        <w:t xml:space="preserve"> S, Karlsson MO, Kovar A, et al. Open Systems Pharmacology Community—An Open Access, Open Source, Open Science Approach to Modeling and Simulation in Pharmaceutical Sciences. CPT Pharmacometrics &amp; Systems Pharmacology. 2019;8(12):878-882. doi:10.1002/psp4.12473.</w:t>
-      </w:r>
-    </w:p>
-    <w:p>
-      <w:r>
-        <w:rPr>
-          <w:highlight w:val="yellow"/>
-        </w:rPr>
-        <w:t xml:space="preserve">21. PLACEHOLDER: </w:t>
-      </w:r>
-      <w:proofErr w:type="spellStart"/>
-      <w:r>
-        <w:rPr>
-          <w:highlight w:val="yellow"/>
-        </w:rPr>
-        <w:t>esqlabsR</w:t>
-      </w:r>
-      <w:proofErr w:type="spellEnd"/>
-      <w:r>
-        <w:rPr>
-          <w:highlight w:val="yellow"/>
-        </w:rPr>
-        <w:t xml:space="preserve"> and </w:t>
-      </w:r>
-      <w:proofErr w:type="spellStart"/>
-      <w:r>
-        <w:rPr>
-          <w:highlight w:val="yellow"/>
-        </w:rPr>
-        <w:t>ospsuite</w:t>
-      </w:r>
-      <w:proofErr w:type="spellEnd"/>
-      <w:r>
-        <w:rPr>
-          <w:highlight w:val="yellow"/>
-        </w:rPr>
-        <w:t xml:space="preserve"> R packages. Please cite each with author, version, year, and URL, for example: </w:t>
-      </w:r>
-      <w:proofErr w:type="spellStart"/>
-      <w:r>
-        <w:rPr>
-          <w:highlight w:val="yellow"/>
-        </w:rPr>
-        <w:t>esqLABS</w:t>
-      </w:r>
-      <w:proofErr w:type="spellEnd"/>
-      <w:r>
-        <w:rPr>
-          <w:highlight w:val="yellow"/>
-        </w:rPr>
-        <w:t xml:space="preserve"> GmbH. </w:t>
-      </w:r>
-      <w:proofErr w:type="spellStart"/>
-      <w:r>
-        <w:rPr>
-          <w:highlight w:val="yellow"/>
-        </w:rPr>
-        <w:t>esqlabsR</w:t>
-      </w:r>
-      <w:proofErr w:type="spellEnd"/>
-      <w:r>
-        <w:rPr>
-          <w:highlight w:val="yellow"/>
-        </w:rPr>
-        <w:t>: R package version X.Y.Z; 2025. https://github.com/esqLABS/esqlabsR (</w:t>
-      </w:r>
-      <w:proofErr w:type="gramStart"/>
-      <w:r>
-        <w:rPr>
-          <w:highlight w:val="yellow"/>
-        </w:rPr>
-        <w:t>accessed )</w:t>
-      </w:r>
-      <w:proofErr w:type="gramEnd"/>
-      <w:r>
-        <w:rPr>
-          <w:highlight w:val="yellow"/>
-        </w:rPr>
-        <w:t xml:space="preserve">. Open Systems Pharmacology. </w:t>
-      </w:r>
-      <w:proofErr w:type="spellStart"/>
-      <w:r>
-        <w:rPr>
-          <w:highlight w:val="yellow"/>
-        </w:rPr>
-        <w:t>ospsuite</w:t>
-      </w:r>
-      <w:proofErr w:type="spellEnd"/>
-      <w:r>
-        <w:rPr>
-          <w:highlight w:val="yellow"/>
-        </w:rPr>
-        <w:t>: R package version X.Y.Z; 2025. https://github.com/Open-Systems-Pharmacology/OSPSuite-R (</w:t>
-      </w:r>
-      <w:proofErr w:type="gramStart"/>
-      <w:r>
-        <w:rPr>
-          <w:highlight w:val="yellow"/>
-        </w:rPr>
-        <w:t>accessed )</w:t>
-      </w:r>
-      <w:proofErr w:type="gramEnd"/>
-      <w:r>
-        <w:rPr>
-          <w:highlight w:val="yellow"/>
-        </w:rPr>
-        <w:t>.</w:t>
-      </w:r>
-    </w:p>
-    <w:p>
-      <w:r>
-        <w:t xml:space="preserve">22. Deng R, Iyer S, Theil F, Mortensen DL, Fielder PJ, Prabhu S. Projecting human pharmacokinetics of therapeutic antibodies from nonclinical data. </w:t>
-      </w:r>
-      <w:proofErr w:type="spellStart"/>
-      <w:r>
-        <w:t>mAbs</w:t>
-      </w:r>
-      <w:proofErr w:type="spellEnd"/>
-      <w:r>
-        <w:t>. 2011;3(1):61-66. doi:10.4161/mabs.3.1.13799.</w:t>
-      </w:r>
-    </w:p>
-    <w:p>
-      <w:r>
-        <w:t>23. Dong J, Salinger DH, Endres CJ, Gibbs JP, Hsu C, Stouch B, et al. Quantitative Prediction of Human Pharmacokinetics for Monoclonal Antibodies. Clinical Pharmacokinetics. 2011;50(2):131-142. doi:10.2165/11537430-000000000-00000.</w:t>
-      </w:r>
-    </w:p>
-    <w:p>
-      <w:r>
-        <w:t xml:space="preserve">24. Chapman K, Holzgrefe HH, Black LE, Brown MJ, Chellman GJ, Copeman C, et al. </w:t>
-      </w:r>
-      <w:proofErr w:type="gramStart"/>
-      <w:r>
-        <w:t>Pharmaceutical</w:t>
-      </w:r>
-      <w:proofErr w:type="gramEnd"/>
-      <w:r>
-        <w:t xml:space="preserve"> toxicology: Designing studies to reduce animal use, while maximizing human translation. Regulatory Toxicology and Pharmacology. 2013;66(1):88-103. </w:t>
-      </w:r>
-      <w:proofErr w:type="gramStart"/>
-      <w:r>
-        <w:t>doi:10.1016/j.yrtph</w:t>
-      </w:r>
-      <w:proofErr w:type="gramEnd"/>
-      <w:r>
-        <w:t>.2013.03.001.</w:t>
-      </w:r>
-    </w:p>
-    <w:p>
-      <w:r>
-        <w:rPr>
-          <w:highlight w:val="yellow"/>
-        </w:rPr>
-        <w:t xml:space="preserve">25. PLACEHOLDER: published meta-analysis of FcRn-IgG binding affinity used for the common model-based FcRn KD. Please provide the citation (a commonly used source is </w:t>
-      </w:r>
-      <w:proofErr w:type="spellStart"/>
-      <w:r>
-        <w:rPr>
-          <w:highlight w:val="yellow"/>
-        </w:rPr>
-        <w:t>Abdiche</w:t>
-      </w:r>
-      <w:proofErr w:type="spellEnd"/>
-      <w:r>
-        <w:rPr>
-          <w:highlight w:val="yellow"/>
-        </w:rPr>
-        <w:t xml:space="preserve"> YN, et al. </w:t>
-      </w:r>
-      <w:proofErr w:type="spellStart"/>
-      <w:r>
-        <w:rPr>
-          <w:highlight w:val="yellow"/>
-        </w:rPr>
-        <w:t>mAbs</w:t>
-      </w:r>
-      <w:proofErr w:type="spellEnd"/>
-      <w:r>
-        <w:rPr>
-          <w:highlight w:val="yellow"/>
-        </w:rPr>
-        <w:t>. 2015;7(2):331-343).</w:t>
-      </w:r>
-    </w:p>
+        <w:t>Nagayasu</w:t>
+      </w:r>
+      <w:proofErr w:type="spellEnd"/>
+      <w:r>
+        <w:t xml:space="preserve"> M, Ozeki K. Combination of Cassette-Dosing and Microsampling for Reduced Animal Usage for Antibody Pharmacokinetics in Cynomolgus Monkeys, Wild-Type Mice, and Human FcRn Transgenic Mice. </w:t>
+      </w:r>
+      <w:r>
+        <w:rPr>
+          <w:i/>
+          <w:iCs/>
+        </w:rPr>
+        <w:t>Pharmaceutical Research</w:t>
+      </w:r>
+      <w:r>
+        <w:t>. 2021;38(4):583–592. doi:10.1007/s11095-021-03028-6.</w:t>
+      </w:r>
+    </w:p>
+    <w:p/>
     <w:p>
       <w:pPr>
         <w:jc w:val="left"/>
@@ -1455,6 +2061,7 @@
         </w:rPr>
       </w:pPr>
       <w:r>
+        <w:lastRenderedPageBreak/>
         <w:br w:type="page"/>
       </w:r>
     </w:p>
@@ -1501,14 +2108,7 @@
           <w:b/>
           <w:bCs/>
         </w:rPr>
-        <w:t>, (B)</w:t>
-      </w:r>
-      <w:r>
-        <w:rPr>
-          <w:b/>
-          <w:bCs/>
-        </w:rPr>
-        <w:t xml:space="preserve"> Observed and predicted human plasma concentration-time profiles from monkey-to-human translation of the top-down QSS TMDD approach.</w:t>
+        <w:t>, (B) Observed and predicted human plasma concentration-time profiles from monkey-to-human translation of the top-down QSS TMDD approach.</w:t>
       </w:r>
     </w:p>
     <w:p>
@@ -1532,7 +2132,7 @@
           <w:noProof/>
         </w:rPr>
         <w:drawing>
-          <wp:inline distT="0" distB="0" distL="0" distR="0" wp14:anchorId="7D939129" wp14:editId="27E5183F">
+          <wp:inline distT="0" distB="0" distL="0" distR="0" wp14:anchorId="7D939129" wp14:editId="6F75A8C2">
             <wp:extent cx="6610350" cy="4131469"/>
             <wp:effectExtent l="0" t="0" r="0" b="0"/>
             <wp:docPr id="1032206752" name="Picture 1"/>
@@ -1547,7 +2147,7 @@
                     <pic:cNvPicPr/>
                   </pic:nvPicPr>
                   <pic:blipFill rotWithShape="1">
-                    <a:blip r:embed="rId6" cstate="print">
+                    <a:blip r:embed="rId7" cstate="print">
                       <a:extLst>
                         <a:ext uri="{28A0092B-C50C-407E-A947-70E740481C1C}">
                           <a14:useLocalDpi xmlns:a14="http://schemas.microsoft.com/office/drawing/2010/main" val="0"/>
@@ -1630,7 +2230,7 @@
           <w:noProof/>
         </w:rPr>
         <w:drawing>
-          <wp:inline distT="0" distB="0" distL="0" distR="0" wp14:anchorId="5A7407DE" wp14:editId="62BA809E">
+          <wp:inline distT="0" distB="0" distL="0" distR="0" wp14:anchorId="5A7407DE" wp14:editId="4ED8D524">
             <wp:extent cx="6661150" cy="4156102"/>
             <wp:effectExtent l="0" t="0" r="0" b="0"/>
             <wp:docPr id="20681859" name="Picture 2"/>
@@ -1645,7 +2245,7 @@
                     <pic:cNvPicPr/>
                   </pic:nvPicPr>
                   <pic:blipFill rotWithShape="1">
-                    <a:blip r:embed="rId7" cstate="print">
+                    <a:blip r:embed="rId8" cstate="print">
                       <a:extLst>
                         <a:ext uri="{28A0092B-C50C-407E-A947-70E740481C1C}">
                           <a14:useLocalDpi xmlns:a14="http://schemas.microsoft.com/office/drawing/2010/main" val="0"/>
@@ -1715,70 +2315,23 @@
           <w:bCs/>
         </w:rPr>
         <w:lastRenderedPageBreak/>
-        <w:t xml:space="preserve">Figure </w:t>
-      </w:r>
-      <w:r>
-        <w:rPr>
-          <w:b/>
-          <w:bCs/>
-        </w:rPr>
-        <w:t>3</w:t>
-      </w:r>
-      <w:r>
-        <w:rPr>
-          <w:b/>
-          <w:bCs/>
-        </w:rPr>
-        <w:t xml:space="preserve">. </w:t>
-      </w:r>
-      <w:r>
-        <w:rPr>
-          <w:b/>
-          <w:bCs/>
-        </w:rPr>
-        <w:t>F</w:t>
-      </w:r>
-      <w:r>
-        <w:rPr>
-          <w:b/>
-          <w:bCs/>
-        </w:rPr>
-        <w:t xml:space="preserve">old-error comparison for human terminal clearance, AUC0-28d, and </w:t>
-      </w:r>
-      <w:proofErr w:type="spellStart"/>
-      <w:r>
-        <w:rPr>
-          <w:b/>
-          <w:bCs/>
-        </w:rPr>
-        <w:t>Cmax</w:t>
-      </w:r>
-      <w:proofErr w:type="spellEnd"/>
-      <w:r>
-        <w:rPr>
-          <w:b/>
-          <w:bCs/>
-        </w:rPr>
-        <w:t xml:space="preserve"> predicted using “a priori” PBPK and monkey-fitted top-down TMDD translation.</w:t>
-      </w:r>
-      <w:r>
-        <w:t xml:space="preserve"> (A) Terminal clearance, representing nonlinear target-mediated elimination; (B) AUC0-28d and (C) </w:t>
-      </w:r>
-      <w:proofErr w:type="spellStart"/>
-      <w:r>
-        <w:t>Cmax</w:t>
-      </w:r>
-      <w:proofErr w:type="spellEnd"/>
-      <w:r>
-        <w:t>, representing the predominantly linear elimination component. Fold error equals predicted divided by observed; bars extend from 1 on a base-2 logarithmic scale, and the shaded region and dashed lines indicate the 0.5- to 2-fold interval.</w:t>
-      </w:r>
-    </w:p>
-    <w:p>
-      <w:r>
-        <w:rPr>
-          <w:b/>
-        </w:rPr>
-        <w:t>(A) Human terminal clearance</w:t>
+        <w:t>Figure 2. Fold-error comparison for human terminal clearance, AUC0-28d, and Cmax predicted using “a priori” PBPK and monkey-fitted top-down TMDD translation.</w:t>
+      </w:r>
+      <w:r>
+        <w:t xml:space="preserve"> (A) Terminal clearance, representing nonlinear target-mediated elimination; (B) AUC0-28d and (C) Cmax, representing the predominantly linear elimination component. Fold error equals predicted divided by observed; bars extend from 1 on a base-2 logarithmic scale, and the shaded region and dashed lines indicate the 0.5- to 2-fold interval.</w:t>
+      </w:r>
+    </w:p>
+    <w:p>
+      <w:pPr>
+        <w:rPr>
+          <w:b/>
+        </w:rPr>
+      </w:pPr>
+      <w:r>
+        <w:rPr>
+          <w:b/>
+        </w:rPr>
+        <w:t>(A)</w:t>
       </w:r>
     </w:p>
     <w:p>
@@ -1793,10 +2346,10 @@
           <w:noProof/>
         </w:rPr>
         <w:drawing>
-          <wp:inline distT="0" distB="0" distL="0" distR="0" wp14:anchorId="668A8A9F" wp14:editId="3DEA3771">
-            <wp:extent cx="6578856" cy="5168900"/>
+          <wp:inline distT="0" distB="0" distL="0" distR="0" wp14:anchorId="5E6652F9" wp14:editId="79186B54">
+            <wp:extent cx="6622499" cy="4936490"/>
             <wp:effectExtent l="0" t="0" r="0" b="0"/>
-            <wp:docPr id="1129315363" name="Picture 3"/>
+            <wp:docPr id="628690309" name="Picture 1"/>
             <wp:cNvGraphicFramePr>
               <a:graphicFrameLocks xmlns:a="http://schemas.openxmlformats.org/drawingml/2006/main" noChangeAspect="1"/>
             </wp:cNvGraphicFramePr>
@@ -1804,17 +2357,344 @@
               <a:graphicData uri="http://schemas.openxmlformats.org/drawingml/2006/picture">
                 <pic:pic xmlns:pic="http://schemas.openxmlformats.org/drawingml/2006/picture">
                   <pic:nvPicPr>
-                    <pic:cNvPr id="1129315363" name="Picture 1129315363"/>
+                    <pic:cNvPr id="628690309" name="Picture 628690309"/>
                     <pic:cNvPicPr/>
                   </pic:nvPicPr>
-                  <pic:blipFill>
-                    <a:blip r:embed="rId8" cstate="print">
+                  <pic:blipFill rotWithShape="1">
+                    <a:blip r:embed="rId9" cstate="print">
                       <a:extLst>
                         <a:ext uri="{28A0092B-C50C-407E-A947-70E740481C1C}">
                           <a14:useLocalDpi xmlns:a14="http://schemas.microsoft.com/office/drawing/2010/main" val="0"/>
                         </a:ext>
                       </a:extLst>
                     </a:blip>
+                    <a:srcRect t="5126"/>
+                    <a:stretch>
+                      <a:fillRect/>
+                    </a:stretch>
+                  </pic:blipFill>
+                  <pic:spPr bwMode="auto">
+                    <a:xfrm>
+                      <a:off x="0" y="0"/>
+                      <a:ext cx="6629199" cy="4941484"/>
+                    </a:xfrm>
+                    <a:prstGeom prst="rect">
+                      <a:avLst/>
+                    </a:prstGeom>
+                    <a:ln>
+                      <a:noFill/>
+                    </a:ln>
+                    <a:extLst>
+                      <a:ext uri="{53640926-AAD7-44D8-BBD7-CCE9431645EC}">
+                        <a14:shadowObscured xmlns:a14="http://schemas.microsoft.com/office/drawing/2010/main"/>
+                      </a:ext>
+                    </a:extLst>
+                  </pic:spPr>
+                </pic:pic>
+              </a:graphicData>
+            </a:graphic>
+          </wp:inline>
+        </w:drawing>
+      </w:r>
+    </w:p>
+    <w:p>
+      <w:pPr>
+        <w:spacing w:after="0" w:line="240" w:lineRule="auto"/>
+        <w:jc w:val="left"/>
+        <w:rPr>
+          <w:b/>
+          <w:bCs/>
+        </w:rPr>
+      </w:pPr>
+      <w:r>
+        <w:rPr>
+          <w:b/>
+          <w:bCs/>
+        </w:rPr>
+        <w:br w:type="page"/>
+      </w:r>
+    </w:p>
+    <w:p>
+      <w:pPr>
+        <w:rPr>
+          <w:b/>
+          <w:bCs/>
+        </w:rPr>
+      </w:pPr>
+      <w:r>
+        <w:rPr>
+          <w:b/>
+          <w:bCs/>
+        </w:rPr>
+        <w:lastRenderedPageBreak/>
+        <w:t>(B)</w:t>
+      </w:r>
+    </w:p>
+    <w:p>
+      <w:pPr>
+        <w:rPr>
+          <w:b/>
+          <w:bCs/>
+        </w:rPr>
+      </w:pPr>
+      <w:r>
+        <w:rPr>
+          <w:b/>
+          <w:bCs/>
+          <w:noProof/>
+        </w:rPr>
+        <w:drawing>
+          <wp:inline distT="0" distB="0" distL="0" distR="0" wp14:anchorId="117DA9D6" wp14:editId="2EDA717D">
+            <wp:extent cx="6559459" cy="4861560"/>
+            <wp:effectExtent l="0" t="0" r="0" b="0"/>
+            <wp:docPr id="907702278" name="Picture 2"/>
+            <wp:cNvGraphicFramePr>
+              <a:graphicFrameLocks xmlns:a="http://schemas.openxmlformats.org/drawingml/2006/main" noChangeAspect="1"/>
+            </wp:cNvGraphicFramePr>
+            <a:graphic xmlns:a="http://schemas.openxmlformats.org/drawingml/2006/main">
+              <a:graphicData uri="http://schemas.openxmlformats.org/drawingml/2006/picture">
+                <pic:pic xmlns:pic="http://schemas.openxmlformats.org/drawingml/2006/picture">
+                  <pic:nvPicPr>
+                    <pic:cNvPr id="907702278" name="Picture 907702278"/>
+                    <pic:cNvPicPr/>
+                  </pic:nvPicPr>
+                  <pic:blipFill rotWithShape="1">
+                    <a:blip r:embed="rId10" cstate="print">
+                      <a:extLst>
+                        <a:ext uri="{28A0092B-C50C-407E-A947-70E740481C1C}">
+                          <a14:useLocalDpi xmlns:a14="http://schemas.microsoft.com/office/drawing/2010/main" val="0"/>
+                        </a:ext>
+                      </a:extLst>
+                    </a:blip>
+                    <a:srcRect t="5667"/>
+                    <a:stretch>
+                      <a:fillRect/>
+                    </a:stretch>
+                  </pic:blipFill>
+                  <pic:spPr bwMode="auto">
+                    <a:xfrm>
+                      <a:off x="0" y="0"/>
+                      <a:ext cx="6566865" cy="4867049"/>
+                    </a:xfrm>
+                    <a:prstGeom prst="rect">
+                      <a:avLst/>
+                    </a:prstGeom>
+                    <a:ln>
+                      <a:noFill/>
+                    </a:ln>
+                    <a:extLst>
+                      <a:ext uri="{53640926-AAD7-44D8-BBD7-CCE9431645EC}">
+                        <a14:shadowObscured xmlns:a14="http://schemas.microsoft.com/office/drawing/2010/main"/>
+                      </a:ext>
+                    </a:extLst>
+                  </pic:spPr>
+                </pic:pic>
+              </a:graphicData>
+            </a:graphic>
+          </wp:inline>
+        </w:drawing>
+      </w:r>
+    </w:p>
+    <w:p>
+      <w:pPr>
+        <w:spacing w:after="0" w:line="240" w:lineRule="auto"/>
+        <w:jc w:val="left"/>
+        <w:rPr>
+          <w:b/>
+          <w:bCs/>
+        </w:rPr>
+      </w:pPr>
+      <w:r>
+        <w:rPr>
+          <w:b/>
+          <w:bCs/>
+        </w:rPr>
+        <w:br w:type="page"/>
+      </w:r>
+    </w:p>
+    <w:p>
+      <w:pPr>
+        <w:rPr>
+          <w:b/>
+          <w:bCs/>
+        </w:rPr>
+      </w:pPr>
+      <w:r>
+        <w:rPr>
+          <w:b/>
+          <w:bCs/>
+        </w:rPr>
+        <w:lastRenderedPageBreak/>
+        <w:t>(C)</w:t>
+      </w:r>
+    </w:p>
+    <w:p>
+      <w:pPr>
+        <w:rPr>
+          <w:b/>
+          <w:bCs/>
+        </w:rPr>
+      </w:pPr>
+      <w:r>
+        <w:rPr>
+          <w:b/>
+          <w:bCs/>
+          <w:noProof/>
+        </w:rPr>
+        <w:drawing>
+          <wp:inline distT="0" distB="0" distL="0" distR="0" wp14:anchorId="3348C097" wp14:editId="03EADF6F">
+            <wp:extent cx="6616033" cy="4906010"/>
+            <wp:effectExtent l="0" t="0" r="0" b="0"/>
+            <wp:docPr id="1809474751" name="Picture 3"/>
+            <wp:cNvGraphicFramePr>
+              <a:graphicFrameLocks xmlns:a="http://schemas.openxmlformats.org/drawingml/2006/main" noChangeAspect="1"/>
+            </wp:cNvGraphicFramePr>
+            <a:graphic xmlns:a="http://schemas.openxmlformats.org/drawingml/2006/main">
+              <a:graphicData uri="http://schemas.openxmlformats.org/drawingml/2006/picture">
+                <pic:pic xmlns:pic="http://schemas.openxmlformats.org/drawingml/2006/picture">
+                  <pic:nvPicPr>
+                    <pic:cNvPr id="1809474751" name="Picture 1809474751"/>
+                    <pic:cNvPicPr/>
+                  </pic:nvPicPr>
+                  <pic:blipFill rotWithShape="1">
+                    <a:blip r:embed="rId11" cstate="print">
+                      <a:extLst>
+                        <a:ext uri="{28A0092B-C50C-407E-A947-70E740481C1C}">
+                          <a14:useLocalDpi xmlns:a14="http://schemas.microsoft.com/office/drawing/2010/main" val="0"/>
+                        </a:ext>
+                      </a:extLst>
+                    </a:blip>
+                    <a:srcRect t="5619"/>
+                    <a:stretch>
+                      <a:fillRect/>
+                    </a:stretch>
+                  </pic:blipFill>
+                  <pic:spPr bwMode="auto">
+                    <a:xfrm>
+                      <a:off x="0" y="0"/>
+                      <a:ext cx="6616700" cy="4906505"/>
+                    </a:xfrm>
+                    <a:prstGeom prst="rect">
+                      <a:avLst/>
+                    </a:prstGeom>
+                    <a:ln>
+                      <a:noFill/>
+                    </a:ln>
+                    <a:extLst>
+                      <a:ext uri="{53640926-AAD7-44D8-BBD7-CCE9431645EC}">
+                        <a14:shadowObscured xmlns:a14="http://schemas.microsoft.com/office/drawing/2010/main"/>
+                      </a:ext>
+                    </a:extLst>
+                  </pic:spPr>
+                </pic:pic>
+              </a:graphicData>
+            </a:graphic>
+          </wp:inline>
+        </w:drawing>
+      </w:r>
+    </w:p>
+    <w:p>
+      <w:pPr>
+        <w:spacing w:after="0" w:line="240" w:lineRule="auto"/>
+        <w:jc w:val="left"/>
+        <w:rPr>
+          <w:b/>
+          <w:bCs/>
+        </w:rPr>
+      </w:pPr>
+      <w:r>
+        <w:rPr>
+          <w:b/>
+          <w:bCs/>
+        </w:rPr>
+        <w:br w:type="page"/>
+      </w:r>
+    </w:p>
+    <w:p>
+      <w:pPr>
+        <w:spacing w:after="80"/>
+        <w:rPr>
+          <w:b/>
+          <w:bCs/>
+        </w:rPr>
+      </w:pPr>
+      <w:r>
+        <w:rPr>
+          <w:b/>
+          <w:bCs/>
+        </w:rPr>
+        <w:lastRenderedPageBreak/>
+        <w:t>Figure 3. Reduced Monkey PK Study Designs Fold Error</w:t>
+      </w:r>
+      <w:r>
+        <w:rPr>
+          <w:b/>
+          <w:bCs/>
+        </w:rPr>
+        <w:t>.</w:t>
+      </w:r>
+    </w:p>
+    <w:p>
+      <w:pPr>
+        <w:rPr>
+          <w:b/>
+          <w:bCs/>
+        </w:rPr>
+      </w:pPr>
+    </w:p>
+    <w:p>
+      <w:pPr>
+        <w:spacing w:after="0" w:line="240" w:lineRule="auto"/>
+        <w:jc w:val="left"/>
+        <w:rPr>
+          <w:b/>
+          <w:bCs/>
+        </w:rPr>
+      </w:pPr>
+      <w:r>
+        <w:rPr>
+          <w:b/>
+          <w:bCs/>
+        </w:rPr>
+        <w:br w:type="page"/>
+      </w:r>
+    </w:p>
+    <w:p>
+      <w:r>
+        <w:rPr>
+          <w:b/>
+          <w:bCs/>
+        </w:rPr>
+        <w:lastRenderedPageBreak/>
+        <w:t xml:space="preserve">Figure 4. Proposed “a priori” PBPK workflow for monoclonal antibody PK translation as a NAM. </w:t>
+      </w:r>
+      <w:r>
+        <w:t xml:space="preserve">The conventional workflow relies on multiple monkey PK studies before model-based first-in-human exposure prediction. In the proposed workflow, molecule- and target-specific in vitro data are integrated into “a priori” PBPK models before in vivo PK testing. Then, data from reduced PK studies along with PBPK models can be used to optimize any additional monkey PK studies (only if needed), support human PK/exposure prediction while reducing reliance on empirical preclinical species to human translation. FIH = first-in-human; PBPK = physiologically based pharmacokinetics. Figure generated with GPT-5.5. </w:t>
+      </w:r>
+    </w:p>
+    <w:p>
+      <w:pPr>
+        <w:pStyle w:val="Heading1"/>
+        <w:spacing w:before="0"/>
+      </w:pPr>
+      <w:r>
+        <w:drawing>
+          <wp:inline distT="0" distB="0" distL="0" distR="0" wp14:anchorId="1E740D4F" wp14:editId="360B76BC">
+            <wp:extent cx="6292865" cy="2901710"/>
+            <wp:effectExtent l="0" t="0" r="0" b="0"/>
+            <wp:docPr id="1070078356" name="Picture 1"/>
+            <wp:cNvGraphicFramePr>
+              <a:graphicFrameLocks xmlns:a="http://schemas.openxmlformats.org/drawingml/2006/main" noChangeAspect="1"/>
+            </wp:cNvGraphicFramePr>
+            <a:graphic xmlns:a="http://schemas.openxmlformats.org/drawingml/2006/main">
+              <a:graphicData uri="http://schemas.openxmlformats.org/drawingml/2006/picture">
+                <pic:pic xmlns:pic="http://schemas.openxmlformats.org/drawingml/2006/picture">
+                  <pic:nvPicPr>
+                    <pic:cNvPr id="1070078356" name=""/>
+                    <pic:cNvPicPr/>
+                  </pic:nvPicPr>
+                  <pic:blipFill>
+                    <a:blip r:embed="rId12"/>
                     <a:stretch>
                       <a:fillRect/>
                     </a:stretch>
@@ -1822,11 +2702,14 @@
                   <pic:spPr>
                     <a:xfrm>
                       <a:off x="0" y="0"/>
-                      <a:ext cx="6589446" cy="5177221"/>
+                      <a:ext cx="6354524" cy="2930142"/>
                     </a:xfrm>
                     <a:prstGeom prst="rect">
                       <a:avLst/>
                     </a:prstGeom>
+                    <a:ln>
+                      <a:noFill/>
+                    </a:ln>
                   </pic:spPr>
                 </pic:pic>
               </a:graphicData>
@@ -1840,250 +2723,12 @@
         <w:spacing w:after="0" w:line="240" w:lineRule="auto"/>
         <w:jc w:val="left"/>
         <w:rPr>
-          <w:b/>
-        </w:rPr>
-      </w:pPr>
-      <w:r>
-        <w:rPr>
-          <w:b/>
-        </w:rPr>
-        <w:br w:type="page"/>
-      </w:r>
-    </w:p>
-    <w:p>
-      <w:pPr>
-        <w:rPr>
-          <w:b/>
-        </w:rPr>
-      </w:pPr>
-      <w:r>
-        <w:rPr>
-          <w:b/>
-        </w:rPr>
-        <w:lastRenderedPageBreak/>
-        <w:t>(B) Human AUC0-28d</w:t>
-      </w:r>
-    </w:p>
-    <w:p>
-      <w:r>
-        <w:rPr>
-          <w:noProof/>
-        </w:rPr>
-        <w:drawing>
-          <wp:inline distT="0" distB="0" distL="0" distR="0" wp14:anchorId="2C01A431" wp14:editId="1D2C0C8D">
-            <wp:extent cx="5943600" cy="4669790"/>
-            <wp:effectExtent l="0" t="0" r="0" b="0"/>
-            <wp:docPr id="30157866" name="Picture 4"/>
-            <wp:cNvGraphicFramePr>
-              <a:graphicFrameLocks xmlns:a="http://schemas.openxmlformats.org/drawingml/2006/main" noChangeAspect="1"/>
-            </wp:cNvGraphicFramePr>
-            <a:graphic xmlns:a="http://schemas.openxmlformats.org/drawingml/2006/main">
-              <a:graphicData uri="http://schemas.openxmlformats.org/drawingml/2006/picture">
-                <pic:pic xmlns:pic="http://schemas.openxmlformats.org/drawingml/2006/picture">
-                  <pic:nvPicPr>
-                    <pic:cNvPr id="30157866" name="Picture 30157866"/>
-                    <pic:cNvPicPr/>
-                  </pic:nvPicPr>
-                  <pic:blipFill>
-                    <a:blip r:embed="rId9" cstate="print">
-                      <a:extLst>
-                        <a:ext uri="{28A0092B-C50C-407E-A947-70E740481C1C}">
-                          <a14:useLocalDpi xmlns:a14="http://schemas.microsoft.com/office/drawing/2010/main" val="0"/>
-                        </a:ext>
-                      </a:extLst>
-                    </a:blip>
-                    <a:stretch>
-                      <a:fillRect/>
-                    </a:stretch>
-                  </pic:blipFill>
-                  <pic:spPr>
-                    <a:xfrm>
-                      <a:off x="0" y="0"/>
-                      <a:ext cx="5943600" cy="4669790"/>
-                    </a:xfrm>
-                    <a:prstGeom prst="rect">
-                      <a:avLst/>
-                    </a:prstGeom>
-                  </pic:spPr>
-                </pic:pic>
-              </a:graphicData>
-            </a:graphic>
-          </wp:inline>
-        </w:drawing>
-      </w:r>
-    </w:p>
-    <w:p>
-      <w:pPr>
-        <w:spacing w:after="0" w:line="240" w:lineRule="auto"/>
-        <w:jc w:val="left"/>
-        <w:rPr>
-          <w:b/>
-        </w:rPr>
-      </w:pPr>
-      <w:r>
-        <w:rPr>
-          <w:b/>
-        </w:rPr>
-        <w:br w:type="page"/>
-      </w:r>
-    </w:p>
-    <w:p>
-      <w:pPr>
-        <w:rPr>
-          <w:b/>
-        </w:rPr>
-      </w:pPr>
-      <w:r>
-        <w:rPr>
-          <w:b/>
-        </w:rPr>
-        <w:lastRenderedPageBreak/>
-        <w:t xml:space="preserve">(C) Human </w:t>
-      </w:r>
-      <w:proofErr w:type="spellStart"/>
-      <w:r>
-        <w:rPr>
-          <w:b/>
-        </w:rPr>
-        <w:t>Cmax</w:t>
-      </w:r>
-      <w:proofErr w:type="spellEnd"/>
-    </w:p>
-    <w:p>
-      <w:pPr>
-        <w:rPr>
-          <w:b/>
-        </w:rPr>
-      </w:pPr>
-      <w:r>
-        <w:rPr>
-          <w:b/>
-          <w:bCs/>
-          <w:noProof/>
-        </w:rPr>
-        <w:drawing>
-          <wp:inline distT="0" distB="0" distL="0" distR="0" wp14:anchorId="3B7C373E" wp14:editId="0C5111FF">
-            <wp:extent cx="5358454" cy="4210050"/>
-            <wp:effectExtent l="0" t="0" r="0" b="0"/>
-            <wp:docPr id="779543425" name="Picture 5"/>
-            <wp:cNvGraphicFramePr>
-              <a:graphicFrameLocks xmlns:a="http://schemas.openxmlformats.org/drawingml/2006/main" noChangeAspect="1"/>
-            </wp:cNvGraphicFramePr>
-            <a:graphic xmlns:a="http://schemas.openxmlformats.org/drawingml/2006/main">
-              <a:graphicData uri="http://schemas.openxmlformats.org/drawingml/2006/picture">
-                <pic:pic xmlns:pic="http://schemas.openxmlformats.org/drawingml/2006/picture">
-                  <pic:nvPicPr>
-                    <pic:cNvPr id="779543425" name="Picture 779543425"/>
-                    <pic:cNvPicPr/>
-                  </pic:nvPicPr>
-                  <pic:blipFill>
-                    <a:blip r:embed="rId10" cstate="print">
-                      <a:extLst>
-                        <a:ext uri="{28A0092B-C50C-407E-A947-70E740481C1C}">
-                          <a14:useLocalDpi xmlns:a14="http://schemas.microsoft.com/office/drawing/2010/main" val="0"/>
-                        </a:ext>
-                      </a:extLst>
-                    </a:blip>
-                    <a:stretch>
-                      <a:fillRect/>
-                    </a:stretch>
-                  </pic:blipFill>
-                  <pic:spPr>
-                    <a:xfrm>
-                      <a:off x="0" y="0"/>
-                      <a:ext cx="5361338" cy="4212316"/>
-                    </a:xfrm>
-                    <a:prstGeom prst="rect">
-                      <a:avLst/>
-                    </a:prstGeom>
-                  </pic:spPr>
-                </pic:pic>
-              </a:graphicData>
-            </a:graphic>
-          </wp:inline>
-        </w:drawing>
-      </w:r>
-    </w:p>
-    <w:p>
-      <w:pPr>
-        <w:spacing w:after="0" w:line="240" w:lineRule="auto"/>
-        <w:jc w:val="left"/>
-        <w:rPr>
-          <w:b/>
-          <w:bCs/>
-        </w:rPr>
-      </w:pPr>
-      <w:r>
-        <w:rPr>
-          <w:b/>
-          <w:bCs/>
-        </w:rPr>
-        <w:br w:type="page"/>
-      </w:r>
-    </w:p>
-    <w:p>
-      <w:pPr>
-        <w:rPr>
-          <w:b/>
-          <w:bCs/>
-        </w:rPr>
-      </w:pPr>
-    </w:p>
-    <w:p>
-      <w:pPr>
-        <w:spacing w:after="80"/>
-        <w:rPr>
-          <w:b/>
-          <w:bCs/>
-        </w:rPr>
-      </w:pPr>
-      <w:r>
-        <w:rPr>
-          <w:b/>
-          <w:bCs/>
-        </w:rPr>
-        <w:t>Figure 4. Reduced Monkey PK Study Designs Fold Error</w:t>
-      </w:r>
-    </w:p>
-    <w:p>
-      <w:pPr>
-        <w:rPr>
-          <w:b/>
-          <w:bCs/>
-        </w:rPr>
-      </w:pPr>
-    </w:p>
-    <w:p>
-      <w:r>
-        <w:rPr>
-          <w:b/>
-          <w:bCs/>
-        </w:rPr>
-        <w:t xml:space="preserve">Figure 5. Proposed “a priori” PBPK workflow for monoclonal antibody PK translation as a NAM. </w:t>
-      </w:r>
-      <w:r>
-        <w:t xml:space="preserve">The conventional workflow relies on multiple monkey PK studies before model-based first-in-human exposure prediction. In the proposed workflow, molecule- and target-specific in vitro data are integrated into “a priori” PBPK models before in vivo PK testing. Then, data from reduced PK studies along with PBPK models can be used to optimize any additional monkey PK studies (only if needed), support human PK/exposure prediction while reducing reliance on empirical preclinical species to human translation. FIH = first-in-human; PBPK = physiologically based pharmacokinetics. Figure generated with GPT-5.5. </w:t>
-      </w:r>
-    </w:p>
-    <w:p>
-      <w:pPr>
-        <w:rPr>
           <w:rFonts w:asciiTheme="majorHAnsi" w:eastAsiaTheme="majorEastAsia" w:hAnsiTheme="majorHAnsi" w:cstheme="majorBidi"/>
           <w:b/>
           <w:sz w:val="40"/>
           <w:szCs w:val="40"/>
         </w:rPr>
       </w:pPr>
-    </w:p>
-    <w:p>
-      <w:pPr>
-        <w:rPr>
-          <w:rFonts w:asciiTheme="majorHAnsi" w:eastAsiaTheme="majorEastAsia" w:hAnsiTheme="majorHAnsi" w:cstheme="majorBidi"/>
-          <w:b/>
-          <w:sz w:val="40"/>
-          <w:szCs w:val="40"/>
-        </w:rPr>
-      </w:pPr>
       <w:r>
         <w:br w:type="page"/>
       </w:r>
@@ -2100,18 +2745,68 @@
     </w:p>
     <w:p>
       <w:r>
-        <w:t>Supplementary Material S1. Observed and predicted monkey plasma concentration-time profiles for (A) the “a priori” PBPK approach and (B) the top-down QSS TMDD approach. Provided in S1.docx.</w:t>
-      </w:r>
-    </w:p>
-    <w:p>
-      <w:r>
+        <w:rPr>
+          <w:b/>
+          <w:bCs/>
+        </w:rPr>
+        <w:t>Supplementary Material S1</w:t>
+      </w:r>
+      <w:r>
+        <w:rPr>
+          <w:b/>
+          <w:bCs/>
+        </w:rPr>
+        <w:t xml:space="preserve">. </w:t>
+      </w:r>
+      <w:r>
+        <w:t xml:space="preserve">(S1.1) </w:t>
+      </w:r>
+      <w:r>
+        <w:t>Observed and predicted monkey plasma concentration-time profiles for the “a priori” PBPK approach</w:t>
+      </w:r>
+      <w:r>
+        <w:t>, and</w:t>
+      </w:r>
+      <w:r>
+        <w:t xml:space="preserve"> (B) the top-down QSS TMDD approach</w:t>
+      </w:r>
+      <w:r>
+        <w:t xml:space="preserve">, (S1.2) </w:t>
+      </w:r>
+      <w:r>
+        <w:t>Fold-error comparison for monkey terminal clearance, AUC0-28d, and Cmax predicted using “a priori” PBPK and monkey-fitted top-down TMDD translation</w:t>
+      </w:r>
+      <w:r>
+        <w:t xml:space="preserve">, (S1.3) </w:t>
+      </w:r>
+      <w:r>
+        <w:t>Parameters Used in A Priori and Top-Down Simulations</w:t>
+      </w:r>
+    </w:p>
+    <w:p>
+      <w:r>
+        <w:rPr>
+          <w:b/>
+          <w:bCs/>
+        </w:rPr>
         <w:t xml:space="preserve">Supplementary Material </w:t>
       </w:r>
       <w:r>
+        <w:rPr>
+          <w:b/>
+          <w:bCs/>
+        </w:rPr>
         <w:t>2</w:t>
       </w:r>
       <w:r>
-        <w:t xml:space="preserve">. </w:t>
+        <w:rPr>
+          <w:b/>
+          <w:bCs/>
+        </w:rPr>
+        <w:t>.</w:t>
+      </w:r>
+      <w:r>
+        <w:t xml:space="preserve"> </w:t>
       </w:r>
       <w:proofErr w:type="spellStart"/>
       <w:r>
@@ -2119,9 +2814,15 @@
       </w:r>
       <w:proofErr w:type="spellEnd"/>
       <w:r>
-        <w:t xml:space="preserve"> link to full project: </w:t>
-      </w:r>
-      <w:hyperlink r:id="rId11">
+        <w:t xml:space="preserve"> link to full project</w:t>
+      </w:r>
+      <w:r>
+        <w:t xml:space="preserve"> codes</w:t>
+      </w:r>
+      <w:r>
+        <w:t xml:space="preserve">: </w:t>
+      </w:r>
+      <w:hyperlink r:id="rId13">
         <w:r>
           <w:rPr>
             <w:rStyle w:val="Hyperlink"/>
@@ -2159,12 +2860,12 @@
       </w:r>
     </w:p>
     <w:sectPr>
-      <w:headerReference w:type="even" r:id="rId12"/>
-      <w:headerReference w:type="default" r:id="rId13"/>
-      <w:footerReference w:type="even" r:id="rId14"/>
-      <w:footerReference w:type="default" r:id="rId15"/>
-      <w:headerReference w:type="first" r:id="rId16"/>
-      <w:footerReference w:type="first" r:id="rId17"/>
+      <w:headerReference w:type="even" r:id="rId14"/>
+      <w:headerReference w:type="default" r:id="rId15"/>
+      <w:footerReference w:type="even" r:id="rId16"/>
+      <w:footerReference w:type="default" r:id="rId17"/>
+      <w:headerReference w:type="first" r:id="rId18"/>
+      <w:footerReference w:type="first" r:id="rId19"/>
       <w:pgSz w:w="12240" w:h="15840"/>
       <w:pgMar w:top="1440" w:right="1440" w:bottom="1440" w:left="1440" w:header="0" w:footer="0" w:gutter="0"/>
       <w:cols w:space="720"/>
@@ -2176,7 +2877,7 @@
 </file>
 
 <file path=word/endnotes.xml><?xml version="1.0" encoding="utf-8"?>
-<w:endnotes xmlns:wpc="http://schemas.microsoft.com/office/word/2010/wordprocessingCanvas" xmlns:cx="http://schemas.microsoft.com/office/drawing/2014/chartex" xmlns:cx1="http://schemas.microsoft.com/office/drawing/2015/9/8/chartex" xmlns:cx2="http://schemas.microsoft.com/office/drawing/2015/10/21/chartex" xmlns:cx3="http://schemas.microsoft.com/office/drawing/2016/5/9/chartex" xmlns:cx4="http://schemas.microsoft.com/office/drawing/2016/5/10/chartex" xmlns:cx5="http://schemas.microsoft.com/office/drawing/2016/5/11/chartex" xmlns:cx6="http://schemas.microsoft.com/office/drawing/2016/5/12/chartex" xmlns:cx7="http://schemas.microsoft.com/office/drawing/2016/5/13/chartex" xmlns:cx8="http://schemas.microsoft.com/office/drawing/2016/5/14/chartex" xmlns:mc="http://schemas.openxmlformats.org/markup-compatibility/2006" xmlns:aink="http://schemas.microsoft.com/office/drawing/2016/ink" xmlns:am3d="http://schemas.microsoft.com/office/drawing/2017/model3d" xmlns:o="urn:schemas-microsoft-com:office:office" xmlns:oel="http://schemas.microsoft.com/office/2019/extlst" xmlns:r="http://schemas.openxmlformats.org/officeDocument/2006/relationships" xmlns:m="http://schemas.openxmlformats.org/officeDocument/2006/math" xmlns:v="urn:schemas-microsoft-com:vml" xmlns:wp14="http://schemas.microsoft.com/office/word/2010/wordprocessingDrawing" xmlns:wp="http://schemas.openxmlformats.org/drawingml/2006/wordprocessingDrawing" xmlns:w10="urn:schemas-microsoft-com:office:word" xmlns:w="http://schemas.openxmlformats.org/wordprocessingml/2006/main" xmlns:w14="http://schemas.microsoft.com/office/word/2010/wordml" xmlns:w15="http://schemas.microsoft.com/office/word/2012/wordml" xmlns:w16cex="http://schemas.microsoft.com/office/word/2018/wordml/cex" xmlns:w16cid="http://schemas.microsoft.com/office/word/2016/wordml/cid" xmlns:w16="http://schemas.microsoft.com/office/word/2018/wordml" xmlns:w16du="http://schemas.microsoft.com/office/word/2023/wordml/word16du" xmlns:w16sdtdh="http://schemas.microsoft.com/office/word/2020/wordml/sdtdatahash" xmlns:w16sdtfl="http://schemas.microsoft.com/office/word/2024/wordml/sdtformatlock" xmlns:w16se="http://schemas.microsoft.com/office/word/2015/wordml/symex" xmlns:wpg="http://schemas.microsoft.com/office/word/2010/wordprocessingGroup" xmlns:wpi="http://schemas.microsoft.com/office/word/2010/wordprocessingInk" xmlns:wne="http://schemas.microsoft.com/office/word/2006/wordml" xmlns:wps="http://schemas.microsoft.com/office/word/2010/wordprocessingShape" mc:Ignorable="w14 w15 w16se w16cid w16 w16cex w16sdtdh w16sdtfl w16du wp14">
+<w:endnotes xmlns:wpc="http://schemas.microsoft.com/office/word/2010/wordprocessingCanvas" xmlns:cx="http://schemas.microsoft.com/office/drawing/2014/chartex" xmlns:cx1="http://schemas.microsoft.com/office/drawing/2015/9/8/chartex" xmlns:cx2="http://schemas.microsoft.com/office/drawing/2015/10/21/chartex" xmlns:cx3="http://schemas.microsoft.com/office/drawing/2016/5/9/chartex" xmlns:cx4="http://schemas.microsoft.com/office/drawing/2016/5/10/chartex" xmlns:cx5="http://schemas.microsoft.com/office/drawing/2016/5/11/chartex" xmlns:cx6="http://schemas.microsoft.com/office/drawing/2016/5/12/chartex" xmlns:cx7="http://schemas.microsoft.com/office/drawing/2016/5/13/chartex" xmlns:cx8="http://schemas.microsoft.com/office/drawing/2016/5/14/chartex" xmlns:mc="http://schemas.openxmlformats.org/markup-compatibility/2006" xmlns:aink="http://schemas.microsoft.com/office/drawing/2016/ink" xmlns:am3d="http://schemas.microsoft.com/office/drawing/2017/model3d" xmlns:o="urn:schemas-microsoft-com:office:office" xmlns:oel="http://schemas.microsoft.com/office/2019/extlst" xmlns:r="http://schemas.openxmlformats.org/officeDocument/2006/relationships" xmlns:m="http://schemas.openxmlformats.org/officeDocument/2006/math" xmlns:v="urn:schemas-microsoft-com:vml" xmlns:wp14="http://schemas.microsoft.com/office/word/2010/wordprocessingDrawing" xmlns:wp="http://schemas.openxmlformats.org/drawingml/2006/wordprocessingDrawing" xmlns:w10="urn:schemas-microsoft-com:office:word" xmlns:w="http://schemas.openxmlformats.org/wordprocessingml/2006/main" xmlns:w14="http://schemas.microsoft.com/office/word/2010/wordml" xmlns:w15="http://schemas.microsoft.com/office/word/2012/wordml" xmlns:w16cei="http://schemas.microsoft.com/office/word/2026/wordml/cei" xmlns:w16cex="http://schemas.microsoft.com/office/word/2018/wordml/cex" xmlns:w16cid="http://schemas.microsoft.com/office/word/2016/wordml/cid" xmlns:w16="http://schemas.microsoft.com/office/word/2018/wordml" xmlns:w16du="http://schemas.microsoft.com/office/word/2023/wordml/word16du" xmlns:w16sdtdh="http://schemas.microsoft.com/office/word/2020/wordml/sdtdatahash" xmlns:w16sdtfl="http://schemas.microsoft.com/office/word/2024/wordml/sdtformatlock" xmlns:w16se="http://schemas.microsoft.com/office/word/2015/wordml/symex" xmlns:wpg="http://schemas.microsoft.com/office/word/2010/wordprocessingGroup" xmlns:wpi="http://schemas.microsoft.com/office/word/2010/wordprocessingInk" xmlns:wne="http://schemas.microsoft.com/office/word/2006/wordml" xmlns:wps="http://schemas.microsoft.com/office/word/2010/wordprocessingShape" mc:Ignorable="w14 w15 w16se w16cid w16 w16cex w16sdtdh w16sdtfl w16du wp14">
   <w:endnote w:type="separator" w:id="-1">
     <w:p>
       <w:pPr>
@@ -2201,7 +2902,7 @@
 </file>
 
 <file path=word/footer1.xml><?xml version="1.0" encoding="utf-8"?>
-<w:ftr xmlns:wpc="http://schemas.microsoft.com/office/word/2010/wordprocessingCanvas" xmlns:cx="http://schemas.microsoft.com/office/drawing/2014/chartex" xmlns:cx1="http://schemas.microsoft.com/office/drawing/2015/9/8/chartex" xmlns:cx2="http://schemas.microsoft.com/office/drawing/2015/10/21/chartex" xmlns:cx3="http://schemas.microsoft.com/office/drawing/2016/5/9/chartex" xmlns:cx4="http://schemas.microsoft.com/office/drawing/2016/5/10/chartex" xmlns:cx5="http://schemas.microsoft.com/office/drawing/2016/5/11/chartex" xmlns:cx6="http://schemas.microsoft.com/office/drawing/2016/5/12/chartex" xmlns:cx7="http://schemas.microsoft.com/office/drawing/2016/5/13/chartex" xmlns:cx8="http://schemas.microsoft.com/office/drawing/2016/5/14/chartex" xmlns:mc="http://schemas.openxmlformats.org/markup-compatibility/2006" xmlns:aink="http://schemas.microsoft.com/office/drawing/2016/ink" xmlns:am3d="http://schemas.microsoft.com/office/drawing/2017/model3d" xmlns:o="urn:schemas-microsoft-com:office:office" xmlns:oel="http://schemas.microsoft.com/office/2019/extlst" xmlns:r="http://schemas.openxmlformats.org/officeDocument/2006/relationships" xmlns:m="http://schemas.openxmlformats.org/officeDocument/2006/math" xmlns:v="urn:schemas-microsoft-com:vml" xmlns:wp14="http://schemas.microsoft.com/office/word/2010/wordprocessingDrawing" xmlns:wp="http://schemas.openxmlformats.org/drawingml/2006/wordprocessingDrawing" xmlns:w10="urn:schemas-microsoft-com:office:word" xmlns:w="http://schemas.openxmlformats.org/wordprocessingml/2006/main" xmlns:w14="http://schemas.microsoft.com/office/word/2010/wordml" xmlns:w15="http://schemas.microsoft.com/office/word/2012/wordml" xmlns:w16cex="http://schemas.microsoft.com/office/word/2018/wordml/cex" xmlns:w16cid="http://schemas.microsoft.com/office/word/2016/wordml/cid" xmlns:w16="http://schemas.microsoft.com/office/word/2018/wordml" xmlns:w16du="http://schemas.microsoft.com/office/word/2023/wordml/word16du" xmlns:w16sdtdh="http://schemas.microsoft.com/office/word/2020/wordml/sdtdatahash" xmlns:w16sdtfl="http://schemas.microsoft.com/office/word/2024/wordml/sdtformatlock" xmlns:w16se="http://schemas.microsoft.com/office/word/2015/wordml/symex" xmlns:wpg="http://schemas.microsoft.com/office/word/2010/wordprocessingGroup" xmlns:wpi="http://schemas.microsoft.com/office/word/2010/wordprocessingInk" xmlns:wne="http://schemas.microsoft.com/office/word/2006/wordml" xmlns:wps="http://schemas.microsoft.com/office/word/2010/wordprocessingShape" mc:Ignorable="w14 w15 w16se w16cid w16 w16cex w16sdtdh w16sdtfl w16du wp14">
+<w:ftr xmlns:wpc="http://schemas.microsoft.com/office/word/2010/wordprocessingCanvas" xmlns:cx="http://schemas.microsoft.com/office/drawing/2014/chartex" xmlns:cx1="http://schemas.microsoft.com/office/drawing/2015/9/8/chartex" xmlns:cx2="http://schemas.microsoft.com/office/drawing/2015/10/21/chartex" xmlns:cx3="http://schemas.microsoft.com/office/drawing/2016/5/9/chartex" xmlns:cx4="http://schemas.microsoft.com/office/drawing/2016/5/10/chartex" xmlns:cx5="http://schemas.microsoft.com/office/drawing/2016/5/11/chartex" xmlns:cx6="http://schemas.microsoft.com/office/drawing/2016/5/12/chartex" xmlns:cx7="http://schemas.microsoft.com/office/drawing/2016/5/13/chartex" xmlns:cx8="http://schemas.microsoft.com/office/drawing/2016/5/14/chartex" xmlns:mc="http://schemas.openxmlformats.org/markup-compatibility/2006" xmlns:aink="http://schemas.microsoft.com/office/drawing/2016/ink" xmlns:am3d="http://schemas.microsoft.com/office/drawing/2017/model3d" xmlns:o="urn:schemas-microsoft-com:office:office" xmlns:oel="http://schemas.microsoft.com/office/2019/extlst" xmlns:r="http://schemas.openxmlformats.org/officeDocument/2006/relationships" xmlns:m="http://schemas.openxmlformats.org/officeDocument/2006/math" xmlns:v="urn:schemas-microsoft-com:vml" xmlns:wp14="http://schemas.microsoft.com/office/word/2010/wordprocessingDrawing" xmlns:wp="http://schemas.openxmlformats.org/drawingml/2006/wordprocessingDrawing" xmlns:w10="urn:schemas-microsoft-com:office:word" xmlns:w="http://schemas.openxmlformats.org/wordprocessingml/2006/main" xmlns:w14="http://schemas.microsoft.com/office/word/2010/wordml" xmlns:w15="http://schemas.microsoft.com/office/word/2012/wordml" xmlns:w16cei="http://schemas.microsoft.com/office/word/2026/wordml/cei" xmlns:w16cex="http://schemas.microsoft.com/office/word/2018/wordml/cex" xmlns:w16cid="http://schemas.microsoft.com/office/word/2016/wordml/cid" xmlns:w16="http://schemas.microsoft.com/office/word/2018/wordml" xmlns:w16du="http://schemas.microsoft.com/office/word/2023/wordml/word16du" xmlns:w16sdtdh="http://schemas.microsoft.com/office/word/2020/wordml/sdtdatahash" xmlns:w16sdtfl="http://schemas.microsoft.com/office/word/2024/wordml/sdtformatlock" xmlns:w16se="http://schemas.microsoft.com/office/word/2015/wordml/symex" xmlns:wpg="http://schemas.microsoft.com/office/word/2010/wordprocessingGroup" xmlns:wpi="http://schemas.microsoft.com/office/word/2010/wordprocessingInk" xmlns:wne="http://schemas.microsoft.com/office/word/2006/wordml" xmlns:wps="http://schemas.microsoft.com/office/word/2010/wordprocessingShape" mc:Ignorable="w14 w15 w16se w16cid w16 w16cex w16sdtdh w16sdtfl w16du wp14">
   <w:p>
     <w:pPr>
       <w:pStyle w:val="Footer"/>
@@ -2211,7 +2912,7 @@
 </file>
 
 <file path=word/footer2.xml><?xml version="1.0" encoding="utf-8"?>
-<w:ftr xmlns:wpc="http://schemas.microsoft.com/office/word/2010/wordprocessingCanvas" xmlns:cx="http://schemas.microsoft.com/office/drawing/2014/chartex" xmlns:cx1="http://schemas.microsoft.com/office/drawing/2015/9/8/chartex" xmlns:cx2="http://schemas.microsoft.com/office/drawing/2015/10/21/chartex" xmlns:cx3="http://schemas.microsoft.com/office/drawing/2016/5/9/chartex" xmlns:cx4="http://schemas.microsoft.com/office/drawing/2016/5/10/chartex" xmlns:cx5="http://schemas.microsoft.com/office/drawing/2016/5/11/chartex" xmlns:cx6="http://schemas.microsoft.com/office/drawing/2016/5/12/chartex" xmlns:cx7="http://schemas.microsoft.com/office/drawing/2016/5/13/chartex" xmlns:cx8="http://schemas.microsoft.com/office/drawing/2016/5/14/chartex" xmlns:mc="http://schemas.openxmlformats.org/markup-compatibility/2006" xmlns:aink="http://schemas.microsoft.com/office/drawing/2016/ink" xmlns:am3d="http://schemas.microsoft.com/office/drawing/2017/model3d" xmlns:o="urn:schemas-microsoft-com:office:office" xmlns:oel="http://schemas.microsoft.com/office/2019/extlst" xmlns:r="http://schemas.openxmlformats.org/officeDocument/2006/relationships" xmlns:m="http://schemas.openxmlformats.org/officeDocument/2006/math" xmlns:v="urn:schemas-microsoft-com:vml" xmlns:wp14="http://schemas.microsoft.com/office/word/2010/wordprocessingDrawing" xmlns:wp="http://schemas.openxmlformats.org/drawingml/2006/wordprocessingDrawing" xmlns:w10="urn:schemas-microsoft-com:office:word" xmlns:w="http://schemas.openxmlformats.org/wordprocessingml/2006/main" xmlns:w14="http://schemas.microsoft.com/office/word/2010/wordml" xmlns:w15="http://schemas.microsoft.com/office/word/2012/wordml" xmlns:w16cex="http://schemas.microsoft.com/office/word/2018/wordml/cex" xmlns:w16cid="http://schemas.microsoft.com/office/word/2016/wordml/cid" xmlns:w16="http://schemas.microsoft.com/office/word/2018/wordml" xmlns:w16du="http://schemas.microsoft.com/office/word/2023/wordml/word16du" xmlns:w16sdtdh="http://schemas.microsoft.com/office/word/2020/wordml/sdtdatahash" xmlns:w16sdtfl="http://schemas.microsoft.com/office/word/2024/wordml/sdtformatlock" xmlns:w16se="http://schemas.microsoft.com/office/word/2015/wordml/symex" xmlns:wpg="http://schemas.microsoft.com/office/word/2010/wordprocessingGroup" xmlns:wpi="http://schemas.microsoft.com/office/word/2010/wordprocessingInk" xmlns:wne="http://schemas.microsoft.com/office/word/2006/wordml" xmlns:wps="http://schemas.microsoft.com/office/word/2010/wordprocessingShape" mc:Ignorable="w14 w15 w16se w16cid w16 w16cex w16sdtdh w16sdtfl w16du wp14">
+<w:ftr xmlns:wpc="http://schemas.microsoft.com/office/word/2010/wordprocessingCanvas" xmlns:cx="http://schemas.microsoft.com/office/drawing/2014/chartex" xmlns:cx1="http://schemas.microsoft.com/office/drawing/2015/9/8/chartex" xmlns:cx2="http://schemas.microsoft.com/office/drawing/2015/10/21/chartex" xmlns:cx3="http://schemas.microsoft.com/office/drawing/2016/5/9/chartex" xmlns:cx4="http://schemas.microsoft.com/office/drawing/2016/5/10/chartex" xmlns:cx5="http://schemas.microsoft.com/office/drawing/2016/5/11/chartex" xmlns:cx6="http://schemas.microsoft.com/office/drawing/2016/5/12/chartex" xmlns:cx7="http://schemas.microsoft.com/office/drawing/2016/5/13/chartex" xmlns:cx8="http://schemas.microsoft.com/office/drawing/2016/5/14/chartex" xmlns:mc="http://schemas.openxmlformats.org/markup-compatibility/2006" xmlns:aink="http://schemas.microsoft.com/office/drawing/2016/ink" xmlns:am3d="http://schemas.microsoft.com/office/drawing/2017/model3d" xmlns:o="urn:schemas-microsoft-com:office:office" xmlns:oel="http://schemas.microsoft.com/office/2019/extlst" xmlns:r="http://schemas.openxmlformats.org/officeDocument/2006/relationships" xmlns:m="http://schemas.openxmlformats.org/officeDocument/2006/math" xmlns:v="urn:schemas-microsoft-com:vml" xmlns:wp14="http://schemas.microsoft.com/office/word/2010/wordprocessingDrawing" xmlns:wp="http://schemas.openxmlformats.org/drawingml/2006/wordprocessingDrawing" xmlns:w10="urn:schemas-microsoft-com:office:word" xmlns:w="http://schemas.openxmlformats.org/wordprocessingml/2006/main" xmlns:w14="http://schemas.microsoft.com/office/word/2010/wordml" xmlns:w15="http://schemas.microsoft.com/office/word/2012/wordml" xmlns:w16cei="http://schemas.microsoft.com/office/word/2026/wordml/cei" xmlns:w16cex="http://schemas.microsoft.com/office/word/2018/wordml/cex" xmlns:w16cid="http://schemas.microsoft.com/office/word/2016/wordml/cid" xmlns:w16="http://schemas.microsoft.com/office/word/2018/wordml" xmlns:w16du="http://schemas.microsoft.com/office/word/2023/wordml/word16du" xmlns:w16sdtdh="http://schemas.microsoft.com/office/word/2020/wordml/sdtdatahash" xmlns:w16sdtfl="http://schemas.microsoft.com/office/word/2024/wordml/sdtformatlock" xmlns:w16se="http://schemas.microsoft.com/office/word/2015/wordml/symex" xmlns:wpg="http://schemas.microsoft.com/office/word/2010/wordprocessingGroup" xmlns:wpi="http://schemas.microsoft.com/office/word/2010/wordprocessingInk" xmlns:wne="http://schemas.microsoft.com/office/word/2006/wordml" xmlns:wps="http://schemas.microsoft.com/office/word/2010/wordprocessingShape" mc:Ignorable="w14 w15 w16se w16cid w16 w16cex w16sdtdh w16sdtfl w16du wp14">
   <w:p>
     <w:pPr>
       <w:pStyle w:val="Footer"/>
@@ -2221,7 +2922,7 @@
 </file>
 
 <file path=word/footer3.xml><?xml version="1.0" encoding="utf-8"?>
-<w:ftr xmlns:wpc="http://schemas.microsoft.com/office/word/2010/wordprocessingCanvas" xmlns:cx="http://schemas.microsoft.com/office/drawing/2014/chartex" xmlns:cx1="http://schemas.microsoft.com/office/drawing/2015/9/8/chartex" xmlns:cx2="http://schemas.microsoft.com/office/drawing/2015/10/21/chartex" xmlns:cx3="http://schemas.microsoft.com/office/drawing/2016/5/9/chartex" xmlns:cx4="http://schemas.microsoft.com/office/drawing/2016/5/10/chartex" xmlns:cx5="http://schemas.microsoft.com/office/drawing/2016/5/11/chartex" xmlns:cx6="http://schemas.microsoft.com/office/drawing/2016/5/12/chartex" xmlns:cx7="http://schemas.microsoft.com/office/drawing/2016/5/13/chartex" xmlns:cx8="http://schemas.microsoft.com/office/drawing/2016/5/14/chartex" xmlns:mc="http://schemas.openxmlformats.org/markup-compatibility/2006" xmlns:aink="http://schemas.microsoft.com/office/drawing/2016/ink" xmlns:am3d="http://schemas.microsoft.com/office/drawing/2017/model3d" xmlns:o="urn:schemas-microsoft-com:office:office" xmlns:oel="http://schemas.microsoft.com/office/2019/extlst" xmlns:r="http://schemas.openxmlformats.org/officeDocument/2006/relationships" xmlns:m="http://schemas.openxmlformats.org/officeDocument/2006/math" xmlns:v="urn:schemas-microsoft-com:vml" xmlns:wp14="http://schemas.microsoft.com/office/word/2010/wordprocessingDrawing" xmlns:wp="http://schemas.openxmlformats.org/drawingml/2006/wordprocessingDrawing" xmlns:w10="urn:schemas-microsoft-com:office:word" xmlns:w="http://schemas.openxmlformats.org/wordprocessingml/2006/main" xmlns:w14="http://schemas.microsoft.com/office/word/2010/wordml" xmlns:w15="http://schemas.microsoft.com/office/word/2012/wordml" xmlns:w16cex="http://schemas.microsoft.com/office/word/2018/wordml/cex" xmlns:w16cid="http://schemas.microsoft.com/office/word/2016/wordml/cid" xmlns:w16="http://schemas.microsoft.com/office/word/2018/wordml" xmlns:w16du="http://schemas.microsoft.com/office/word/2023/wordml/word16du" xmlns:w16sdtdh="http://schemas.microsoft.com/office/word/2020/wordml/sdtdatahash" xmlns:w16sdtfl="http://schemas.microsoft.com/office/word/2024/wordml/sdtformatlock" xmlns:w16se="http://schemas.microsoft.com/office/word/2015/wordml/symex" xmlns:wpg="http://schemas.microsoft.com/office/word/2010/wordprocessingGroup" xmlns:wpi="http://schemas.microsoft.com/office/word/2010/wordprocessingInk" xmlns:wne="http://schemas.microsoft.com/office/word/2006/wordml" xmlns:wps="http://schemas.microsoft.com/office/word/2010/wordprocessingShape" mc:Ignorable="w14 w15 w16se w16cid w16 w16cex w16sdtdh w16sdtfl w16du wp14">
+<w:ftr xmlns:wpc="http://schemas.microsoft.com/office/word/2010/wordprocessingCanvas" xmlns:cx="http://schemas.microsoft.com/office/drawing/2014/chartex" xmlns:cx1="http://schemas.microsoft.com/office/drawing/2015/9/8/chartex" xmlns:cx2="http://schemas.microsoft.com/office/drawing/2015/10/21/chartex" xmlns:cx3="http://schemas.microsoft.com/office/drawing/2016/5/9/chartex" xmlns:cx4="http://schemas.microsoft.com/office/drawing/2016/5/10/chartex" xmlns:cx5="http://schemas.microsoft.com/office/drawing/2016/5/11/chartex" xmlns:cx6="http://schemas.microsoft.com/office/drawing/2016/5/12/chartex" xmlns:cx7="http://schemas.microsoft.com/office/drawing/2016/5/13/chartex" xmlns:cx8="http://schemas.microsoft.com/office/drawing/2016/5/14/chartex" xmlns:mc="http://schemas.openxmlformats.org/markup-compatibility/2006" xmlns:aink="http://schemas.microsoft.com/office/drawing/2016/ink" xmlns:am3d="http://schemas.microsoft.com/office/drawing/2017/model3d" xmlns:o="urn:schemas-microsoft-com:office:office" xmlns:oel="http://schemas.microsoft.com/office/2019/extlst" xmlns:r="http://schemas.openxmlformats.org/officeDocument/2006/relationships" xmlns:m="http://schemas.openxmlformats.org/officeDocument/2006/math" xmlns:v="urn:schemas-microsoft-com:vml" xmlns:wp14="http://schemas.microsoft.com/office/word/2010/wordprocessingDrawing" xmlns:wp="http://schemas.openxmlformats.org/drawingml/2006/wordprocessingDrawing" xmlns:w10="urn:schemas-microsoft-com:office:word" xmlns:w="http://schemas.openxmlformats.org/wordprocessingml/2006/main" xmlns:w14="http://schemas.microsoft.com/office/word/2010/wordml" xmlns:w15="http://schemas.microsoft.com/office/word/2012/wordml" xmlns:w16cei="http://schemas.microsoft.com/office/word/2026/wordml/cei" xmlns:w16cex="http://schemas.microsoft.com/office/word/2018/wordml/cex" xmlns:w16cid="http://schemas.microsoft.com/office/word/2016/wordml/cid" xmlns:w16="http://schemas.microsoft.com/office/word/2018/wordml" xmlns:w16du="http://schemas.microsoft.com/office/word/2023/wordml/word16du" xmlns:w16sdtdh="http://schemas.microsoft.com/office/word/2020/wordml/sdtdatahash" xmlns:w16sdtfl="http://schemas.microsoft.com/office/word/2024/wordml/sdtformatlock" xmlns:w16se="http://schemas.microsoft.com/office/word/2015/wordml/symex" xmlns:wpg="http://schemas.microsoft.com/office/word/2010/wordprocessingGroup" xmlns:wpi="http://schemas.microsoft.com/office/word/2010/wordprocessingInk" xmlns:wne="http://schemas.microsoft.com/office/word/2006/wordml" xmlns:wps="http://schemas.microsoft.com/office/word/2010/wordprocessingShape" mc:Ignorable="w14 w15 w16se w16cid w16 w16cex w16sdtdh w16sdtfl w16du wp14">
   <w:p>
     <w:pPr>
       <w:pStyle w:val="Footer"/>
@@ -2231,7 +2932,7 @@
 </file>
 
 <file path=word/footnotes.xml><?xml version="1.0" encoding="utf-8"?>
-<w:footnotes xmlns:wpc="http://schemas.microsoft.com/office/word/2010/wordprocessingCanvas" xmlns:cx="http://schemas.microsoft.com/office/drawing/2014/chartex" xmlns:cx1="http://schemas.microsoft.com/office/drawing/2015/9/8/chartex" xmlns:cx2="http://schemas.microsoft.com/office/drawing/2015/10/21/chartex" xmlns:cx3="http://schemas.microsoft.com/office/drawing/2016/5/9/chartex" xmlns:cx4="http://schemas.microsoft.com/office/drawing/2016/5/10/chartex" xmlns:cx5="http://schemas.microsoft.com/office/drawing/2016/5/11/chartex" xmlns:cx6="http://schemas.microsoft.com/office/drawing/2016/5/12/chartex" xmlns:cx7="http://schemas.microsoft.com/office/drawing/2016/5/13/chartex" xmlns:cx8="http://schemas.microsoft.com/office/drawing/2016/5/14/chartex" xmlns:mc="http://schemas.openxmlformats.org/markup-compatibility/2006" xmlns:aink="http://schemas.microsoft.com/office/drawing/2016/ink" xmlns:am3d="http://schemas.microsoft.com/office/drawing/2017/model3d" xmlns:o="urn:schemas-microsoft-com:office:office" xmlns:oel="http://schemas.microsoft.com/office/2019/extlst" xmlns:r="http://schemas.openxmlformats.org/officeDocument/2006/relationships" xmlns:m="http://schemas.openxmlformats.org/officeDocument/2006/math" xmlns:v="urn:schemas-microsoft-com:vml" xmlns:wp14="http://schemas.microsoft.com/office/word/2010/wordprocessingDrawing" xmlns:wp="http://schemas.openxmlformats.org/drawingml/2006/wordprocessingDrawing" xmlns:w10="urn:schemas-microsoft-com:office:word" xmlns:w="http://schemas.openxmlformats.org/wordprocessingml/2006/main" xmlns:w14="http://schemas.microsoft.com/office/word/2010/wordml" xmlns:w15="http://schemas.microsoft.com/office/word/2012/wordml" xmlns:w16cex="http://schemas.microsoft.com/office/word/2018/wordml/cex" xmlns:w16cid="http://schemas.microsoft.com/office/word/2016/wordml/cid" xmlns:w16="http://schemas.microsoft.com/office/word/2018/wordml" xmlns:w16du="http://schemas.microsoft.com/office/word/2023/wordml/word16du" xmlns:w16sdtdh="http://schemas.microsoft.com/office/word/2020/wordml/sdtdatahash" xmlns:w16sdtfl="http://schemas.microsoft.com/office/word/2024/wordml/sdtformatlock" xmlns:w16se="http://schemas.microsoft.com/office/word/2015/wordml/symex" xmlns:wpg="http://schemas.microsoft.com/office/word/2010/wordprocessingGroup" xmlns:wpi="http://schemas.microsoft.com/office/word/2010/wordprocessingInk" xmlns:wne="http://schemas.microsoft.com/office/word/2006/wordml" xmlns:wps="http://schemas.microsoft.com/office/word/2010/wordprocessingShape" mc:Ignorable="w14 w15 w16se w16cid w16 w16cex w16sdtdh w16sdtfl w16du wp14">
+<w:footnotes xmlns:wpc="http://schemas.microsoft.com/office/word/2010/wordprocessingCanvas" xmlns:cx="http://schemas.microsoft.com/office/drawing/2014/chartex" xmlns:cx1="http://schemas.microsoft.com/office/drawing/2015/9/8/chartex" xmlns:cx2="http://schemas.microsoft.com/office/drawing/2015/10/21/chartex" xmlns:cx3="http://schemas.microsoft.com/office/drawing/2016/5/9/chartex" xmlns:cx4="http://schemas.microsoft.com/office/drawing/2016/5/10/chartex" xmlns:cx5="http://schemas.microsoft.com/office/drawing/2016/5/11/chartex" xmlns:cx6="http://schemas.microsoft.com/office/drawing/2016/5/12/chartex" xmlns:cx7="http://schemas.microsoft.com/office/drawing/2016/5/13/chartex" xmlns:cx8="http://schemas.microsoft.com/office/drawing/2016/5/14/chartex" xmlns:mc="http://schemas.openxmlformats.org/markup-compatibility/2006" xmlns:aink="http://schemas.microsoft.com/office/drawing/2016/ink" xmlns:am3d="http://schemas.microsoft.com/office/drawing/2017/model3d" xmlns:o="urn:schemas-microsoft-com:office:office" xmlns:oel="http://schemas.microsoft.com/office/2019/extlst" xmlns:r="http://schemas.openxmlformats.org/officeDocument/2006/relationships" xmlns:m="http://schemas.openxmlformats.org/officeDocument/2006/math" xmlns:v="urn:schemas-microsoft-com:vml" xmlns:wp14="http://schemas.microsoft.com/office/word/2010/wordprocessingDrawing" xmlns:wp="http://schemas.openxmlformats.org/drawingml/2006/wordprocessingDrawing" xmlns:w10="urn:schemas-microsoft-com:office:word" xmlns:w="http://schemas.openxmlformats.org/wordprocessingml/2006/main" xmlns:w14="http://schemas.microsoft.com/office/word/2010/wordml" xmlns:w15="http://schemas.microsoft.com/office/word/2012/wordml" xmlns:w16cei="http://schemas.microsoft.com/office/word/2026/wordml/cei" xmlns:w16cex="http://schemas.microsoft.com/office/word/2018/wordml/cex" xmlns:w16cid="http://schemas.microsoft.com/office/word/2016/wordml/cid" xmlns:w16="http://schemas.microsoft.com/office/word/2018/wordml" xmlns:w16du="http://schemas.microsoft.com/office/word/2023/wordml/word16du" xmlns:w16sdtdh="http://schemas.microsoft.com/office/word/2020/wordml/sdtdatahash" xmlns:w16sdtfl="http://schemas.microsoft.com/office/word/2024/wordml/sdtformatlock" xmlns:w16se="http://schemas.microsoft.com/office/word/2015/wordml/symex" xmlns:wpg="http://schemas.microsoft.com/office/word/2010/wordprocessingGroup" xmlns:wpi="http://schemas.microsoft.com/office/word/2010/wordprocessingInk" xmlns:wne="http://schemas.microsoft.com/office/word/2006/wordml" xmlns:wps="http://schemas.microsoft.com/office/word/2010/wordprocessingShape" mc:Ignorable="w14 w15 w16se w16cid w16 w16cex w16sdtdh w16sdtfl w16du wp14">
   <w:footnote w:type="separator" w:id="-1">
     <w:p>
       <w:pPr>
@@ -2256,7 +2957,7 @@
 </file>
 
 <file path=word/header1.xml><?xml version="1.0" encoding="utf-8"?>
-<w:hdr xmlns:wpc="http://schemas.microsoft.com/office/word/2010/wordprocessingCanvas" xmlns:cx="http://schemas.microsoft.com/office/drawing/2014/chartex" xmlns:cx1="http://schemas.microsoft.com/office/drawing/2015/9/8/chartex" xmlns:cx2="http://schemas.microsoft.com/office/drawing/2015/10/21/chartex" xmlns:cx3="http://schemas.microsoft.com/office/drawing/2016/5/9/chartex" xmlns:cx4="http://schemas.microsoft.com/office/drawing/2016/5/10/chartex" xmlns:cx5="http://schemas.microsoft.com/office/drawing/2016/5/11/chartex" xmlns:cx6="http://schemas.microsoft.com/office/drawing/2016/5/12/chartex" xmlns:cx7="http://schemas.microsoft.com/office/drawing/2016/5/13/chartex" xmlns:cx8="http://schemas.microsoft.com/office/drawing/2016/5/14/chartex" xmlns:mc="http://schemas.openxmlformats.org/markup-compatibility/2006" xmlns:aink="http://schemas.microsoft.com/office/drawing/2016/ink" xmlns:am3d="http://schemas.microsoft.com/office/drawing/2017/model3d" xmlns:o="urn:schemas-microsoft-com:office:office" xmlns:oel="http://schemas.microsoft.com/office/2019/extlst" xmlns:r="http://schemas.openxmlformats.org/officeDocument/2006/relationships" xmlns:m="http://schemas.openxmlformats.org/officeDocument/2006/math" xmlns:v="urn:schemas-microsoft-com:vml" xmlns:wp14="http://schemas.microsoft.com/office/word/2010/wordprocessingDrawing" xmlns:wp="http://schemas.openxmlformats.org/drawingml/2006/wordprocessingDrawing" xmlns:w10="urn:schemas-microsoft-com:office:word" xmlns:w="http://schemas.openxmlformats.org/wordprocessingml/2006/main" xmlns:w14="http://schemas.microsoft.com/office/word/2010/wordml" xmlns:w15="http://schemas.microsoft.com/office/word/2012/wordml" xmlns:w16cex="http://schemas.microsoft.com/office/word/2018/wordml/cex" xmlns:w16cid="http://schemas.microsoft.com/office/word/2016/wordml/cid" xmlns:w16="http://schemas.microsoft.com/office/word/2018/wordml" xmlns:w16du="http://schemas.microsoft.com/office/word/2023/wordml/word16du" xmlns:w16sdtdh="http://schemas.microsoft.com/office/word/2020/wordml/sdtdatahash" xmlns:w16sdtfl="http://schemas.microsoft.com/office/word/2024/wordml/sdtformatlock" xmlns:w16se="http://schemas.microsoft.com/office/word/2015/wordml/symex" xmlns:wpg="http://schemas.microsoft.com/office/word/2010/wordprocessingGroup" xmlns:wpi="http://schemas.microsoft.com/office/word/2010/wordprocessingInk" xmlns:wne="http://schemas.microsoft.com/office/word/2006/wordml" xmlns:wps="http://schemas.microsoft.com/office/word/2010/wordprocessingShape" mc:Ignorable="w14 w15 w16se w16cid w16 w16cex w16sdtdh w16sdtfl w16du wp14">
+<w:hdr xmlns:wpc="http://schemas.microsoft.com/office/word/2010/wordprocessingCanvas" xmlns:cx="http://schemas.microsoft.com/office/drawing/2014/chartex" xmlns:cx1="http://schemas.microsoft.com/office/drawing/2015/9/8/chartex" xmlns:cx2="http://schemas.microsoft.com/office/drawing/2015/10/21/chartex" xmlns:cx3="http://schemas.microsoft.com/office/drawing/2016/5/9/chartex" xmlns:cx4="http://schemas.microsoft.com/office/drawing/2016/5/10/chartex" xmlns:cx5="http://schemas.microsoft.com/office/drawing/2016/5/11/chartex" xmlns:cx6="http://schemas.microsoft.com/office/drawing/2016/5/12/chartex" xmlns:cx7="http://schemas.microsoft.com/office/drawing/2016/5/13/chartex" xmlns:cx8="http://schemas.microsoft.com/office/drawing/2016/5/14/chartex" xmlns:mc="http://schemas.openxmlformats.org/markup-compatibility/2006" xmlns:aink="http://schemas.microsoft.com/office/drawing/2016/ink" xmlns:am3d="http://schemas.microsoft.com/office/drawing/2017/model3d" xmlns:o="urn:schemas-microsoft-com:office:office" xmlns:oel="http://schemas.microsoft.com/office/2019/extlst" xmlns:r="http://schemas.openxmlformats.org/officeDocument/2006/relationships" xmlns:m="http://schemas.openxmlformats.org/officeDocument/2006/math" xmlns:v="urn:schemas-microsoft-com:vml" xmlns:wp14="http://schemas.microsoft.com/office/word/2010/wordprocessingDrawing" xmlns:wp="http://schemas.openxmlformats.org/drawingml/2006/wordprocessingDrawing" xmlns:w10="urn:schemas-microsoft-com:office:word" xmlns:w="http://schemas.openxmlformats.org/wordprocessingml/2006/main" xmlns:w14="http://schemas.microsoft.com/office/word/2010/wordml" xmlns:w15="http://schemas.microsoft.com/office/word/2012/wordml" xmlns:w16cei="http://schemas.microsoft.com/office/word/2026/wordml/cei" xmlns:w16cex="http://schemas.microsoft.com/office/word/2018/wordml/cex" xmlns:w16cid="http://schemas.microsoft.com/office/word/2016/wordml/cid" xmlns:w16="http://schemas.microsoft.com/office/word/2018/wordml" xmlns:w16du="http://schemas.microsoft.com/office/word/2023/wordml/word16du" xmlns:w16sdtdh="http://schemas.microsoft.com/office/word/2020/wordml/sdtdatahash" xmlns:w16sdtfl="http://schemas.microsoft.com/office/word/2024/wordml/sdtformatlock" xmlns:w16se="http://schemas.microsoft.com/office/word/2015/wordml/symex" xmlns:wpg="http://schemas.microsoft.com/office/word/2010/wordprocessingGroup" xmlns:wpi="http://schemas.microsoft.com/office/word/2010/wordprocessingInk" xmlns:wne="http://schemas.microsoft.com/office/word/2006/wordml" xmlns:wps="http://schemas.microsoft.com/office/word/2010/wordprocessingShape" mc:Ignorable="w14 w15 w16se w16cid w16 w16cex w16sdtdh w16sdtfl w16du wp14">
   <w:p>
     <w:pPr>
       <w:pStyle w:val="Header"/>
@@ -2266,7 +2967,7 @@
 </file>
 
 <file path=word/header2.xml><?xml version="1.0" encoding="utf-8"?>
-<w:hdr xmlns:wpc="http://schemas.microsoft.com/office/word/2010/wordprocessingCanvas" xmlns:cx="http://schemas.microsoft.com/office/drawing/2014/chartex" xmlns:cx1="http://schemas.microsoft.com/office/drawing/2015/9/8/chartex" xmlns:cx2="http://schemas.microsoft.com/office/drawing/2015/10/21/chartex" xmlns:cx3="http://schemas.microsoft.com/office/drawing/2016/5/9/chartex" xmlns:cx4="http://schemas.microsoft.com/office/drawing/2016/5/10/chartex" xmlns:cx5="http://schemas.microsoft.com/office/drawing/2016/5/11/chartex" xmlns:cx6="http://schemas.microsoft.com/office/drawing/2016/5/12/chartex" xmlns:cx7="http://schemas.microsoft.com/office/drawing/2016/5/13/chartex" xmlns:cx8="http://schemas.microsoft.com/office/drawing/2016/5/14/chartex" xmlns:mc="http://schemas.openxmlformats.org/markup-compatibility/2006" xmlns:aink="http://schemas.microsoft.com/office/drawing/2016/ink" xmlns:am3d="http://schemas.microsoft.com/office/drawing/2017/model3d" xmlns:o="urn:schemas-microsoft-com:office:office" xmlns:oel="http://schemas.microsoft.com/office/2019/extlst" xmlns:r="http://schemas.openxmlformats.org/officeDocument/2006/relationships" xmlns:m="http://schemas.openxmlformats.org/officeDocument/2006/math" xmlns:v="urn:schemas-microsoft-com:vml" xmlns:wp14="http://schemas.microsoft.com/office/word/2010/wordprocessingDrawing" xmlns:wp="http://schemas.openxmlformats.org/drawingml/2006/wordprocessingDrawing" xmlns:w10="urn:schemas-microsoft-com:office:word" xmlns:w="http://schemas.openxmlformats.org/wordprocessingml/2006/main" xmlns:w14="http://schemas.microsoft.com/office/word/2010/wordml" xmlns:w15="http://schemas.microsoft.com/office/word/2012/wordml" xmlns:w16cex="http://schemas.microsoft.com/office/word/2018/wordml/cex" xmlns:w16cid="http://schemas.microsoft.com/office/word/2016/wordml/cid" xmlns:w16="http://schemas.microsoft.com/office/word/2018/wordml" xmlns:w16du="http://schemas.microsoft.com/office/word/2023/wordml/word16du" xmlns:w16sdtdh="http://schemas.microsoft.com/office/word/2020/wordml/sdtdatahash" xmlns:w16sdtfl="http://schemas.microsoft.com/office/word/2024/wordml/sdtformatlock" xmlns:w16se="http://schemas.microsoft.com/office/word/2015/wordml/symex" xmlns:wpg="http://schemas.microsoft.com/office/word/2010/wordprocessingGroup" xmlns:wpi="http://schemas.microsoft.com/office/word/2010/wordprocessingInk" xmlns:wne="http://schemas.microsoft.com/office/word/2006/wordml" xmlns:wps="http://schemas.microsoft.com/office/word/2010/wordprocessingShape" mc:Ignorable="w14 w15 w16se w16cid w16 w16cex w16sdtdh w16sdtfl w16du wp14">
+<w:hdr xmlns:wpc="http://schemas.microsoft.com/office/word/2010/wordprocessingCanvas" xmlns:cx="http://schemas.microsoft.com/office/drawing/2014/chartex" xmlns:cx1="http://schemas.microsoft.com/office/drawing/2015/9/8/chartex" xmlns:cx2="http://schemas.microsoft.com/office/drawing/2015/10/21/chartex" xmlns:cx3="http://schemas.microsoft.com/office/drawing/2016/5/9/chartex" xmlns:cx4="http://schemas.microsoft.com/office/drawing/2016/5/10/chartex" xmlns:cx5="http://schemas.microsoft.com/office/drawing/2016/5/11/chartex" xmlns:cx6="http://schemas.microsoft.com/office/drawing/2016/5/12/chartex" xmlns:cx7="http://schemas.microsoft.com/office/drawing/2016/5/13/chartex" xmlns:cx8="http://schemas.microsoft.com/office/drawing/2016/5/14/chartex" xmlns:mc="http://schemas.openxmlformats.org/markup-compatibility/2006" xmlns:aink="http://schemas.microsoft.com/office/drawing/2016/ink" xmlns:am3d="http://schemas.microsoft.com/office/drawing/2017/model3d" xmlns:o="urn:schemas-microsoft-com:office:office" xmlns:oel="http://schemas.microsoft.com/office/2019/extlst" xmlns:r="http://schemas.openxmlformats.org/officeDocument/2006/relationships" xmlns:m="http://schemas.openxmlformats.org/officeDocument/2006/math" xmlns:v="urn:schemas-microsoft-com:vml" xmlns:wp14="http://schemas.microsoft.com/office/word/2010/wordprocessingDrawing" xmlns:wp="http://schemas.openxmlformats.org/drawingml/2006/wordprocessingDrawing" xmlns:w10="urn:schemas-microsoft-com:office:word" xmlns:w="http://schemas.openxmlformats.org/wordprocessingml/2006/main" xmlns:w14="http://schemas.microsoft.com/office/word/2010/wordml" xmlns:w15="http://schemas.microsoft.com/office/word/2012/wordml" xmlns:w16cei="http://schemas.microsoft.com/office/word/2026/wordml/cei" xmlns:w16cex="http://schemas.microsoft.com/office/word/2018/wordml/cex" xmlns:w16cid="http://schemas.microsoft.com/office/word/2016/wordml/cid" xmlns:w16="http://schemas.microsoft.com/office/word/2018/wordml" xmlns:w16du="http://schemas.microsoft.com/office/word/2023/wordml/word16du" xmlns:w16sdtdh="http://schemas.microsoft.com/office/word/2020/wordml/sdtdatahash" xmlns:w16sdtfl="http://schemas.microsoft.com/office/word/2024/wordml/sdtformatlock" xmlns:w16se="http://schemas.microsoft.com/office/word/2015/wordml/symex" xmlns:wpg="http://schemas.microsoft.com/office/word/2010/wordprocessingGroup" xmlns:wpi="http://schemas.microsoft.com/office/word/2010/wordprocessingInk" xmlns:wne="http://schemas.microsoft.com/office/word/2006/wordml" xmlns:wps="http://schemas.microsoft.com/office/word/2010/wordprocessingShape" mc:Ignorable="w14 w15 w16se w16cid w16 w16cex w16sdtdh w16sdtfl w16du wp14">
   <w:p>
     <w:pPr>
       <w:pStyle w:val="Header"/>
@@ -2276,7 +2977,7 @@
 </file>
 
 <file path=word/header3.xml><?xml version="1.0" encoding="utf-8"?>
-<w:hdr xmlns:wpc="http://schemas.microsoft.com/office/word/2010/wordprocessingCanvas" xmlns:cx="http://schemas.microsoft.com/office/drawing/2014/chartex" xmlns:cx1="http://schemas.microsoft.com/office/drawing/2015/9/8/chartex" xmlns:cx2="http://schemas.microsoft.com/office/drawing/2015/10/21/chartex" xmlns:cx3="http://schemas.microsoft.com/office/drawing/2016/5/9/chartex" xmlns:cx4="http://schemas.microsoft.com/office/drawing/2016/5/10/chartex" xmlns:cx5="http://schemas.microsoft.com/office/drawing/2016/5/11/chartex" xmlns:cx6="http://schemas.microsoft.com/office/drawing/2016/5/12/chartex" xmlns:cx7="http://schemas.microsoft.com/office/drawing/2016/5/13/chartex" xmlns:cx8="http://schemas.microsoft.com/office/drawing/2016/5/14/chartex" xmlns:mc="http://schemas.openxmlformats.org/markup-compatibility/2006" xmlns:aink="http://schemas.microsoft.com/office/drawing/2016/ink" xmlns:am3d="http://schemas.microsoft.com/office/drawing/2017/model3d" xmlns:o="urn:schemas-microsoft-com:office:office" xmlns:oel="http://schemas.microsoft.com/office/2019/extlst" xmlns:r="http://schemas.openxmlformats.org/officeDocument/2006/relationships" xmlns:m="http://schemas.openxmlformats.org/officeDocument/2006/math" xmlns:v="urn:schemas-microsoft-com:vml" xmlns:wp14="http://schemas.microsoft.com/office/word/2010/wordprocessingDrawing" xmlns:wp="http://schemas.openxmlformats.org/drawingml/2006/wordprocessingDrawing" xmlns:w10="urn:schemas-microsoft-com:office:word" xmlns:w="http://schemas.openxmlformats.org/wordprocessingml/2006/main" xmlns:w14="http://schemas.microsoft.com/office/word/2010/wordml" xmlns:w15="http://schemas.microsoft.com/office/word/2012/wordml" xmlns:w16cex="http://schemas.microsoft.com/office/word/2018/wordml/cex" xmlns:w16cid="http://schemas.microsoft.com/office/word/2016/wordml/cid" xmlns:w16="http://schemas.microsoft.com/office/word/2018/wordml" xmlns:w16du="http://schemas.microsoft.com/office/word/2023/wordml/word16du" xmlns:w16sdtdh="http://schemas.microsoft.com/office/word/2020/wordml/sdtdatahash" xmlns:w16sdtfl="http://schemas.microsoft.com/office/word/2024/wordml/sdtformatlock" xmlns:w16se="http://schemas.microsoft.com/office/word/2015/wordml/symex" xmlns:wpg="http://schemas.microsoft.com/office/word/2010/wordprocessingGroup" xmlns:wpi="http://schemas.microsoft.com/office/word/2010/wordprocessingInk" xmlns:wne="http://schemas.microsoft.com/office/word/2006/wordml" xmlns:wps="http://schemas.microsoft.com/office/word/2010/wordprocessingShape" mc:Ignorable="w14 w15 w16se w16cid w16 w16cex w16sdtdh w16sdtfl w16du wp14">
+<w:hdr xmlns:wpc="http://schemas.microsoft.com/office/word/2010/wordprocessingCanvas" xmlns:cx="http://schemas.microsoft.com/office/drawing/2014/chartex" xmlns:cx1="http://schemas.microsoft.com/office/drawing/2015/9/8/chartex" xmlns:cx2="http://schemas.microsoft.com/office/drawing/2015/10/21/chartex" xmlns:cx3="http://schemas.microsoft.com/office/drawing/2016/5/9/chartex" xmlns:cx4="http://schemas.microsoft.com/office/drawing/2016/5/10/chartex" xmlns:cx5="http://schemas.microsoft.com/office/drawing/2016/5/11/chartex" xmlns:cx6="http://schemas.microsoft.com/office/drawing/2016/5/12/chartex" xmlns:cx7="http://schemas.microsoft.com/office/drawing/2016/5/13/chartex" xmlns:cx8="http://schemas.microsoft.com/office/drawing/2016/5/14/chartex" xmlns:mc="http://schemas.openxmlformats.org/markup-compatibility/2006" xmlns:aink="http://schemas.microsoft.com/office/drawing/2016/ink" xmlns:am3d="http://schemas.microsoft.com/office/drawing/2017/model3d" xmlns:o="urn:schemas-microsoft-com:office:office" xmlns:oel="http://schemas.microsoft.com/office/2019/extlst" xmlns:r="http://schemas.openxmlformats.org/officeDocument/2006/relationships" xmlns:m="http://schemas.openxmlformats.org/officeDocument/2006/math" xmlns:v="urn:schemas-microsoft-com:vml" xmlns:wp14="http://schemas.microsoft.com/office/word/2010/wordprocessingDrawing" xmlns:wp="http://schemas.openxmlformats.org/drawingml/2006/wordprocessingDrawing" xmlns:w10="urn:schemas-microsoft-com:office:word" xmlns:w="http://schemas.openxmlformats.org/wordprocessingml/2006/main" xmlns:w14="http://schemas.microsoft.com/office/word/2010/wordml" xmlns:w15="http://schemas.microsoft.com/office/word/2012/wordml" xmlns:w16cei="http://schemas.microsoft.com/office/word/2026/wordml/cei" xmlns:w16cex="http://schemas.microsoft.com/office/word/2018/wordml/cex" xmlns:w16cid="http://schemas.microsoft.com/office/word/2016/wordml/cid" xmlns:w16="http://schemas.microsoft.com/office/word/2018/wordml" xmlns:w16du="http://schemas.microsoft.com/office/word/2023/wordml/word16du" xmlns:w16sdtdh="http://schemas.microsoft.com/office/word/2020/wordml/sdtdatahash" xmlns:w16sdtfl="http://schemas.microsoft.com/office/word/2024/wordml/sdtformatlock" xmlns:w16se="http://schemas.microsoft.com/office/word/2015/wordml/symex" xmlns:wpg="http://schemas.microsoft.com/office/word/2010/wordprocessingGroup" xmlns:wpi="http://schemas.microsoft.com/office/word/2010/wordprocessingInk" xmlns:wne="http://schemas.microsoft.com/office/word/2006/wordml" xmlns:wps="http://schemas.microsoft.com/office/word/2010/wordprocessingShape" mc:Ignorable="w14 w15 w16se w16cid w16 w16cex w16sdtdh w16sdtfl w16du wp14">
   <w:p>
     <w:pPr>
       <w:pStyle w:val="Header"/>
@@ -2882,7 +3583,6 @@
   <w:style w:type="character" w:default="1" w:styleId="DefaultParagraphFont">
     <w:name w:val="Default Paragraph Font"/>
     <w:uiPriority w:val="1"/>
-    <w:semiHidden/>
     <w:unhideWhenUsed/>
   </w:style>
   <w:style w:type="table" w:default="1" w:styleId="TableNormal">
@@ -3752,4 +4452,16 @@
   <a:objectDefaults/>
   <a:extraClrSchemeLst/>
 </a:theme>
+</file>
+
+<file path=customXml/item1.xml><?xml version="1.0" encoding="utf-8"?>
+<b:Sources xmlns:b="http://schemas.openxmlformats.org/officeDocument/2006/bibliography" xmlns="http://schemas.openxmlformats.org/officeDocument/2006/bibliography" SelectedStyle="\APASixthEditionOfficeOnline.xsl" StyleName="APA" Version="6"/>
+</file>
+
+<file path=customXml/itemProps1.xml><?xml version="1.0" encoding="utf-8"?>
+<ds:datastoreItem xmlns:ds="http://schemas.openxmlformats.org/officeDocument/2006/customXml" ds:itemID="{0EEC8270-41D2-4D1A-92DF-79C037171EEA}">
+  <ds:schemaRefs>
+    <ds:schemaRef ds:uri="http://schemas.openxmlformats.org/officeDocument/2006/bibliography"/>
+  </ds:schemaRefs>
+</ds:datastoreItem>
 </file>
--- a/02_Docs/Manuscript/Draft7.docx
+++ b/02_Docs/Manuscript/Draft7.docx
@@ -136,7 +136,7 @@
     </w:p>
     <w:p>
       <w:r>
-        <w:t>Monoclonal antibody (mAb) pharmacokinetics (PK) is governed by mechanistically well-characterized processes, making physiologically based pharmacokinetic (PBPK) modeling well suited to support human PK prediction. We evaluated whether in vitro-informed “a priori” PBPK modeling can predict first-in-human mAb PK and serve as a new approach methodology (NAM) to reduce reliance on monkey PK studies.</w:t>
+        <w:t>Monoclonal antibody (mAb) pharmacokinetics (PK) is governed by mechanistically characterized processes, making physiologically based pharmacokinetic (PBPK) modeling well suited for human PK prediction. We evaluated whether in vitro-informed “a priori” PBPK modeling could predict first-in-human mAb PK and support reduced monkey PK study designs as a new approach methodology (NAM).</w:t>
       </w:r>
     </w:p>
     <w:p>
@@ -149,7 +149,7 @@
       </w:r>
       <w:proofErr w:type="spellEnd"/>
       <w:r>
-        <w:t xml:space="preserve">–R workflow integrated molecule-specific FcRn binding, target binding, target expression/turnover, and internalization with monkey and human physiology. Intravenous single-dose PK data for eight </w:t>
+        <w:t xml:space="preserve">–R workflow integrated species physiology with FcRn-binding and target-mediated disposition inputs. Intravenous single-dose PK data for eight </w:t>
       </w:r>
       <w:proofErr w:type="spellStart"/>
       <w:r>
@@ -157,93 +157,66 @@
       </w:r>
       <w:proofErr w:type="spellEnd"/>
       <w:r>
-        <w:t xml:space="preserve"> across five targets were used for retrospective evaluation. </w:t>
-      </w:r>
-      <w:r>
-        <w:t xml:space="preserve">In a priori </w:t>
-      </w:r>
-      <w:r>
-        <w:t>PBPK</w:t>
-      </w:r>
-      <w:r>
-        <w:t xml:space="preserve"> approach,</w:t>
-      </w:r>
-      <w:r>
-        <w:t xml:space="preserve"> simulations were performed without </w:t>
-      </w:r>
-      <w:proofErr w:type="gramStart"/>
-      <w:r>
-        <w:t>fitting to</w:t>
-      </w:r>
-      <w:proofErr w:type="gramEnd"/>
-      <w:r>
-        <w:t xml:space="preserve"> monkey PK data and compared with observed Cmax and AUC0-28d, used to assess the predominantly linear elimination component, and terminal clearance, used to assess nonlinear target-mediated elimination. As a benchmark, monkey-fitted quasi-steady-state TMDD models were translated to humans. For </w:t>
-      </w:r>
-      <w:proofErr w:type="spellStart"/>
-      <w:r>
-        <w:t>mAbs</w:t>
-      </w:r>
-      <w:proofErr w:type="spellEnd"/>
-      <w:r>
-        <w:t xml:space="preserve"> with at least one “a priori” monkey AUC0-28d prediction outside two-fold criteria, reduced monkey PK designs were evaluated using virtual population simulations with top-down models as the reference.</w:t>
-      </w:r>
-    </w:p>
-    <w:p>
-      <w:r>
-        <w:t xml:space="preserve">“A priori” PBPK predictions were within two-fold of observed data for XYZ% of monkey Cmax, XYZ% of monkey AUC0-28d, and XYZ% of monkey terminal clearance values. For human predictions, the corresponding proportions were XYZ%, XYZ%, and XYZ%, compared with XYZ%, XYZ%, and XYZ%, respectively, for monkey-fitted TMDD translation. For the four </w:t>
-      </w:r>
-      <w:proofErr w:type="spellStart"/>
-      <w:r>
-        <w:t>mAbs</w:t>
-      </w:r>
-      <w:proofErr w:type="spellEnd"/>
-      <w:r>
-        <w:t xml:space="preserve"> whose “a priori” prediction fell outside twofold for at least one dose level, reduced-study simulations (two dose groups of two animals each) recovered the </w:t>
-      </w:r>
-      <w:r>
-        <w:lastRenderedPageBreak/>
-        <w:t>reference AUC0-28d within twofold in XYZ% of replicates, suggesting feasibility of reduced monkey PK studies for mAb PK characterization. These findings support “a priori” PBPK as a practical NAM for mAb PK translation and for targeted reduction of monkey PK studies.</w:t>
-      </w:r>
-      <w:r>
-        <w:t xml:space="preserve"> </w:t>
-      </w:r>
-      <w:r>
-        <w:t xml:space="preserve">Overall, </w:t>
-      </w:r>
-      <w:r>
-        <w:t>the analysis</w:t>
-      </w:r>
-      <w:r>
-        <w:t xml:space="preserve"> support</w:t>
-      </w:r>
-      <w:r>
-        <w:t>s</w:t>
-      </w:r>
-      <w:r>
-        <w:t xml:space="preserve"> further evaluation</w:t>
-      </w:r>
-      <w:r>
-        <w:t xml:space="preserve"> of “a priori” PBPK approach</w:t>
-      </w:r>
-      <w:r>
-        <w:t xml:space="preserve"> as a potential NAM approach for IV </w:t>
-      </w:r>
-      <w:proofErr w:type="spellStart"/>
-      <w:r>
-        <w:t>mAbs</w:t>
-      </w:r>
-      <w:proofErr w:type="spellEnd"/>
-      <w:r>
-        <w:t>.</w:t>
-      </w:r>
-    </w:p>
-    <w:p>
-      <w:pPr>
-        <w:spacing w:after="0" w:line="240" w:lineRule="auto"/>
-        <w:jc w:val="left"/>
-      </w:pPr>
-      <w:r>
-        <w:br w:type="page"/>
+        <w:t xml:space="preserve"> across five targets were evaluated retrospectively. “A priori” predictions, generated without fitting to monkey PK data, were compared with observed </w:t>
+      </w:r>
+      <w:proofErr w:type="spellStart"/>
+      <w:r>
+        <w:t>Cmax</w:t>
+      </w:r>
+      <w:proofErr w:type="spellEnd"/>
+      <w:r>
+        <w:t>, AUC</w:t>
+      </w:r>
+      <w:r>
+        <w:rPr>
+          <w:vertAlign w:val="subscript"/>
+        </w:rPr>
+        <w:t>0–28d</w:t>
+      </w:r>
+      <w:r>
+        <w:t>, and terminal clearance and with predictions from monkey-fitted top-down models translated to humans. Reduced study designs were evaluated using model-conditional simulations.</w:t>
+      </w:r>
+    </w:p>
+    <w:p>
+      <w:r>
+        <w:t xml:space="preserve">For human PK, 96.7%, 83.3%, and 76.7% of “a priori” </w:t>
+      </w:r>
+      <w:proofErr w:type="spellStart"/>
+      <w:r>
+        <w:t>Cmax</w:t>
+      </w:r>
+      <w:proofErr w:type="spellEnd"/>
+      <w:r>
+        <w:t>, AUC0–28d, and terminal-clearance predictions, respectively, were within two-fold of observed values, compared with 90.0%, 86.7%, and 93.3% for top-down translation. A two-dose design with three animals per group achieved a 99.4–100.0% model-conditional joint-success probability under 30% structural-parameter variability, declining to 90.0–98.1% at 50% variability.</w:t>
+      </w:r>
+    </w:p>
+    <w:p>
+      <w:r>
+        <w:t xml:space="preserve">These findings support further evaluation of “a priori” PBPK modeling as a NAM for first-in-human mAb PK prediction. </w:t>
+      </w:r>
+      <w:r>
+        <w:t>P</w:t>
+      </w:r>
+      <w:r>
+        <w:t xml:space="preserve">redictive performance </w:t>
+      </w:r>
+      <w:r>
+        <w:t xml:space="preserve">of the “a priori” approach </w:t>
+      </w:r>
+      <w:r>
+        <w:t>was broadly comparable to monkey-to-human translation, although clearance predictions were sensitive to target-system uncertainty. Under the stated assumptions, the reduced design required six rather than at least 15 animals</w:t>
+      </w:r>
+      <w:r>
+        <w:t xml:space="preserve">, </w:t>
+      </w:r>
+      <w:r>
+        <w:t>a 60% reduction at the individual PK-study level</w:t>
+      </w:r>
+      <w:r>
+        <w:t xml:space="preserve">, </w:t>
+      </w:r>
+      <w:r>
+        <w:t>and warrants prospective validation.</w:t>
       </w:r>
     </w:p>
     <w:p>
@@ -335,150 +308,255 @@
       </w:r>
       <w:proofErr w:type="spellEnd"/>
       <w:r>
-        <w:t xml:space="preserve"> known as linear may show nonlinearity. Overall, extending “a priori” PBPK frameworks to incorporate target-mediated disposition is therefore important for their broader application as NAMs with the potential to reduce preclinical monkey studies across the full range of mAb PK profiles.</w:t>
-      </w:r>
-    </w:p>
-    <w:p>
-      <w:r>
-        <w:t>Wh</w:t>
-      </w:r>
-      <w:r>
-        <w:t>ile</w:t>
-      </w:r>
-      <w:r>
-        <w:t xml:space="preserve"> complete replacement of monkey PK studies is not yet scientifically justifi</w:t>
-      </w:r>
-      <w:r>
-        <w:t>able</w:t>
-      </w:r>
-      <w:r>
-        <w:t xml:space="preserve">, model-informed optimization of study design offers a pragmatic reduction strategy. Prior </w:t>
-      </w:r>
-      <w:r>
-        <w:t xml:space="preserve">information, such as, prior knowledge about mechanistic determinants of mAb disposition, PBPK framework, and </w:t>
-      </w:r>
-      <w:r>
-        <w:t xml:space="preserve">in vitro </w:t>
-      </w:r>
-      <w:r>
-        <w:t xml:space="preserve">experiments, </w:t>
-      </w:r>
-      <w:r>
-        <w:t>can guide selection of the minimum number of animals, dose groups, and samples required to characterize PK adequately, complementing other reduction approaches such as cassette dosing, microsampling, animal reuse, and integration of PK/PD endpoints into existing studies [</w:t>
-      </w:r>
-      <w:r>
-        <w:t>29</w:t>
-      </w:r>
-      <w:r>
-        <w:t>–</w:t>
-      </w:r>
-      <w:r>
-        <w:t>31</w:t>
-      </w:r>
-      <w:r>
-        <w:t>].</w:t>
-      </w:r>
-      <w:r>
+        <w:t xml:space="preserve"> known as linear may show nonlinearity. Overall, extending “a priori” PBPK frameworks to incorporate target-mediated disposition is therefore important for their broader application as NAMs with the potential to reduce preclinical monkey studies across the full range of mAb </w:t>
+      </w:r>
+      <w:r>
+        <w:t>PK profiles.</w:t>
+      </w:r>
+      <w:r>
+        <w:rPr>
+          <w:rFonts w:cs="Times New Roman"/>
+        </w:rPr>
         <w:t xml:space="preserve"> </w:t>
       </w:r>
     </w:p>
     <w:p>
-      <w:pPr>
-        <w:rPr>
-          <w:rFonts w:asciiTheme="majorHAnsi" w:eastAsiaTheme="majorEastAsia" w:hAnsiTheme="majorHAnsi" w:cstheme="majorBidi"/>
+      <w:r>
+        <w:rPr>
+          <w:rFonts w:cs="Times New Roman"/>
+        </w:rPr>
+        <w:t xml:space="preserve">While complete replacement of monkey PK studies is not yet scientifically justifiable, model-informed optimization of study design offers a pragmatic reduction strategy. Prior knowledge of the mechanistic determinants of mAb disposition, PBPK predictions, and in vitro data can inform the selection of dose groups, animals, and sampling times needed to address specific PK uncertainties, complementing approaches such as cassette dosing, </w:t>
+      </w:r>
+      <w:proofErr w:type="spellStart"/>
+      <w:r>
+        <w:rPr>
+          <w:rFonts w:cs="Times New Roman"/>
+        </w:rPr>
+        <w:t>microsampling</w:t>
+      </w:r>
+      <w:proofErr w:type="spellEnd"/>
+      <w:r>
+        <w:rPr>
+          <w:rFonts w:cs="Times New Roman"/>
+        </w:rPr>
+        <w:t>, animal reuse, and integration of PK/PD endpoints into existing studies [29-31]. Because regulatory expectations and molecule-specific uncertainty vary, simulations should inform rather than independently define the minimum acceptable study size.</w:t>
+      </w:r>
+    </w:p>
+    <w:p>
+      <w:pPr>
+        <w:rPr>
+          <w:rFonts w:eastAsiaTheme="majorEastAsia" w:cstheme="majorBidi"/>
           <w:b/>
           <w:sz w:val="32"/>
           <w:szCs w:val="32"/>
         </w:rPr>
       </w:pPr>
       <w:r>
-        <w:t>The key questions of interest of the</w:t>
-      </w:r>
-      <w:r>
-        <w:t xml:space="preserve"> current</w:t>
-      </w:r>
-      <w:r>
-        <w:t xml:space="preserve"> analyses were, (1) to perform a retrospective e</w:t>
-      </w:r>
-      <w:r>
-        <w:t>valuation of “</w:t>
-      </w:r>
-      <w:r>
-        <w:t>a</w:t>
-      </w:r>
-      <w:r>
-        <w:t xml:space="preserve"> </w:t>
-      </w:r>
-      <w:r>
-        <w:t>p</w:t>
-      </w:r>
-      <w:r>
-        <w:t xml:space="preserve">riori” PBPK </w:t>
-      </w:r>
-      <w:r>
-        <w:t xml:space="preserve">modeling as a NAM to support human PK predictions </w:t>
-      </w:r>
-      <w:r>
-        <w:t xml:space="preserve">of PK for intravenously administered </w:t>
-      </w:r>
-      <w:proofErr w:type="spellStart"/>
-      <w:r>
+        <w:rPr>
+          <w:rFonts w:cs="Times New Roman"/>
+        </w:rPr>
+        <w:t xml:space="preserve">The objectives of the current analysis were (1) to retrospectively evaluate “a priori” PBPK modeling as a NAM for predicting human PK of intravenously administered </w:t>
+      </w:r>
+      <w:proofErr w:type="spellStart"/>
+      <w:r>
+        <w:rPr>
+          <w:rFonts w:cs="Times New Roman"/>
+        </w:rPr>
         <w:t>mAbs</w:t>
       </w:r>
       <w:proofErr w:type="spellEnd"/>
       <w:r>
-        <w:t>, (2) to perform s</w:t>
-      </w:r>
-      <w:r>
-        <w:t>imulations-based power evaluations of reduced monkey pk study designs</w:t>
+        <w:rPr>
+          <w:rFonts w:cs="Times New Roman"/>
+        </w:rPr>
+        <w:t xml:space="preserve"> and (2) to </w:t>
+      </w:r>
+      <w:r>
+        <w:rPr>
+          <w:rFonts w:cs="Times New Roman"/>
+        </w:rPr>
+        <w:lastRenderedPageBreak/>
+        <w:t>conduct a model-conditional precision analysis of reduced exploratory single-dose monkey PK study designs with fewer dose groups and animals per group.</w:t>
+      </w:r>
+    </w:p>
+    <w:p>
+      <w:pPr>
+        <w:pStyle w:val="Heading1"/>
+      </w:pPr>
+      <w:r>
+        <w:t>Methods</w:t>
+      </w:r>
+    </w:p>
+    <w:p>
+      <w:pPr>
+        <w:pStyle w:val="Heading2"/>
+      </w:pPr>
+      <w:r>
+        <w:t>Data</w:t>
+      </w:r>
+    </w:p>
+    <w:p>
+      <w:r>
+        <w:t xml:space="preserve">Pharmacokinetic profiles for eight monoclonal antibodies, spanning across 5 different targets, following intravenous dosing in monkeys and in humans were digitized from literature using </w:t>
+      </w:r>
+      <w:proofErr w:type="spellStart"/>
+      <w:r>
+        <w:t>webplotdigitizer</w:t>
+      </w:r>
+      <w:proofErr w:type="spellEnd"/>
+      <w:r>
+        <w:t xml:space="preserve"> tool [https://automeris.io/]. For most of the monoclonal antibodies included in the analysis, the literature sources did not specify whether the digitized concentration data represented free or total antibody. In vitro experimental parameters relevant to drug-FcRn binding, drug-target binding, drug-target complex internalization rate, and target reference concentrations were obtained through literature search. Digitized data, parameter values, measurement methods, assumptions, and source references are provided in </w:t>
+      </w:r>
+      <w:r>
+        <w:rPr>
+          <w:bCs/>
+        </w:rPr>
+        <w:t xml:space="preserve">Supplementary material </w:t>
+      </w:r>
+      <w:r>
+        <w:rPr>
+          <w:bCs/>
+        </w:rPr>
+        <w:t>2</w:t>
       </w:r>
       <w:r>
         <w:t xml:space="preserve">. </w:t>
       </w:r>
     </w:p>
-    <w:p/>
-    <w:p>
-      <w:pPr>
-        <w:pStyle w:val="Heading1"/>
-      </w:pPr>
-      <w:r>
-        <w:t>Methods</w:t>
-      </w:r>
-    </w:p>
     <w:p>
       <w:pPr>
         <w:pStyle w:val="Heading2"/>
       </w:pPr>
       <w:r>
-        <w:t>Data</w:t>
-      </w:r>
-    </w:p>
-    <w:p>
-      <w:r>
-        <w:t xml:space="preserve">Pharmacokinetic profiles for eight monoclonal antibodies, spanning across 5 different targets, following intravenous dosing in monkeys and in humans were digitized from literature using </w:t>
-      </w:r>
-      <w:proofErr w:type="spellStart"/>
-      <w:r>
-        <w:t>webplotdigitizer</w:t>
-      </w:r>
-      <w:proofErr w:type="spellEnd"/>
-      <w:r>
-        <w:t xml:space="preserve"> tool [https://automeris.io/]. For most of the monoclonal antibodies included in the analysis, the literature sources did not specify whether the digitized concentration data represented free or total antibody. In vitro experimental parameters relevant to drug-FcRn binding, drug-target binding, drug-target complex internalization rate, and target reference concentrations were obtained through literature search. Digitized data, parameter values, measurement methods, assumptions, and source references are provided in </w:t>
-      </w:r>
-      <w:r>
-        <w:rPr>
-          <w:bCs/>
-        </w:rPr>
-        <w:t xml:space="preserve">Supplementary material </w:t>
-      </w:r>
-      <w:r>
-        <w:rPr>
-          <w:bCs/>
-        </w:rPr>
-        <w:t>2</w:t>
-      </w:r>
-      <w:r>
-        <w:t xml:space="preserve">. </w:t>
+        <w:t>“A priori” PBPK Approach</w:t>
+      </w:r>
+    </w:p>
+    <w:p>
+      <w:r>
+        <w:t xml:space="preserve">The large molecule structural model was first incorporated in PK-Sim, including its binding to FcRn and to a generic target [4]. The model was exported to </w:t>
+      </w:r>
+      <w:proofErr w:type="spellStart"/>
+      <w:r>
+        <w:t>MoBi</w:t>
+      </w:r>
+      <w:proofErr w:type="spellEnd"/>
+      <w:r>
+        <w:t xml:space="preserve"> and TMDD processes were added using a modular approach [18]. Next, we created target expression profiles in monkeys and humans for each of the targets including relevant localization using PK-Sim’s expression database [19, 20]. The expression database provides relative abundance of target expressions across various tissues. Absolute reference concentrations for each of the targets, i.e., concentrations of the target in the tissue with the highest expression, were set to literature derived values and are provided in S1.3. Next, PKML simulation files containing generic large molecule PK model and target expressions, one file per target and species (monkey or human), were exported [18]. Intravenous single-dose simulations were run programmatically, and </w:t>
+      </w:r>
+      <w:proofErr w:type="spellStart"/>
+      <w:r>
+        <w:t>Cmax</w:t>
+      </w:r>
+      <w:proofErr w:type="spellEnd"/>
+      <w:r>
+        <w:t xml:space="preserve">, AUC0-28d, terminal clearance, and fold errors were calculated for each molecule-dose pair with observed data. </w:t>
+      </w:r>
+      <w:proofErr w:type="spellStart"/>
+      <w:r>
+        <w:t>Cmax</w:t>
+      </w:r>
+      <w:proofErr w:type="spellEnd"/>
+      <w:r>
+        <w:t xml:space="preserve"> and AUC</w:t>
+      </w:r>
+      <w:r>
+        <w:rPr>
+          <w:vertAlign w:val="subscript"/>
+        </w:rPr>
+        <w:t>0-28d</w:t>
+      </w:r>
+      <w:r>
+        <w:t xml:space="preserve"> were used as markers of the predominantly linear component, whereas terminal clearance, calculated as dose divided by AUCinf, was used as a marker of nonlinear target-mediated elimination. The workflow used PK-Sim 12.2, </w:t>
+      </w:r>
+      <w:proofErr w:type="spellStart"/>
+      <w:r>
+        <w:t>MoBi</w:t>
+      </w:r>
+      <w:proofErr w:type="spellEnd"/>
+      <w:r>
+        <w:t xml:space="preserve"> 12.2, R 4.5.1, </w:t>
+      </w:r>
+      <w:proofErr w:type="spellStart"/>
+      <w:r>
+        <w:t>esqlabsR</w:t>
+      </w:r>
+      <w:proofErr w:type="spellEnd"/>
+      <w:r>
+        <w:t xml:space="preserve"> 5.6.0, and </w:t>
+      </w:r>
+      <w:proofErr w:type="spellStart"/>
+      <w:r>
+        <w:t>ospsuite</w:t>
+      </w:r>
+      <w:proofErr w:type="spellEnd"/>
+      <w:r>
+        <w:t xml:space="preserve"> 12.4.2 [21-23]. Full workflow details, input files, and code are provided in Supplementary Material 2.</w:t>
+      </w:r>
+    </w:p>
+    <w:p>
+      <w:pPr>
+        <w:pStyle w:val="Heading2"/>
+      </w:pPr>
+      <w:r>
+        <w:lastRenderedPageBreak/>
+        <w:t xml:space="preserve">Top-Down TMDD Approach </w:t>
+      </w:r>
+    </w:p>
+    <w:p>
+      <w:r>
+        <w:t>In the top-down approach, a quasi-steady-state (QSS) TMDD model was fitted separately to the monkey PK profiles for each molecule in R 4.5.1 using nlmixr2 5.0.0 and rxode2 5.1.4. Clearance (CL), central volume (V1), intercompartmental clearance (Q), peripheral volume (V2), and proportional and additive residual-error terms were estimated when supported by the data. Molecule-specific TMDD parameters, including target reference concentration, binding kinetics, target degradation rate (kdeg), and internalization rate constant (kint), were fixed to literature-derived monkey inputs. The same molecule-specific inputs were used in the “a priori” monkey PBPK simulations and the top-down monkey fits.</w:t>
+      </w:r>
+    </w:p>
+    <w:p>
+      <w:r>
+        <w:t xml:space="preserve">Human PK predictions were generated by translating the final Run 4 monkey TMDD model to humans. Monkey CL and Q estimates were allometrically scaled with an exponent of 0.85, while </w:t>
+      </w:r>
+      <w:proofErr w:type="spellStart"/>
+      <w:r>
+        <w:t>Vc</w:t>
+      </w:r>
+      <w:proofErr w:type="spellEnd"/>
+      <w:r>
+        <w:t xml:space="preserve"> and </w:t>
+      </w:r>
+      <w:proofErr w:type="spellStart"/>
+      <w:r>
+        <w:t>Vp</w:t>
+      </w:r>
+      <w:proofErr w:type="spellEnd"/>
+      <w:r>
+        <w:t xml:space="preserve"> were scaled with an exponent of 1.0. All molecule-specific TMDD inputs used in the human simulations</w:t>
+      </w:r>
+      <w:r>
+        <w:t xml:space="preserve">, </w:t>
+      </w:r>
+      <w:r>
+        <w:t>including target reference concentration, binding affinity (KD), dissociation rate (</w:t>
+      </w:r>
+      <w:proofErr w:type="spellStart"/>
+      <w:r>
+        <w:t>koff</w:t>
+      </w:r>
+      <w:proofErr w:type="spellEnd"/>
+      <w:r>
+        <w:t xml:space="preserve">), target degradation rate (kdeg), and internalization rate constant (kint)—were obtained from the human parameter dataset, and the human QSS binding constant was recalculated from the human kinetic inputs. Simulated monkey and human </w:t>
+      </w:r>
+      <w:proofErr w:type="spellStart"/>
+      <w:r>
+        <w:t>Cmax</w:t>
+      </w:r>
+      <w:proofErr w:type="spellEnd"/>
+      <w:r>
+        <w:t>, AUC</w:t>
+      </w:r>
+      <w:r>
+        <w:rPr>
+          <w:vertAlign w:val="subscript"/>
+        </w:rPr>
+        <w:t>0-28d</w:t>
+      </w:r>
+      <w:r>
+        <w:t>, and terminal clearance values were compared with observed values, and fold-errors were calculated.</w:t>
       </w:r>
     </w:p>
     <w:p>
@@ -497,20 +575,780 @@
           <w:sz w:val="32"/>
           <w:szCs w:val="32"/>
         </w:rPr>
-        <w:t>“A priori” PBPK Approach</w:t>
-      </w:r>
-    </w:p>
-    <w:p>
-      <w:r>
-        <w:t xml:space="preserve">The large molecule structural model was first incorporated </w:t>
-      </w:r>
-      <w:proofErr w:type="gramStart"/>
-      <w:r>
-        <w:t>in</w:t>
-      </w:r>
-      <w:proofErr w:type="gramEnd"/>
-      <w:r>
-        <w:t xml:space="preserve"> PK-Sim, including its binding to FcRn and to a generic target [4]. The model was exported to </w:t>
+        <w:t xml:space="preserve">Simulations-based Evaluations of Reduced Monkey PK Study Designs  </w:t>
+      </w:r>
+    </w:p>
+    <w:p>
+      <w:r>
+        <w:t>For molecules with at least one “a priori” monkey exposure prediction outside the two-fold criterion, reduced-study simulations were performed as an explicitly model-conditional precision analysis. Because individual-level observed monkey PK data were unavailable, the observed-data-informed top-down model served as both the data-generating model and the retrospective reference. For each molecule, 100 virtual individuals were generated using the final Run 4 CL, V1, Q, and V2 estimates and their RSEs; 40% parameter uncertainty was assigned when a fixed structural parameter had no fitted RSE</w:t>
+      </w:r>
+      <w:r>
+        <w:t xml:space="preserve"> </w:t>
+      </w:r>
+      <w:r>
+        <w:rPr>
+          <w:b/>
+          <w:bCs/>
+        </w:rPr>
+        <w:t>(S1.4)</w:t>
+      </w:r>
+      <w:r>
+        <w:t xml:space="preserve">. Independent lognormal 30% interindividual variability was applied to CL, V1, Q, and V2, while the fixed TMDD parameters were unchanged. One thousand replicate studies sampled 2-4 animals per dose group with replacement at 0.25, 1, 2, 4, and 8 hours and days 1, 2, 6, 10, 14, 21, and 28. Two-dose (0.3 and 10 mg/kg) and three-dose (0.3, 3, and 10 mg/kg) designs were evaluated. The arithmetic mean </w:t>
+      </w:r>
+      <w:proofErr w:type="spellStart"/>
+      <w:r>
+        <w:t>Cmax</w:t>
+      </w:r>
+      <w:proofErr w:type="spellEnd"/>
+      <w:r>
+        <w:t>, AUC</w:t>
+      </w:r>
+      <w:r>
+        <w:rPr>
+          <w:vertAlign w:val="subscript"/>
+        </w:rPr>
+        <w:t>0-28d</w:t>
+      </w:r>
+      <w:r>
+        <w:t xml:space="preserve">, and terminal clearance in each reduced study was divided by the corresponding arithmetic mean from the richly sampled 100-animal population. A design-level endpoint was successful only when all selected doses were within 0.5- to 2-fold of the reference. In a post hoc sensitivity </w:t>
+      </w:r>
+      <w:r>
+        <w:lastRenderedPageBreak/>
+        <w:t>analysis, additional independent lognormal variability was applied to CL, V1, Q, and V2 so that the total across-individual CV of each structural parameter was at least 50%; 10,000 reduced studies were resampled per scenario.</w:t>
+      </w:r>
+    </w:p>
+    <w:p>
+      <w:pPr>
+        <w:pStyle w:val="Heading1"/>
+      </w:pPr>
+      <w:r>
+        <w:t>Results</w:t>
+      </w:r>
+    </w:p>
+    <w:p>
+      <w:pPr>
+        <w:pStyle w:val="Heading2"/>
+      </w:pPr>
+      <w:r>
+        <w:t>Evaluation of “A Priori” PBPK Predictions of Monkey and Human PK</w:t>
+      </w:r>
+    </w:p>
+    <w:p>
+      <w:r>
+        <w:t xml:space="preserve">First, both “a priori” PBPK and top-down TMDD approaches were compared to evaluate how well each workflow reproduced the monkey PK data. Across the 8 drugs and 14 dose levels evaluated, the “a priori” PBPK predictions produced 13/14 </w:t>
+      </w:r>
+      <w:proofErr w:type="spellStart"/>
+      <w:r>
+        <w:t>Cmax</w:t>
+      </w:r>
+      <w:proofErr w:type="spellEnd"/>
+      <w:r>
+        <w:t xml:space="preserve"> (accuracy 0.93)</w:t>
+      </w:r>
+      <w:r>
+        <w:t xml:space="preserve">, </w:t>
+      </w:r>
+      <w:r>
+        <w:t>8/14 AUC</w:t>
+      </w:r>
+      <w:r>
+        <w:rPr>
+          <w:vertAlign w:val="subscript"/>
+        </w:rPr>
+        <w:t>0-28d</w:t>
+      </w:r>
+      <w:r>
+        <w:t xml:space="preserve"> (accuracy 0.57),</w:t>
+      </w:r>
+      <w:r>
+        <w:t xml:space="preserve"> and</w:t>
+      </w:r>
+      <w:r>
+        <w:t xml:space="preserve"> 8</w:t>
+      </w:r>
+      <w:r>
+        <w:t>/1</w:t>
+      </w:r>
+      <w:r>
+        <w:t>4</w:t>
+      </w:r>
+      <w:r>
+        <w:t xml:space="preserve"> terminal clearance (accuracy 0.57)</w:t>
+      </w:r>
+      <w:r>
+        <w:t xml:space="preserve"> within two-fold </w:t>
+      </w:r>
+      <w:r>
+        <w:t>of the observed</w:t>
+      </w:r>
+      <w:r>
+        <w:t xml:space="preserve"> </w:t>
+      </w:r>
+      <w:r>
+        <w:rPr>
+          <w:b/>
+          <w:bCs/>
+        </w:rPr>
+        <w:t>(S1.</w:t>
+      </w:r>
+      <w:r>
+        <w:rPr>
+          <w:b/>
+          <w:bCs/>
+        </w:rPr>
+        <w:t>1</w:t>
+      </w:r>
+      <w:r>
+        <w:rPr>
+          <w:b/>
+          <w:bCs/>
+        </w:rPr>
+        <w:t>A, S1.2</w:t>
+      </w:r>
+      <w:r>
+        <w:rPr>
+          <w:b/>
+          <w:bCs/>
+        </w:rPr>
+        <w:t>)</w:t>
+      </w:r>
+      <w:r>
+        <w:rPr>
+          <w:b/>
+          <w:bCs/>
+        </w:rPr>
+        <w:t xml:space="preserve">. </w:t>
+      </w:r>
+      <w:r>
+        <w:t>As a benchmark comparison, w</w:t>
+      </w:r>
+      <w:r>
+        <w:t xml:space="preserve">ith top-down approach, as </w:t>
+      </w:r>
+      <w:r>
+        <w:t>expected</w:t>
+      </w:r>
+      <w:r>
+        <w:t xml:space="preserve">, fitting a </w:t>
+      </w:r>
+      <w:proofErr w:type="spellStart"/>
+      <w:r>
+        <w:t>quasi steady</w:t>
+      </w:r>
+      <w:proofErr w:type="spellEnd"/>
+      <w:r>
+        <w:t>-</w:t>
+      </w:r>
+      <w:r>
+        <w:t xml:space="preserve">state (QSS) </w:t>
+      </w:r>
+      <w:r>
+        <w:t xml:space="preserve">TMDD model to monkey PK data while fixing molecule-specific TMDD parameters produced all </w:t>
+      </w:r>
+      <w:proofErr w:type="spellStart"/>
+      <w:r>
+        <w:t>Cmax</w:t>
+      </w:r>
+      <w:proofErr w:type="spellEnd"/>
+      <w:r>
+        <w:t>, AUC</w:t>
+      </w:r>
+      <w:r>
+        <w:rPr>
+          <w:vertAlign w:val="subscript"/>
+        </w:rPr>
+        <w:t>0-28d</w:t>
+      </w:r>
+      <w:r>
+        <w:t>, and terminal-clearance values within two-fold</w:t>
+      </w:r>
+      <w:r>
+        <w:t xml:space="preserve"> of the observed data </w:t>
+      </w:r>
+      <w:r>
+        <w:t xml:space="preserve">(accuracy 1.00 for each metric). CL and </w:t>
+      </w:r>
+      <w:proofErr w:type="spellStart"/>
+      <w:r>
+        <w:t>Vc</w:t>
+      </w:r>
+      <w:proofErr w:type="spellEnd"/>
+      <w:r>
+        <w:t xml:space="preserve"> were estimated for all molecules. Intercompartmental clearance was fixed to a typical cynomolgus-monkey mAb value for five molecules for which it could not be estimated with acceptable precision; peripheral volume was additionally fixed for adalimumab [28]. All remaining estimated structural parameters had RSEs &lt;40%, and the covariance step completed successfully for all final Run 4 fits</w:t>
+      </w:r>
+      <w:r>
+        <w:t xml:space="preserve"> </w:t>
+      </w:r>
+      <w:r>
+        <w:rPr>
+          <w:b/>
+          <w:bCs/>
+        </w:rPr>
+        <w:t>(S1.4)</w:t>
+      </w:r>
+      <w:r>
+        <w:t>.</w:t>
+      </w:r>
+    </w:p>
+    <w:p>
+      <w:r>
+        <w:t xml:space="preserve">Next, both “a priori” PBPK and monkey-informed top-down TMDD approaches were compared to evaluate how well each workflow predicted human PK data. Across the 8 drugs and 30 dose levels evaluated, the “a priori” PBPK predictions produced 29/30 </w:t>
+      </w:r>
+      <w:proofErr w:type="spellStart"/>
+      <w:r>
+        <w:t>Cmax</w:t>
+      </w:r>
+      <w:proofErr w:type="spellEnd"/>
+      <w:r>
+        <w:t xml:space="preserve"> (accuracy 0.97), 25/30 AUC</w:t>
+      </w:r>
+      <w:r>
+        <w:rPr>
+          <w:vertAlign w:val="subscript"/>
+        </w:rPr>
+        <w:t>0-28d</w:t>
+      </w:r>
+      <w:r>
+        <w:t xml:space="preserve"> (accuracy 0.83), and 23/30 terminal-clearance values (accuracy 0.77)</w:t>
+      </w:r>
+      <w:r>
+        <w:t xml:space="preserve"> </w:t>
+      </w:r>
+      <w:r>
+        <w:t>within two-fold</w:t>
+      </w:r>
+      <w:r>
+        <w:t xml:space="preserve"> of the observed data </w:t>
+      </w:r>
+      <w:r>
+        <w:rPr>
+          <w:b/>
+          <w:bCs/>
+        </w:rPr>
+        <w:t>(Figure 1, Figure 2)</w:t>
+      </w:r>
+      <w:r>
+        <w:t xml:space="preserve">. With the top-down approach, translation of the monkey-fitted QSS TMDD models to humans produced 27/30 </w:t>
+      </w:r>
+      <w:proofErr w:type="spellStart"/>
+      <w:r>
+        <w:t>Cmax</w:t>
+      </w:r>
+      <w:proofErr w:type="spellEnd"/>
+      <w:r>
+        <w:t xml:space="preserve"> (accuracy 0.90), 26/30 AUC</w:t>
+      </w:r>
+      <w:r>
+        <w:rPr>
+          <w:vertAlign w:val="subscript"/>
+        </w:rPr>
+        <w:t>0-28d</w:t>
+      </w:r>
+      <w:r>
+        <w:t xml:space="preserve"> (accuracy 0.87), and 28/30 terminal-clearance (accuracy 0.93) </w:t>
+      </w:r>
+      <w:r>
+        <w:t>within two-fold</w:t>
+      </w:r>
+      <w:r>
+        <w:t xml:space="preserve"> </w:t>
+      </w:r>
+      <w:r>
+        <w:rPr>
+          <w:b/>
+          <w:bCs/>
+        </w:rPr>
+        <w:t>(Figure 1, Figure 2)</w:t>
+      </w:r>
+      <w:r>
+        <w:t xml:space="preserve">.  </w:t>
+      </w:r>
+    </w:p>
+    <w:p>
+      <w:r>
+        <w:t xml:space="preserve">The </w:t>
+      </w:r>
+      <w:r>
+        <w:t>“a priori” PBPK framework</w:t>
+      </w:r>
+      <w:r>
+        <w:t xml:space="preserve"> predicted all three exposure markers for 4/8 molecules across all doses evaluated. Compared with the top-down approach, the “a priori” approach provided higher accuracy for </w:t>
+      </w:r>
+      <w:proofErr w:type="spellStart"/>
+      <w:r>
+        <w:t>Cmax</w:t>
+      </w:r>
+      <w:proofErr w:type="spellEnd"/>
+      <w:r>
+        <w:t xml:space="preserve"> (0.97 versus 0.90), slightly lower accuracy for AUC</w:t>
+      </w:r>
+      <w:r>
+        <w:rPr>
+          <w:vertAlign w:val="subscript"/>
+        </w:rPr>
+        <w:t>0-28d</w:t>
+      </w:r>
+      <w:r>
+        <w:t xml:space="preserve"> (0.83 versus 0.87), and lower accuracy for terminal clearance (0.77 versus 0.93). </w:t>
+      </w:r>
+      <w:r>
+        <w:t xml:space="preserve">The molecules for which human terminal clearance was predicted outside the two-fold criterion by the “a priori” approach were avelumab (anti-PD-L1 mAb), pembrolizumab (anti-PD-1 mAb), and golimumab (anti-TNFα mAb). For these molecules, all </w:t>
+      </w:r>
+      <w:proofErr w:type="spellStart"/>
+      <w:r>
+        <w:t>Cmax</w:t>
+      </w:r>
+      <w:proofErr w:type="spellEnd"/>
+      <w:r>
+        <w:t xml:space="preserve"> predictions were within two-fold of the observed values across the evaluated doses. AUC</w:t>
+      </w:r>
+      <w:r>
+        <w:rPr>
+          <w:vertAlign w:val="subscript"/>
+        </w:rPr>
+        <w:t xml:space="preserve">0–28d </w:t>
+      </w:r>
+      <w:r>
+        <w:lastRenderedPageBreak/>
+        <w:t xml:space="preserve">predictions were also within two-fold for both pembrolizumab dose levels and five of the six golimumab dose levels, but for only one of the four avelumab dose levels. Thus, the prediction discrepancies were concentrated in clearance-related metrics rather than </w:t>
+      </w:r>
+      <w:proofErr w:type="spellStart"/>
+      <w:r>
+        <w:t>Cmax</w:t>
+      </w:r>
+      <w:proofErr w:type="spellEnd"/>
+      <w:r>
+        <w:t>, with the greatest AUC</w:t>
+      </w:r>
+      <w:r>
+        <w:rPr>
+          <w:vertAlign w:val="subscript"/>
+        </w:rPr>
+        <w:t>0–28d</w:t>
+      </w:r>
+      <w:r>
+        <w:t xml:space="preserve"> discrepancy observed for avelumab. For some molecules in the dataset, several key target-system parameters, including target reference concentration, internalization rate (kint), and target degradation rate (kdeg), were not available from direct in vitro measurements and were instead obtained from prior modeling studies. These inputs introduce uncertainty because their values may depend on the model structure, assumptions, and estimation approach used in those studies. Additionally, the observed human PK data for oncology </w:t>
+      </w:r>
+      <w:proofErr w:type="spellStart"/>
+      <w:r>
+        <w:t>mAbs</w:t>
+      </w:r>
+      <w:proofErr w:type="spellEnd"/>
+      <w:r>
+        <w:t>, including avelumab, pembrolizumab, and nivolumab, were obtained from patients who may have substantial variability in target expression, introducing further uncertainty in PK predictions with both approaches.</w:t>
+      </w:r>
+      <w:r>
+        <w:t xml:space="preserve"> </w:t>
+      </w:r>
+      <w:r>
+        <w:t xml:space="preserve">Overall, the </w:t>
+      </w:r>
+      <w:r>
+        <w:t>“a priori” approach</w:t>
+      </w:r>
+      <w:r>
+        <w:t xml:space="preserve"> </w:t>
+      </w:r>
+      <w:r>
+        <w:t>predict</w:t>
+      </w:r>
+      <w:r>
+        <w:t>ed</w:t>
+      </w:r>
+      <w:r>
+        <w:t xml:space="preserve"> distribution (</w:t>
+      </w:r>
+      <w:proofErr w:type="spellStart"/>
+      <w:r>
+        <w:t>Cmax</w:t>
+      </w:r>
+      <w:proofErr w:type="spellEnd"/>
+      <w:r>
+        <w:t>) and linear elimination (</w:t>
+      </w:r>
+      <w:r>
+        <w:t>AUC</w:t>
+      </w:r>
+      <w:r>
+        <w:rPr>
+          <w:vertAlign w:val="subscript"/>
+        </w:rPr>
+        <w:t>0-28d</w:t>
+      </w:r>
+      <w:r>
+        <w:t>)</w:t>
+      </w:r>
+      <w:r>
+        <w:t xml:space="preserve"> mechanisms of </w:t>
+      </w:r>
+      <w:proofErr w:type="spellStart"/>
+      <w:r>
+        <w:t>mAbs</w:t>
+      </w:r>
+      <w:proofErr w:type="spellEnd"/>
+      <w:r>
+        <w:t xml:space="preserve"> in humans reasonably well</w:t>
+      </w:r>
+      <w:r>
+        <w:t xml:space="preserve">. The analysis suggested that “a priori” approach would require more robust in vitro input parameters to reliably predict non-linear elimination/TMDD of </w:t>
+      </w:r>
+      <w:proofErr w:type="spellStart"/>
+      <w:r>
+        <w:t>mAbs</w:t>
+      </w:r>
+      <w:proofErr w:type="spellEnd"/>
+      <w:r>
+        <w:t>.</w:t>
+      </w:r>
+      <w:r>
+        <w:t xml:space="preserve"> </w:t>
+      </w:r>
+    </w:p>
+    <w:p>
+      <w:pPr>
+        <w:pStyle w:val="Heading2"/>
+      </w:pPr>
+      <w:r>
+        <w:t xml:space="preserve">Simulations-based Evaluations of Reduced Monkey PK Study Designs  </w:t>
+      </w:r>
+    </w:p>
+    <w:p>
+      <w:r>
+        <w:t>Atezolizumab, avelumab, nivolumab, and pembrolizumab were included in the reduced-study analysis because at least one “a priori” monkey exposure prediction was outside the prespecified two-fold criterion. For each molecule, the observed-data-informed top-down model generated a richly sampled reference population of 100 virtual individuals. The primary 1,000-replicate analysis incorporated fitted structural-parameter uncertainty and 30% interindividual variability in CL, V1, Q, and V2; fixed TMDD parameters were not varied.</w:t>
+      </w:r>
+    </w:p>
+    <w:p>
+      <w:r>
+        <w:t>Across the two-dose-group (0.3 and 10 mg/kg) and three-dose-group (0.3, 3, and 10 mg/kg) designs with 2-4 animals per group, reduced-study-to-reference fold errors for terminal clearance, AUC</w:t>
+      </w:r>
+      <w:r>
+        <w:rPr>
+          <w:vertAlign w:val="subscript"/>
+        </w:rPr>
+        <w:t>0-28d</w:t>
+      </w:r>
+      <w:r>
+        <w:t xml:space="preserve">, and </w:t>
+      </w:r>
+      <w:proofErr w:type="spellStart"/>
+      <w:r>
+        <w:t>Cmax</w:t>
+      </w:r>
+      <w:proofErr w:type="spellEnd"/>
+      <w:r>
+        <w:t xml:space="preserve"> were centered near 1 </w:t>
+      </w:r>
+      <w:r>
+        <w:rPr>
+          <w:b/>
+          <w:bCs/>
+        </w:rPr>
+        <w:t>(Figure 3</w:t>
+      </w:r>
+      <w:r>
+        <w:t xml:space="preserve">). For the illustrative two-dose-group design with three animals per group (six animals total), the model-conditional probability that all three PK endpoints at both doses were within two-fold of the rich-population reference ranged from 99.4% to 100.0% across the four molecules. The 5th-95th percentile fold-error intervals also remained within the prespecified range. A fourth animal per group provided only modest additional narrowing, and adding a third dose group did not improve precision under the evaluated assumptions. </w:t>
+      </w:r>
+      <w:r>
+        <w:t xml:space="preserve">The results were sensitive to greater variability: for the same six-animal design, the joint success probability decreased to 90.0–98.1% when total structural-parameter variability was increased to 50% CV. For context, this range exceeds the conventional 80% target commonly used for statistical </w:t>
+      </w:r>
+      <w:r>
+        <w:lastRenderedPageBreak/>
+        <w:t>power when planning preclinical animal studies [</w:t>
+      </w:r>
+      <w:r>
+        <w:t>32</w:t>
+      </w:r>
+      <w:r>
+        <w:t xml:space="preserve">]. Overall, these findings support the feasibility of a </w:t>
+      </w:r>
+      <w:r>
+        <w:t xml:space="preserve">reduced </w:t>
+      </w:r>
+      <w:r>
+        <w:t xml:space="preserve">two-dose, </w:t>
+      </w:r>
+      <w:r>
+        <w:t xml:space="preserve">total </w:t>
+      </w:r>
+      <w:r>
+        <w:t xml:space="preserve">six-animal study design for </w:t>
+      </w:r>
+      <w:r>
+        <w:t xml:space="preserve">collecting relevant data to support model-based characterization of IV </w:t>
+      </w:r>
+      <w:proofErr w:type="spellStart"/>
+      <w:r>
+        <w:t>mAbs</w:t>
+      </w:r>
+      <w:proofErr w:type="spellEnd"/>
+      <w:r>
+        <w:t xml:space="preserve"> PK in monkeys to support first-in-human PK predictions</w:t>
+      </w:r>
+      <w:r>
+        <w:t>.</w:t>
+      </w:r>
+    </w:p>
+    <w:p>
+      <w:pPr>
+        <w:pStyle w:val="Heading1"/>
+      </w:pPr>
+      <w:r>
+        <w:t>Discussion</w:t>
+      </w:r>
+    </w:p>
+    <w:p>
+      <w:r>
+        <w:t xml:space="preserve">In this retrospective analysis, the in vitro-informed “a priori” PBPK approach provided human PK predictions broadly comparable to monkey-informed top-down TMDD translation, particularly for </w:t>
+      </w:r>
+      <w:proofErr w:type="spellStart"/>
+      <w:r>
+        <w:t>Cmax</w:t>
+      </w:r>
+      <w:proofErr w:type="spellEnd"/>
+      <w:r>
+        <w:t xml:space="preserve"> and AUC0–28d. Terminal-clearance accuracy was lower with the “a priori” approach, with 23/30 predictions within two-fold of observed values compared with 28/30 for the top-down approach. Notably, target concentrations, </w:t>
+      </w:r>
+      <m:oMath>
+        <m:sSub>
+          <m:sSubPr>
+            <m:ctrlPr>
+              <w:rPr>
+                <w:rFonts w:ascii="Cambria Math" w:hAnsi="Cambria Math"/>
+              </w:rPr>
+            </m:ctrlPr>
+          </m:sSubPr>
+          <m:e>
+            <m:r>
+              <w:rPr>
+                <w:rFonts w:ascii="Cambria Math" w:hAnsi="Cambria Math"/>
+              </w:rPr>
+              <m:t>k</m:t>
+            </m:r>
+          </m:e>
+          <m:sub>
+            <m:r>
+              <m:rPr>
+                <m:sty m:val="p"/>
+              </m:rPr>
+              <w:rPr>
+                <w:rFonts w:ascii="Cambria Math" w:hAnsi="Cambria Math"/>
+              </w:rPr>
+              <m:t>int</m:t>
+            </m:r>
+          </m:sub>
+        </m:sSub>
+      </m:oMath>
+      <w:r>
+        <w:t xml:space="preserve">, and </w:t>
+      </w:r>
+      <m:oMath>
+        <m:sSub>
+          <m:sSubPr>
+            <m:ctrlPr>
+              <w:rPr>
+                <w:rFonts w:ascii="Cambria Math" w:hAnsi="Cambria Math"/>
+              </w:rPr>
+            </m:ctrlPr>
+          </m:sSubPr>
+          <m:e>
+            <m:r>
+              <w:rPr>
+                <w:rFonts w:ascii="Cambria Math" w:hAnsi="Cambria Math"/>
+              </w:rPr>
+              <m:t>k</m:t>
+            </m:r>
+          </m:e>
+          <m:sub>
+            <m:r>
+              <m:rPr>
+                <m:sty m:val="p"/>
+              </m:rPr>
+              <w:rPr>
+                <w:rFonts w:ascii="Cambria Math" w:hAnsi="Cambria Math"/>
+              </w:rPr>
+              <m:t>deg</m:t>
+            </m:r>
+          </m:sub>
+        </m:sSub>
+      </m:oMath>
+      <w:r>
+        <w:t xml:space="preserve"> for pembrolizumab, nivolumab, and avelumab were obtained from prior models rather than molecule-specific in vitro measurements, suggesting that robust in vitro characterization of these parameters could further improve “a priori” predictions of terminal clearance.</w:t>
+      </w:r>
+      <w:r>
+        <w:t xml:space="preserve"> The proposed “a priori” PBPK modeling as NAM approach is feasible when robust in vitro experimental data for mechanistic parameters are available. In our retrospective analysis, in vitro parameters were derived from literature search (Supplementary material 2). Drug–target binding affinity was available from experimental binding assays for all included molecules, either from equilibrium binding or SPR/</w:t>
+      </w:r>
+      <w:proofErr w:type="spellStart"/>
+      <w:r>
+        <w:t>Biacore</w:t>
+      </w:r>
+      <w:proofErr w:type="spellEnd"/>
+      <w:r>
+        <w:t xml:space="preserve"> assays. FcRn binding affinity was available from SPR/</w:t>
+      </w:r>
+      <w:proofErr w:type="spellStart"/>
+      <w:r>
+        <w:t>Biacore</w:t>
+      </w:r>
+      <w:proofErr w:type="spellEnd"/>
+      <w:r>
+        <w:t xml:space="preserve"> for only atezolizumab and pembrolizumab while a common model-based FcRn KD estimate from a published analysis of 50 </w:t>
+      </w:r>
+      <w:proofErr w:type="spellStart"/>
+      <w:r>
+        <w:t>mAbs</w:t>
+      </w:r>
+      <w:proofErr w:type="spellEnd"/>
+      <w:r>
+        <w:t xml:space="preserve"> was used for several other </w:t>
+      </w:r>
+      <w:proofErr w:type="spellStart"/>
+      <w:r>
+        <w:t>mAbs</w:t>
+      </w:r>
+      <w:proofErr w:type="spellEnd"/>
+      <w:r>
+        <w:t xml:space="preserve"> where molecule-specific FcRn binding data were not available [27]. Drug-target complex internalization rate from flow-cytometry–based internalization assay was available for only two molecules, whereas for other molecules this parameter was assumed same as target degradation rate. Target reference concentrations represented the least standardized component of the input parameters. VEGF-A and IL-6R reference concentrations and target degradation rates were available from quantitative fluorescence or ligand-binding receptor assay data or were estimated in prior analyses. Overall, the compiled input parameters highlight the limitation of standardized in vitro experimental methods. Thus, standardization of experimental package for </w:t>
+      </w:r>
+      <w:proofErr w:type="spellStart"/>
+      <w:r>
+        <w:t>mAbs</w:t>
+      </w:r>
+      <w:proofErr w:type="spellEnd"/>
+      <w:r>
+        <w:t xml:space="preserve"> would further strengthen prospective PBPK-based NAM workflows. </w:t>
+      </w:r>
+    </w:p>
+    <w:p>
+      <w:r>
+        <w:t xml:space="preserve">The reduced-study simulations provide quantitative support for the feasibility of a focused two-dose, six-animal exploratory monkey PK study. Under the primary assumptions of fitted structural-parameter uncertainty and 30% interindividual variability in CL, V1, Q, and V2, a design with three animals at each of two dose levels recovered </w:t>
+      </w:r>
+      <w:proofErr w:type="spellStart"/>
+      <w:r>
+        <w:t>Cmax</w:t>
+      </w:r>
+      <w:proofErr w:type="spellEnd"/>
+      <w:r>
+        <w:t>, AUC</w:t>
+      </w:r>
+      <w:r>
+        <w:rPr>
+          <w:vertAlign w:val="subscript"/>
+        </w:rPr>
+        <w:t>0–28d</w:t>
+      </w:r>
+      <w:r>
+        <w:t xml:space="preserve">, and terminal clearance within two-fold of the rich-population reference in 99.4–100.0% of replicate studies across the four </w:t>
+      </w:r>
+      <w:proofErr w:type="spellStart"/>
+      <w:r>
+        <w:t>mAbs</w:t>
+      </w:r>
+      <w:proofErr w:type="spellEnd"/>
+      <w:r>
+        <w:t>. The design remained robust when total structural-</w:t>
+      </w:r>
+      <w:r>
+        <w:lastRenderedPageBreak/>
+        <w:t>parameter variability was increased to 50% CV, with success rates of 90.0–98.1%.</w:t>
+      </w:r>
+      <w:r>
+        <w:t xml:space="preserve"> </w:t>
+      </w:r>
+      <w:r>
+        <w:t xml:space="preserve">These findings should be interpreted as evidence of model-conditional precision rather than </w:t>
+      </w:r>
+      <w:r>
+        <w:t xml:space="preserve">a </w:t>
+      </w:r>
+      <w:r>
+        <w:t xml:space="preserve">validation of the reduced design. Prospective confirmation and molecule-specific assessment would therefore be needed, particularly when TMDD is pronounced or its determinants are uncertain. </w:t>
+      </w:r>
+      <w:r>
+        <w:t>Overall, r</w:t>
+      </w:r>
+      <w:r>
+        <w:t>elative to the prespecified exploratory single-dose design of five dose groups with three animals per group, the illustrative six-animal design represents a 60% reduction in animal use</w:t>
+      </w:r>
+      <w:r>
+        <w:t xml:space="preserve"> </w:t>
+      </w:r>
+      <w:r>
+        <w:rPr>
+          <w:b/>
+          <w:bCs/>
+        </w:rPr>
+        <w:t>(Figure 4)</w:t>
+      </w:r>
+      <w:r>
+        <w:t xml:space="preserve">. Importantly, this estimate applies at the individual PK-study level and should not be interpreted as a </w:t>
+      </w:r>
+      <w:r>
+        <w:t>percent</w:t>
+      </w:r>
+      <w:r>
+        <w:t xml:space="preserve"> reduction in animal use across the overall preclinical development program or as a reduction in animals used for repeat-dose toxicology or other studies.</w:t>
+      </w:r>
+    </w:p>
+    <w:p>
+      <w:r>
+        <w:t xml:space="preserve">The analysis focused on IV single-dose mAb PK, an appropriate initial context because the principal disposition processes are comparatively well characterized. Single-dose data and mechanistic models can support projection of repeat-dose exposure and accumulation, and published examples show successful translation for selected </w:t>
+      </w:r>
+      <w:proofErr w:type="spellStart"/>
+      <w:r>
+        <w:t>mAbs</w:t>
+      </w:r>
+      <w:proofErr w:type="spellEnd"/>
+      <w:r>
+        <w:t xml:space="preserve"> [24, 25]. However, these examples do not establish that a dedicated repeat-dose PK study can be omitted for every molecule. When scientifically and operationally appropriate, PK/TK sampling embedded in dose-range-finding or GLP repeat-dose toxicology studies may provide repeat-dose exposure information without a separate PK study [26], but the toxicology studies and their animal use remain outside the scope of the present analysis. The framework could subsequently be extended to subcutaneous </w:t>
+      </w:r>
+      <w:proofErr w:type="spellStart"/>
+      <w:r>
+        <w:t>mAbs</w:t>
+      </w:r>
+      <w:proofErr w:type="spellEnd"/>
+      <w:r>
+        <w:t xml:space="preserve"> by incorporating lymphatic uptake, pre</w:t>
+      </w:r>
+      <w:r>
+        <w:t>-</w:t>
+      </w:r>
+      <w:r>
+        <w:t xml:space="preserve">systemic catabolism, bioavailability, and formulation- and injection-site-dependent absorption. Lessons from </w:t>
+      </w:r>
+      <w:proofErr w:type="spellStart"/>
+      <w:r>
+        <w:t>mAbs</w:t>
+      </w:r>
+      <w:proofErr w:type="spellEnd"/>
+      <w:r>
+        <w:t xml:space="preserve"> may also inform PBPK or hybrid PBPK-QSP workflows for more complex modalities, but each extension will require its own context-of-use definition and validation.</w:t>
+      </w:r>
+    </w:p>
+    <w:p>
+      <w:r>
+        <w:t xml:space="preserve">This study was a small retrospective proof-of-concept analysis constrained by the availability of public monkey PK, human PK, and mechanistic input data. Several target-system inputs, including target reference concentration, kint, and kdeg, were taken from prior modeling studies rather than direct in vitro measurements. Because some of those values may have been selected with knowledge of the observed PK, the inputs are not fully independent and may make retrospective performance appear optimistic. Human PK for the oncology </w:t>
+      </w:r>
+      <w:proofErr w:type="spellStart"/>
+      <w:r>
+        <w:t>mAbs</w:t>
+      </w:r>
+      <w:proofErr w:type="spellEnd"/>
+      <w:r>
+        <w:t xml:space="preserve"> was obtained from patients with potentially variable and high tumor-target burden rather than first-in-human healthy volunteers; disease-related target expression and patient-versus-healthy-population differences are therefore plausible contributors to prediction error. The generic target representation also did not distinguish soluble from membrane target or explicitly represent shedding, despite differences among soluble and transmembrane TNF, soluble VEGF, soluble and membrane IL-6R, and membrane PD-1/PD-L1. This level of granularity was not required for the initial context of </w:t>
+      </w:r>
+      <w:r>
+        <w:lastRenderedPageBreak/>
+        <w:t>use—evaluating exposure prediction and the conditional precision of a reduced design—but it limits mechanistic interpretation and generalizability.</w:t>
+      </w:r>
+    </w:p>
+    <w:p>
+      <w:r>
+        <w:t>Alternative empirical TMDD approximations, including a Michaelis-Menten model, were not evaluated. Estimation of Vmax and Km together with the structural PK parameters would have been poorly supported for molecules represented by only one monkey dose level. Larger retrospective datasets and prospective pilot studies should therefore generate standardized in vitro inputs, lock “a priori” models before observing in vivo PK, prespecify quantitative success criteria, include adequate individual-level data, and evaluate target representations and model structures appropriate to each molecule. Such evidence is needed to define a defensible context of use and build regulatory confidence in PBPK-informed reduction of preclinical monkey PK studies.</w:t>
+      </w:r>
+    </w:p>
+    <w:p>
+      <w:r>
+        <w:t>PK-Sim/</w:t>
       </w:r>
       <w:proofErr w:type="spellStart"/>
       <w:r>
@@ -518,22 +1356,15 @@
       </w:r>
       <w:proofErr w:type="spellEnd"/>
       <w:r>
-        <w:t xml:space="preserve"> and TMDD processes were added using a modular approach [18]. Next, we created target expression profiles in monkeys and humans for each of the targets including relevant localization using PK-Sim’s expression database [19, 20]. </w:t>
-      </w:r>
-      <w:r>
-        <w:t>The expression database provides relative abundance</w:t>
-      </w:r>
-      <w:r>
-        <w:t xml:space="preserve"> of target expressions across various tissues. Absolute reference concentrations for each of the targets, i.e., concentrations of the target in the tissue with the highest expression, were set to literature derived values and are provided in S</w:t>
-      </w:r>
-      <w:r>
-        <w:t>1.3.</w:t>
-      </w:r>
-      <w:r>
-        <w:t xml:space="preserve"> Next, </w:t>
-      </w:r>
-      <w:r>
-        <w:t xml:space="preserve">PKML simulation files containing generic large molecule PK model and target expressions, one file per target and species (monkey or human), were exported [18]. IV single dose simulations were performed using R scripts using </w:t>
+        <w:t xml:space="preserve"> and the R packages </w:t>
+      </w:r>
+      <w:proofErr w:type="spellStart"/>
+      <w:r>
+        <w:t>ospsuite</w:t>
+      </w:r>
+      <w:proofErr w:type="spellEnd"/>
+      <w:r>
+        <w:t xml:space="preserve"> and </w:t>
       </w:r>
       <w:proofErr w:type="spellStart"/>
       <w:r>
@@ -541,7 +1372,356 @@
       </w:r>
       <w:proofErr w:type="spellEnd"/>
       <w:r>
-        <w:t xml:space="preserve"> and </w:t>
+        <w:t xml:space="preserve"> provided a practical open-source framework for a reproducible, semi-automated workflow [21-23]. The platform combines physiologically structured PBPK models with curated species-specific physiology and expression databases, allowing target-expression profiles to be defined consistently across monkeys and humans [19, 20]. Export to </w:t>
+      </w:r>
+      <w:proofErr w:type="spellStart"/>
+      <w:r>
+        <w:t>MoBi</w:t>
+      </w:r>
+      <w:proofErr w:type="spellEnd"/>
+      <w:r>
+        <w:t xml:space="preserve"> and programmatic simulation in R also enable scalable evaluation across molecules, targets, species, and dose levels. This reproducibility is important for prospective PBPK-based NAM workflows, in which model generation, parameter updates, simulations, and exposure-metric extraction should be prespecified and independently traceable.</w:t>
+      </w:r>
+    </w:p>
+    <w:p>
+      <w:pPr>
+        <w:pStyle w:val="Heading1"/>
+      </w:pPr>
+      <w:r>
+        <w:t>Conclusions</w:t>
+      </w:r>
+    </w:p>
+    <w:p>
+      <w:r>
+        <w:t xml:space="preserve">This retrospective analysis supports further evaluation of “a priori” PBPK modeling as a NAM for first-in-human mAb PK prediction. </w:t>
+      </w:r>
+      <w:r>
+        <w:t>P</w:t>
+      </w:r>
+      <w:r>
+        <w:t xml:space="preserve">redictive performance </w:t>
+      </w:r>
+      <w:r>
+        <w:t xml:space="preserve">of “a priori” approach for human PK predictions </w:t>
+      </w:r>
+      <w:r>
+        <w:t>was broadly comparable to monkey-to-human top-down translation for the evaluated dataset, although clearance-related predictions were sensitive to uncertain</w:t>
+      </w:r>
+      <w:r>
+        <w:t>ty in</w:t>
+      </w:r>
+      <w:r>
+        <w:t xml:space="preserve"> target-system inputs. The reduced-study simulations support an illustrative, model-informed exploratory single-dose design of two dose groups with three animals per group, corresponding to 6 rather than </w:t>
+      </w:r>
+      <w:r>
+        <w:t xml:space="preserve">at least </w:t>
+      </w:r>
+      <w:r>
+        <w:t xml:space="preserve">15 animals (a 60% reduction) under the stated assumptions. </w:t>
+      </w:r>
+      <w:r>
+        <w:t>T</w:t>
+      </w:r>
+      <w:r>
+        <w:t xml:space="preserve">his finding </w:t>
+      </w:r>
+      <w:r>
+        <w:t>supports</w:t>
+      </w:r>
+      <w:r>
+        <w:t xml:space="preserve"> prospective validation</w:t>
+      </w:r>
+      <w:r>
+        <w:t xml:space="preserve"> of “a priori” PBPK modeling and reduced monkey PK study designs as a NAM for first-in-human PK predictions.</w:t>
+      </w:r>
+    </w:p>
+    <w:p>
+      <w:pPr>
+        <w:pStyle w:val="Heading1"/>
+      </w:pPr>
+      <w:r>
+        <w:lastRenderedPageBreak/>
+        <w:t>References</w:t>
+      </w:r>
+    </w:p>
+    <w:p>
+      <w:r>
+        <w:t>1. Sun D, Gao W, Hu H, Zhou S. Why 90% of clinical drug development fails and how to improve it?. Acta Pharmaceutica Sinica B. 2022;12(7):3049-3062. doi:10.1016/j.apsb.2022.02.002.</w:t>
+      </w:r>
+    </w:p>
+    <w:p>
+      <w:r>
+        <w:t>2. Garg A, Balthasar JP. Physiologically-based pharmacokinetic (PBPK) model to predict IgG tissue kinetics in wild-type and FcRn-knockout mice. Journal of Pharmacokinetics and Pharmacodynamics. 2007;34(5):687-709. doi:10.1007/s10928-007-9065-1.</w:t>
+      </w:r>
+    </w:p>
+    <w:p>
+      <w:r>
+        <w:t>3. Shah DK, Betts A. Towards a platform PBPK model to characterize the plasma and tissue disposition of monoclonal antibodies in preclinical species and human. Journal of Pharmacokinetics and Pharmacodynamics. 2011;39(1):67-86. doi:10.1007/s10928-011-9232-2.</w:t>
+      </w:r>
+    </w:p>
+    <w:p>
+      <w:r>
+        <w:t xml:space="preserve">4. </w:t>
+      </w:r>
+      <w:proofErr w:type="spellStart"/>
+      <w:r>
+        <w:t>Niederalt</w:t>
+      </w:r>
+      <w:proofErr w:type="spellEnd"/>
+      <w:r>
+        <w:t xml:space="preserve"> C, Kuepfer L, </w:t>
+      </w:r>
+      <w:proofErr w:type="spellStart"/>
+      <w:r>
+        <w:t>Solodenko</w:t>
+      </w:r>
+      <w:proofErr w:type="spellEnd"/>
+      <w:r>
+        <w:t xml:space="preserve"> J, </w:t>
+      </w:r>
+      <w:proofErr w:type="spellStart"/>
+      <w:r>
+        <w:t>Eißing</w:t>
+      </w:r>
+      <w:proofErr w:type="spellEnd"/>
+      <w:r>
+        <w:t xml:space="preserve"> T, Siegmund H, Block MS, et al. A generic whole body physiologically based pharmacokinetic model for therapeutic proteins in PK-Sim. Journal of Pharmacokinetics and Pharmacodynamics. 2018;45(2):235-257. doi:10.1007/s10928-017-9559-4.</w:t>
+      </w:r>
+    </w:p>
+    <w:p>
+      <w:r>
+        <w:t>5. US Food and Drug Administration. Roadmap to Reducing Animal Testing in Preclinical Safety Studies. Silver Spring, MD: FDA; April 2025. Available from: https://www.fda.gov/media/186092/download (accessed July 26, 2026).</w:t>
+      </w:r>
+    </w:p>
+    <w:p>
+      <w:r>
+        <w:t>6. US Food and Drug Administration. General Considerations for the Use of New Approach Methodologies in Drug Development. Draft Guidance for Industry. March 2026. Docket FDA-2025-D-6131. Available from: https://www.fda.gov/regulatory-information/search-fda-guidance-documents/general-considerations-use-new-approach-methodologies-drug-development (accessed July 26, 2026).</w:t>
+      </w:r>
+    </w:p>
+    <w:p>
+      <w:r>
+        <w:t>7. US Food and Drug Administration. Reducing Animal Testing in Nonclinical Studies: Year One Progress and the Path Forward. April 2026. Available from: https://www.fda.gov/media/191986/download (accessed July 26, 2026).</w:t>
+      </w:r>
+    </w:p>
+    <w:p>
+      <w:r>
+        <w:t xml:space="preserve">8. Mehta K, </w:t>
+      </w:r>
+      <w:proofErr w:type="spellStart"/>
+      <w:r>
+        <w:t>Maaß</w:t>
+      </w:r>
+      <w:proofErr w:type="spellEnd"/>
+      <w:r>
+        <w:t xml:space="preserve"> C, </w:t>
+      </w:r>
+      <w:proofErr w:type="spellStart"/>
+      <w:r>
+        <w:t>Cucurull</w:t>
+      </w:r>
+      <w:proofErr w:type="spellEnd"/>
+      <w:r>
+        <w:t>-Sanchez L, Pichardo‐Almarza C, Subramanian K, Androulakis IP, et al. Modernizing Preclinical Drug Development: The Role of New Approach Methodologies. ACS Pharmacology &amp; Translational Science. 2025;8(6):1513-1525. doi:10.1021/acsptsci.5c00162.</w:t>
+      </w:r>
+    </w:p>
+    <w:p>
+      <w:r>
+        <w:t xml:space="preserve">9. National Institutes of Health Common Fund. NIH invests $150 million in human-based research to reduce use of animal models. March 18, 2026. Available from: </w:t>
+      </w:r>
+      <w:r>
+        <w:lastRenderedPageBreak/>
+        <w:t>https://commonfund.nih.gov/complementarie/news/nih-invests-150-million-human-based-research-reduce-use-animal-models (accessed July 26, 2026).</w:t>
+      </w:r>
+    </w:p>
+    <w:p>
+      <w:r>
+        <w:t xml:space="preserve">10. </w:t>
+      </w:r>
+      <w:proofErr w:type="spellStart"/>
+      <w:r>
+        <w:t>Sillé</w:t>
+      </w:r>
+      <w:proofErr w:type="spellEnd"/>
+      <w:r>
+        <w:t xml:space="preserve"> FC, </w:t>
+      </w:r>
+      <w:proofErr w:type="spellStart"/>
+      <w:r>
+        <w:t>Härtung</w:t>
+      </w:r>
+      <w:proofErr w:type="spellEnd"/>
+      <w:r>
+        <w:t xml:space="preserve"> T. Metabolomics in Preclinical Drug Safety Assessment: Current Status and Future Trends. Metabolites. 2024;14(2):98-98. doi:10.3390/metabo14020098.</w:t>
+      </w:r>
+    </w:p>
+    <w:p>
+      <w:r>
+        <w:t xml:space="preserve">11. Kreutz A, Chang X, </w:t>
+      </w:r>
+      <w:proofErr w:type="spellStart"/>
+      <w:r>
+        <w:t>Högberg</w:t>
+      </w:r>
+      <w:proofErr w:type="spellEnd"/>
+      <w:r>
+        <w:t xml:space="preserve"> HT, Wetmore BA. Advancing understanding of human variability through toxicokinetic modeling, in vitro-in vivo extrapolation, and new approach methodologies. Human Genomics. 2024;18(1):129-129. doi:10.1186/s40246-024-00691-9.</w:t>
+      </w:r>
+    </w:p>
+    <w:p>
+      <w:r>
+        <w:t xml:space="preserve">12. </w:t>
+      </w:r>
+      <w:proofErr w:type="spellStart"/>
+      <w:r>
+        <w:t>Sillé</w:t>
+      </w:r>
+      <w:proofErr w:type="spellEnd"/>
+      <w:r>
+        <w:t xml:space="preserve"> F, Hartung T. Metabolomics in Preclinical Drug Safety Assessment: Current Status and Future Trends. Metabolites. 2024;14(2):98. doi:10.3390/metabo14020098. </w:t>
+      </w:r>
+    </w:p>
+    <w:p>
+      <w:r>
+        <w:t>13. Kreutz A, Chang X, Hogberg HT, Wetmore BA. Advancing Understanding of Human Variability Through Toxicokinetic Modeling, In Vitro–In Vivo Extrapolation, and New Approach Methodologies. Human Genomics. 2024;18(1):129. doi:10.1186/s40246-024-00691-9.</w:t>
+      </w:r>
+    </w:p>
+    <w:p>
+      <w:r>
+        <w:t xml:space="preserve">14. Dao T, </w:t>
+      </w:r>
+      <w:proofErr w:type="spellStart"/>
+      <w:r>
+        <w:t>Sadrieh</w:t>
+      </w:r>
+      <w:proofErr w:type="spellEnd"/>
+      <w:r>
+        <w:t xml:space="preserve"> N. A CDER perspective: Landscape of New Approach Methodologies (NAMs) submitted in drug development programs. Regulatory Toxicology and Pharmacology. 2025;165:106007-106007. doi:10.1016/j.yrtph.2025.106007.</w:t>
+      </w:r>
+    </w:p>
+    <w:p>
+      <w:r>
+        <w:t>15. Bai JPF, Liu G, Zhao M, Wang J, Xiong Y, Truong TM, et al. Landscape of regulatory quantitative systems pharmacology submissions to the U.S. Food and Drug Administration: An update report. CPT Pharmacometrics &amp; Systems Pharmacology. 2024;13(12):2102-2110. doi:10.1002/psp4.13208.</w:t>
+      </w:r>
+    </w:p>
+    <w:p>
+      <w:r>
+        <w:t xml:space="preserve">16. Jones HM, Zhang Z, Jasper P, Luo H, Avery LB, King LE, et al. A Physiologically‐Based Pharmacokinetic Model for the Prediction of Monoclonal Antibody Pharmacokinetics </w:t>
+      </w:r>
+      <w:proofErr w:type="spellStart"/>
+      <w:r>
+        <w:t>FromIn</w:t>
+      </w:r>
+      <w:proofErr w:type="spellEnd"/>
+      <w:r>
+        <w:t xml:space="preserve"> </w:t>
+      </w:r>
+      <w:proofErr w:type="spellStart"/>
+      <w:r>
+        <w:t>VitroData</w:t>
+      </w:r>
+      <w:proofErr w:type="spellEnd"/>
+      <w:r>
+        <w:t>. CPT Pharmacometrics &amp; Systems Pharmacology. 2019;8(10):738-747. doi:10.1002/psp4.12461.</w:t>
+      </w:r>
+    </w:p>
+    <w:p>
+      <w:r>
+        <w:t xml:space="preserve">17. Hu S, Datta‐Mannan A, </w:t>
+      </w:r>
+      <w:proofErr w:type="spellStart"/>
+      <w:r>
+        <w:t>D’Argenio</w:t>
+      </w:r>
+      <w:proofErr w:type="spellEnd"/>
+      <w:r>
+        <w:t xml:space="preserve"> DZ. Physiologically Based Modeling to Predict Monoclonal Antibody Pharmacokinetics in Humans from in vitro Physiochemical Properties. </w:t>
+      </w:r>
+      <w:proofErr w:type="spellStart"/>
+      <w:r>
+        <w:t>mAbs</w:t>
+      </w:r>
+      <w:proofErr w:type="spellEnd"/>
+      <w:r>
+        <w:t>. 2022;14(1):2056944-2056944. doi:10.1080/19420862.2022.2056944.</w:t>
+      </w:r>
+    </w:p>
+    <w:p>
+      <w:r>
+        <w:t>18. Open Systems Pharmacology. Modularization concept. Open Systems Pharmacology Suite documentation, version 12. Available from: https://docs.open-systems-pharmacology.org/v12/working-with-mobi/mobi-documentation/modularization-concept (accessed July 26, 2026).</w:t>
+      </w:r>
+    </w:p>
+    <w:p>
+      <w:r>
+        <w:lastRenderedPageBreak/>
+        <w:t xml:space="preserve">19. Meyer M, </w:t>
+      </w:r>
+      <w:proofErr w:type="spellStart"/>
+      <w:r>
+        <w:t>Schneckener</w:t>
+      </w:r>
+      <w:proofErr w:type="spellEnd"/>
+      <w:r>
+        <w:t xml:space="preserve"> S, Ludewig B, Kuepfer L, Lippert J. Using Expression Data for Quantification of Active Processes in Physiologically Based Pharmacokinetic Modeling. Drug Metabolism and Disposition. 2012;40(5):892-901. doi:10.1124/dmd.111.043174.</w:t>
+      </w:r>
+    </w:p>
+    <w:p>
+      <w:r>
+        <w:t>20. Cordes H, Rapp H. Gene expression databases for physiologically based pharmacokinetic modeling of humans and animal species. CPT Pharmacometrics &amp; Systems Pharmacology. 2023;12(3):311-319. doi:10.1002/psp4.12904.</w:t>
+      </w:r>
+    </w:p>
+    <w:p>
+      <w:r>
+        <w:t xml:space="preserve">21. Lippert J, </w:t>
+      </w:r>
+      <w:proofErr w:type="spellStart"/>
+      <w:r>
+        <w:t>Burghaus</w:t>
+      </w:r>
+      <w:proofErr w:type="spellEnd"/>
+      <w:r>
+        <w:t xml:space="preserve"> R, Edginton AN, </w:t>
+      </w:r>
+      <w:proofErr w:type="spellStart"/>
+      <w:r>
+        <w:t>Frechen</w:t>
+      </w:r>
+      <w:proofErr w:type="spellEnd"/>
+      <w:r>
+        <w:t xml:space="preserve"> S, Karlsson MO, Kovar A, et al. Open Systems Pharmacology Community—An Open Access, Open Source, Open Science Approach to Modeling and Simulation in Pharmaceutical Sciences. CPT Pharmacometrics &amp; Systems Pharmacology. 2019;8(12):878-882. doi:10.1002/psp4.12473.</w:t>
+      </w:r>
+    </w:p>
+    <w:p>
+      <w:r>
+        <w:t xml:space="preserve">22. </w:t>
+      </w:r>
+      <w:proofErr w:type="spellStart"/>
+      <w:r>
+        <w:t>esqLABS</w:t>
+      </w:r>
+      <w:proofErr w:type="spellEnd"/>
+      <w:r>
+        <w:t xml:space="preserve"> GmbH. </w:t>
+      </w:r>
+      <w:proofErr w:type="spellStart"/>
+      <w:r>
+        <w:t>esqlabsR</w:t>
+      </w:r>
+      <w:proofErr w:type="spellEnd"/>
+      <w:r>
+        <w:t xml:space="preserve">: Utility Functions for Modelling and Simulation Workflows within </w:t>
+      </w:r>
+      <w:proofErr w:type="spellStart"/>
+      <w:r>
+        <w:t>ESQlabs</w:t>
+      </w:r>
+      <w:proofErr w:type="spellEnd"/>
+      <w:r>
+        <w:t xml:space="preserve"> Organization. R package version 5.6.0. Released March 31, 2026. Available from: https://github.com/esqLABS/esqlabsR/releases/tag/v5.6.0 (accessed July 26, 2026).</w:t>
+      </w:r>
+    </w:p>
+    <w:p>
+      <w:r>
+        <w:t xml:space="preserve">23. Open Systems Pharmacology. </w:t>
       </w:r>
       <w:proofErr w:type="spellStart"/>
       <w:r>
@@ -549,1382 +1729,71 @@
       </w:r>
       <w:proofErr w:type="spellEnd"/>
       <w:r>
-        <w:t xml:space="preserve"> packages [21, 22, 23]. Exposure metrics (Cmax, AUC0-28d, and terminal clearance) and fold errors were calculated for each molecule and dose level, where observed data were available. Full details of the workflow and all files and </w:t>
-      </w:r>
-      <w:proofErr w:type="gramStart"/>
-      <w:r>
-        <w:t>codes</w:t>
-      </w:r>
-      <w:proofErr w:type="gramEnd"/>
-      <w:r>
-        <w:t xml:space="preserve"> are provided in Supplementary material 2. Cmax and AUC0-28d were used as markers of the predominantly linear elimination component. Terminal clearance was calculated as total intravenous dose divided by AUCinf and was used as a marker of nonlinear target-mediated elimination.</w:t>
-      </w:r>
-    </w:p>
-    <w:p>
-      <w:pPr>
-        <w:pStyle w:val="Heading2"/>
-      </w:pPr>
-      <w:r>
-        <w:t xml:space="preserve">Top-Down TMDD Approach </w:t>
-      </w:r>
-    </w:p>
-    <w:p>
-      <w:r>
-        <w:t xml:space="preserve">In the top-down TMDD modeling approach, a quasi-steady-state (QSS) TMDD model was fitted to monkey PK profiles for each molecule using the nlmixr2 and rxode2 packages in R. </w:t>
+        <w:t>: R Interface to the Open Systems Pharmacology Suite. R package version 12.4.2. Released April 8, 2026. Available from: https://github.com/Open-Systems-Pharmacology/OSPSuite-R/releases/tag/v12.4.2 (accessed July 26, 2026).</w:t>
+      </w:r>
+    </w:p>
+    <w:p>
+      <w:r>
+        <w:t xml:space="preserve">24. Deng R, Iyer S, Theil F, Mortensen DL, Fielder PJ, Prabhu S. Projecting human pharmacokinetics of therapeutic antibodies from nonclinical data. </w:t>
+      </w:r>
+      <w:proofErr w:type="spellStart"/>
+      <w:r>
+        <w:t>mAbs</w:t>
+      </w:r>
+      <w:proofErr w:type="spellEnd"/>
+      <w:r>
+        <w:t>. 2011;3(1):61-66. doi:10.4161/mabs.3.1.13799.</w:t>
+      </w:r>
+    </w:p>
+    <w:p>
+      <w:r>
+        <w:t>25. Dong J, Salinger DH, Endres CJ, Gibbs JP, Hsu C, Stouch B, et al. Quantitative Prediction of Human Pharmacokinetics for Monoclonal Antibodies. Clinical Pharmacokinetics. 2011;50(2):131-142. doi:10.2165/11537430-000000000-00000.</w:t>
+      </w:r>
+    </w:p>
+    <w:p>
+      <w:r>
+        <w:t>26. Chapman K, Holzgrefe HH, Black LE, Brown MJ, Chellman GJ, Copeman C, et al. Pharmaceutical toxicology: Designing studies to reduce animal use, while maximizing human translation. Regulatory Toxicology and Pharmacology. 2013;66(1):88-103. doi:10.1016/j.yrtph.2013.03.001.</w:t>
+      </w:r>
+    </w:p>
+    <w:p>
+      <w:r>
+        <w:t xml:space="preserve">27. Benamara S, Sjögren E, </w:t>
+      </w:r>
+      <w:proofErr w:type="spellStart"/>
+      <w:r>
+        <w:t>Gattacceca</w:t>
+      </w:r>
+      <w:proofErr w:type="spellEnd"/>
+      <w:r>
+        <w:t xml:space="preserve"> F, Chenel M, Deslandes A, Nguyen L, </w:t>
+      </w:r>
+      <w:proofErr w:type="spellStart"/>
+      <w:r>
+        <w:t>Teutonico</w:t>
+      </w:r>
+      <w:proofErr w:type="spellEnd"/>
+      <w:r>
+        <w:t xml:space="preserve"> D. Prediction of Monoclonal Antibodies Pharmacokinetics in Human: Identification of a Reference Neonatal Fc Receptor (FcRn) Binding Affinity Using Physiologically Based Pharmacokinetic (PBPK) Modeling. ACS Pharmacology &amp; Translational Science. 2026;9:177-190. doi:10.1021/acsptsci.5c00674.</w:t>
+      </w:r>
+    </w:p>
+    <w:p>
+      <w:r>
+        <w:t xml:space="preserve">28. </w:t>
+      </w:r>
+      <w:r>
+        <w:t xml:space="preserve">Betts A, </w:t>
+      </w:r>
+      <w:proofErr w:type="spellStart"/>
+      <w:r>
+        <w:t>Keunecke</w:t>
+      </w:r>
+      <w:proofErr w:type="spellEnd"/>
+      <w:r>
+        <w:t xml:space="preserve"> A, van Steeg TJ, van der Graaf PH, Avery LB, Jones H, Berkhout J. Linear pharmacokinetic parameters for monoclonal antibodies are similar within a species </w:t>
       </w:r>
       <w:r>
         <w:lastRenderedPageBreak/>
-        <w:t>In the model, clearance (CL), central volume (Vc), intercompartmental clearance (Q), peripheral volume (</w:t>
-      </w:r>
-      <w:proofErr w:type="spellStart"/>
-      <w:r>
-        <w:t>Vp</w:t>
-      </w:r>
-      <w:proofErr w:type="spellEnd"/>
-      <w:r>
-        <w:t>), and proportional and additive residual-error terms</w:t>
-      </w:r>
-      <w:r>
-        <w:t xml:space="preserve"> </w:t>
-      </w:r>
-      <w:r>
-        <w:t xml:space="preserve">were estimated. </w:t>
-      </w:r>
-      <w:r>
-        <w:t>M</w:t>
-      </w:r>
-      <w:r>
-        <w:t>olecule-specific TMDD parameters, including target reference concentration, binding kinetics, target degradation rate (kdeg), and internalization rate constant (kint), were fixed to literature-derived monkey input values. The same molecule-specific in vitro inputs used in the “a priori” monkey PBPK approach were used for the top-down monkey fits.</w:t>
-      </w:r>
-    </w:p>
-    <w:p>
-      <w:r>
-        <w:t xml:space="preserve">Human PK predictions were generated by translating the final Run 4 monkey TMDD model to humans. Monkey CL and Q estimates were allometrically scaled with an exponent of 0.85, while Vc and </w:t>
-      </w:r>
-      <w:proofErr w:type="spellStart"/>
-      <w:r>
-        <w:t>Vp</w:t>
-      </w:r>
-      <w:proofErr w:type="spellEnd"/>
-      <w:r>
-        <w:t xml:space="preserve"> were scaled with an exponent of 1.0. All molecule-specific TMDD inputs used in the human simulations</w:t>
-      </w:r>
-      <w:r>
-        <w:t xml:space="preserve">, </w:t>
-      </w:r>
-      <w:r>
-        <w:t>including target reference concentration, binding affinity (KD), dissociation rate (</w:t>
-      </w:r>
-      <w:proofErr w:type="spellStart"/>
-      <w:r>
-        <w:t>koff</w:t>
-      </w:r>
-      <w:proofErr w:type="spellEnd"/>
-      <w:r>
-        <w:t>), target degradation rate (kdeg), and internalization rate constant (kint)—were obtained from the human parameter dataset, and the human QSS binding constant was recalculated from the human kinetic inputs. Simulated monkey and human Cmax, AUC</w:t>
-      </w:r>
-      <w:r>
-        <w:rPr>
-          <w:vertAlign w:val="subscript"/>
-        </w:rPr>
-        <w:t>0-28d</w:t>
-      </w:r>
-      <w:r>
-        <w:t>, and terminal clearance values were compared with observed values, and fold-errors were calculated.</w:t>
-      </w:r>
-    </w:p>
-    <w:p>
-      <w:pPr>
-        <w:rPr>
-          <w:rFonts w:asciiTheme="majorHAnsi" w:eastAsiaTheme="majorEastAsia" w:hAnsiTheme="majorHAnsi" w:cstheme="majorBidi"/>
-          <w:b/>
-          <w:sz w:val="32"/>
-          <w:szCs w:val="32"/>
-        </w:rPr>
-      </w:pPr>
-      <w:r>
-        <w:rPr>
-          <w:rFonts w:asciiTheme="majorHAnsi" w:eastAsiaTheme="majorEastAsia" w:hAnsiTheme="majorHAnsi" w:cstheme="majorBidi"/>
-          <w:b/>
-          <w:sz w:val="32"/>
-          <w:szCs w:val="32"/>
-        </w:rPr>
-        <w:t xml:space="preserve">Simulations-based Power Evaluations of </w:t>
-      </w:r>
-      <w:r>
-        <w:rPr>
-          <w:rFonts w:asciiTheme="majorHAnsi" w:eastAsiaTheme="majorEastAsia" w:hAnsiTheme="majorHAnsi" w:cstheme="majorBidi"/>
-          <w:b/>
-          <w:sz w:val="32"/>
-          <w:szCs w:val="32"/>
-        </w:rPr>
-        <w:t xml:space="preserve">Reduced Monkey PK Study Designs </w:t>
-      </w:r>
-      <w:r>
-        <w:rPr>
-          <w:rFonts w:asciiTheme="majorHAnsi" w:eastAsiaTheme="majorEastAsia" w:hAnsiTheme="majorHAnsi" w:cstheme="majorBidi"/>
-          <w:b/>
-          <w:sz w:val="32"/>
-          <w:szCs w:val="32"/>
-        </w:rPr>
-        <w:t xml:space="preserve"> </w:t>
-      </w:r>
-    </w:p>
-    <w:p>
-      <w:r>
-        <w:t>To evaluate whether monkey PK studies could be conducted with fewer animals and dose groups, preclinical study simulations were performed for molecules with at least one “a priori” exposure metric outside the two-fold fold-error criterion. In the absence of individual-level observed monkey PK data, the observed-data-informed top-down monkey model was used as the retrospective reference for each molecule. A virtual population of 100 monkeys was generated by sampling body weight from a normal distribution (mean, 4 kg; SD, 0.8 kg). Using the final top-down parameter estimates and their associated relative standard errors (RSEs</w:t>
-      </w:r>
-      <w:r>
-        <w:t>)</w:t>
-      </w:r>
-      <w:r>
-        <w:t>, 100</w:t>
-      </w:r>
-      <w:r>
-        <w:t>0</w:t>
-      </w:r>
-      <w:r>
-        <w:t xml:space="preserve"> replicate preclinical studies were simulated to account for uncertainty in the estimated linear PK parameters</w:t>
-      </w:r>
-      <w:r>
-        <w:t xml:space="preserve"> </w:t>
-      </w:r>
-      <w:r>
-        <w:rPr>
-          <w:b/>
-          <w:bCs/>
-        </w:rPr>
-        <w:t>(</w:t>
-      </w:r>
-      <w:r>
-        <w:rPr>
-          <w:b/>
-          <w:bCs/>
-        </w:rPr>
-        <w:t>S1.4</w:t>
-      </w:r>
-      <w:r>
-        <w:t>). In addition, 30% interindividual variability was assigned to all model parameters, including the estimated linear PK parameters and the fixed target-binding-related parameters.</w:t>
-      </w:r>
-      <w:r>
-        <w:t xml:space="preserve"> Simulations were performed </w:t>
-      </w:r>
-      <w:r>
-        <w:t>by sampling small groups (2, 3, 4, and 5) of animals and practical sampling timepoints (</w:t>
-      </w:r>
-      <w:proofErr w:type="spellStart"/>
-      <w:r>
-        <w:t>hrs</w:t>
-      </w:r>
-      <w:proofErr w:type="spellEnd"/>
-      <w:r>
-        <w:t xml:space="preserve"> 0.25, 1, 2, 4, 8; day 1, 2, 6, 10, 14, 21, 28) from </w:t>
-      </w:r>
-      <w:r>
-        <w:t>the</w:t>
-      </w:r>
-      <w:r>
-        <w:t xml:space="preserve"> virtual population. Two (0.3 and 10 mg/kg) and three (0.3, 3, and 10 mg/kg) dose groups were simulated for all molecules. Simulated study geometric mean AUC</w:t>
-      </w:r>
-      <w:r>
-        <w:rPr>
-          <w:vertAlign w:val="subscript"/>
-        </w:rPr>
-        <w:t>0-28d</w:t>
-      </w:r>
-      <w:r>
-        <w:t xml:space="preserve"> values were compared with the full top-down population </w:t>
-      </w:r>
-      <w:r>
-        <w:t xml:space="preserve">exposures, including terminal clearance, </w:t>
-      </w:r>
-      <w:r>
-        <w:t>AUC</w:t>
-      </w:r>
-      <w:r>
-        <w:rPr>
-          <w:vertAlign w:val="subscript"/>
-        </w:rPr>
-        <w:t>0-28d</w:t>
-      </w:r>
-      <w:r>
-        <w:rPr>
-          <w:vertAlign w:val="subscript"/>
-        </w:rPr>
-        <w:t xml:space="preserve">, </w:t>
-      </w:r>
-      <w:r>
-        <w:t>and Cmax,</w:t>
-      </w:r>
-      <w:r>
-        <w:t xml:space="preserve"> calculated using rich sampling timepoints (</w:t>
-      </w:r>
-      <w:proofErr w:type="spellStart"/>
-      <w:r>
-        <w:t>hrs</w:t>
-      </w:r>
-      <w:proofErr w:type="spellEnd"/>
-      <w:r>
-        <w:t xml:space="preserve"> 0.25, 0.5, 1, then once every hour up</w:t>
-      </w:r>
-      <w:r>
-        <w:t xml:space="preserve"> </w:t>
-      </w:r>
-      <w:r>
-        <w:t xml:space="preserve">to 28 days) and sample size of 100. </w:t>
-      </w:r>
-      <w:r>
-        <w:t>Sample size vs. power curves were generated.</w:t>
-      </w:r>
-    </w:p>
-    <w:p>
-      <w:pPr>
-        <w:pStyle w:val="Heading1"/>
-      </w:pPr>
-      <w:r>
-        <w:lastRenderedPageBreak/>
-        <w:t>Results</w:t>
-      </w:r>
-    </w:p>
-    <w:p>
-      <w:pPr>
-        <w:rPr>
-          <w:rFonts w:asciiTheme="majorHAnsi" w:eastAsiaTheme="majorEastAsia" w:hAnsiTheme="majorHAnsi" w:cstheme="majorBidi"/>
-          <w:b/>
-          <w:sz w:val="32"/>
-          <w:szCs w:val="32"/>
-        </w:rPr>
-      </w:pPr>
-      <w:r>
-        <w:rPr>
-          <w:rFonts w:asciiTheme="majorHAnsi" w:eastAsiaTheme="majorEastAsia" w:hAnsiTheme="majorHAnsi" w:cstheme="majorBidi"/>
-          <w:b/>
-          <w:sz w:val="32"/>
-          <w:szCs w:val="32"/>
-        </w:rPr>
-        <w:t>Evaluation of “A Priori” PBPK Predictions of Monkey and Human PK</w:t>
-      </w:r>
-    </w:p>
-    <w:p>
-      <w:r>
-        <w:t>First, both “a priori” PBPK and top-down TMDD approaches were compared to evaluate how well each workflow reproduced the monkey PK data. Across the 8 drugs and 14 dose levels evaluated, the “a priori” PBPK predictions produced 13/14 Cmax (accuracy 0.93)</w:t>
-      </w:r>
-      <w:r>
-        <w:t xml:space="preserve">, </w:t>
-      </w:r>
-      <w:r>
-        <w:t>8/14 AUC</w:t>
-      </w:r>
-      <w:r>
-        <w:rPr>
-          <w:vertAlign w:val="subscript"/>
-        </w:rPr>
-        <w:t>0-28d</w:t>
-      </w:r>
-      <w:r>
-        <w:t xml:space="preserve"> (accuracy 0.57),</w:t>
-      </w:r>
-      <w:r>
-        <w:t xml:space="preserve"> and</w:t>
-      </w:r>
-      <w:r>
-        <w:t xml:space="preserve"> 8</w:t>
-      </w:r>
-      <w:r>
-        <w:t>/1</w:t>
-      </w:r>
-      <w:r>
-        <w:t>4</w:t>
-      </w:r>
-      <w:r>
-        <w:t xml:space="preserve"> terminal clearance (accuracy 0.57)</w:t>
-      </w:r>
-      <w:r>
-        <w:t xml:space="preserve"> within two-fold </w:t>
-      </w:r>
-      <w:r>
-        <w:t>of the observed</w:t>
-      </w:r>
-      <w:r>
-        <w:t xml:space="preserve"> </w:t>
-      </w:r>
-      <w:r>
-        <w:rPr>
-          <w:b/>
-          <w:bCs/>
-        </w:rPr>
-        <w:t>(S1.</w:t>
-      </w:r>
-      <w:r>
-        <w:rPr>
-          <w:b/>
-          <w:bCs/>
-        </w:rPr>
-        <w:t>1</w:t>
-      </w:r>
-      <w:r>
-        <w:rPr>
-          <w:b/>
-          <w:bCs/>
-        </w:rPr>
-        <w:t>A, S1.2</w:t>
-      </w:r>
-      <w:r>
-        <w:rPr>
-          <w:b/>
-          <w:bCs/>
-        </w:rPr>
-        <w:t>)</w:t>
-      </w:r>
-      <w:r>
-        <w:rPr>
-          <w:b/>
-          <w:bCs/>
-        </w:rPr>
-        <w:t xml:space="preserve">. </w:t>
-      </w:r>
-      <w:r>
-        <w:t>As a benchmark comparison, w</w:t>
-      </w:r>
-      <w:r>
-        <w:t xml:space="preserve">ith top-down approach, as </w:t>
-      </w:r>
-      <w:r>
-        <w:t>expected</w:t>
-      </w:r>
-      <w:r>
-        <w:t>, fitting a quasi steady</w:t>
-      </w:r>
-      <w:r>
-        <w:t>-</w:t>
-      </w:r>
-      <w:r>
-        <w:t xml:space="preserve">state (QSS) </w:t>
-      </w:r>
-      <w:r>
-        <w:t xml:space="preserve">TMDD model to monkey PK data while fixing molecule-specific TMDD parameters produced all </w:t>
-      </w:r>
-      <w:r>
-        <w:t>Cmax, AUC</w:t>
-      </w:r>
-      <w:r>
-        <w:rPr>
-          <w:vertAlign w:val="subscript"/>
-        </w:rPr>
-        <w:t>0-28d</w:t>
-      </w:r>
-      <w:r>
-        <w:t>, and terminal-clearance values within two-fold</w:t>
-      </w:r>
-      <w:r>
-        <w:t xml:space="preserve"> of the observed data </w:t>
-      </w:r>
-      <w:r>
-        <w:t>(accuracy 1.00 for each metric). CL and Vc were estimated for all molecules. Intercompartmental clearance was fixed to a typical cynomolgus-monkey mAb value for five molecules for which it could not be estimated with acceptable precision; peripheral volume was additionally fixed for adalimumab [28]. All remaining estimated structural parameters had RSEs &lt;40%, and the covariance step completed successfully for all final Run 4 fits</w:t>
-      </w:r>
-      <w:r>
-        <w:t xml:space="preserve"> </w:t>
-      </w:r>
-      <w:r>
-        <w:rPr>
-          <w:b/>
-          <w:bCs/>
-        </w:rPr>
-        <w:t>(S1.4)</w:t>
-      </w:r>
-      <w:r>
-        <w:t>.</w:t>
-      </w:r>
-    </w:p>
-    <w:p>
-      <w:r>
-        <w:t>Next, both “a priori” PBPK and monkey-informed top-down TMDD approaches were compared to evaluate how well each workflow predicted human PK data. Across the 8 drugs and 30 dose levels evaluated, the “a priori” PBPK predictions produced 29/30 Cmax (accuracy 0.97), 25/30 AUC</w:t>
-      </w:r>
-      <w:r>
-        <w:rPr>
-          <w:vertAlign w:val="subscript"/>
-        </w:rPr>
-        <w:t>0-28d</w:t>
-      </w:r>
-      <w:r>
-        <w:t xml:space="preserve"> (accuracy 0.83), and 23/30 terminal-clearance values (accuracy 0.77)</w:t>
-      </w:r>
-      <w:r>
-        <w:t xml:space="preserve"> </w:t>
-      </w:r>
-      <w:r>
-        <w:t>within two-fold</w:t>
-      </w:r>
-      <w:r>
-        <w:t xml:space="preserve"> of the observed data </w:t>
-      </w:r>
-      <w:r>
-        <w:rPr>
-          <w:b/>
-          <w:bCs/>
-        </w:rPr>
-        <w:t>(Figure 1, Figure 2)</w:t>
-      </w:r>
-      <w:r>
-        <w:t>. With the top-down approach, translation of the monkey-fitted QSS TMDD models to humans produced 27/30 Cmax (accuracy 0.90), 26/30 AUC</w:t>
-      </w:r>
-      <w:r>
-        <w:rPr>
-          <w:vertAlign w:val="subscript"/>
-        </w:rPr>
-        <w:t>0-28d</w:t>
-      </w:r>
-      <w:r>
-        <w:t xml:space="preserve"> (accuracy 0.87), and 28/30 terminal-clearance (accuracy 0.93) </w:t>
-      </w:r>
-      <w:r>
-        <w:t>within two-fold</w:t>
-      </w:r>
-      <w:r>
-        <w:t xml:space="preserve"> </w:t>
-      </w:r>
-      <w:r>
-        <w:rPr>
-          <w:b/>
-          <w:bCs/>
-        </w:rPr>
-        <w:t>(Figure 1, Figure 2)</w:t>
-      </w:r>
-      <w:r>
-        <w:t xml:space="preserve">.  </w:t>
-      </w:r>
-    </w:p>
-    <w:p>
-      <w:r>
-        <w:t xml:space="preserve">The </w:t>
-      </w:r>
-      <w:r>
-        <w:t>“a priori” PBPK framework</w:t>
-      </w:r>
-      <w:r>
-        <w:t xml:space="preserve"> predicted all three exposure markers for 4/8 molecules across all doses evaluated. Compared with the top-down approach, the “a priori” approach provided higher accuracy for Cmax (0.97 versus 0.90), slightly lower accuracy for AUC</w:t>
-      </w:r>
-      <w:r>
-        <w:rPr>
-          <w:vertAlign w:val="subscript"/>
-        </w:rPr>
-        <w:t>0-28d</w:t>
-      </w:r>
-      <w:r>
-        <w:t xml:space="preserve"> (0.83 versus 0.87), and lower accuracy for terminal clearance (0.77 versus 0.93). </w:t>
-      </w:r>
-      <w:r>
-        <w:t>The molecules for which human terminal clearance was predicted outside the two-fold criterion by the “a priori” approach were avelumab (anti-PD-L1 mAb), pembrolizumab (anti-PD-1 mAb), and golimumab (anti-TNFα mAb). For these molecules, all Cmax predictions were within two-fold of the observed values across the evaluated doses. AUC</w:t>
-      </w:r>
-      <w:r>
-        <w:rPr>
-          <w:vertAlign w:val="subscript"/>
-        </w:rPr>
-        <w:t xml:space="preserve">0–28d </w:t>
-      </w:r>
-      <w:r>
-        <w:t>predictions were also within two-fold for both pembrolizumab dose levels and five of the six golimumab dose levels, but for only one of the four avelumab dose levels. Thus, the prediction discrepancies were concentrated in clearance-related metrics rather than Cmax, with the greatest AUC</w:t>
-      </w:r>
-      <w:r>
-        <w:rPr>
-          <w:vertAlign w:val="subscript"/>
-        </w:rPr>
-        <w:t>0–28d</w:t>
-      </w:r>
-      <w:r>
-        <w:t xml:space="preserve"> discrepancy observed for avelumab. For some molecules </w:t>
-      </w:r>
-      <w:r>
-        <w:lastRenderedPageBreak/>
-        <w:t xml:space="preserve">in the dataset, several key target-system parameters, including target reference concentration, internalization rate (kint), and target degradation rate (kdeg), were not available from direct in vitro measurements and were instead obtained from prior modeling studies. These inputs introduce uncertainty because their values may depend on the model structure, assumptions, and estimation approach used in those studies. Additionally, the observed human PK data for oncology </w:t>
-      </w:r>
-      <w:proofErr w:type="spellStart"/>
-      <w:r>
-        <w:t>mAbs</w:t>
-      </w:r>
-      <w:proofErr w:type="spellEnd"/>
-      <w:r>
-        <w:t>, including avelumab, pembrolizumab, and nivolumab, were obtained from patients who may have substantial variability in target expression, introducing further uncertainty in PK predictions with both approaches.</w:t>
-      </w:r>
-      <w:r>
-        <w:t xml:space="preserve"> </w:t>
-      </w:r>
-      <w:r>
-        <w:t xml:space="preserve">Overall, the </w:t>
-      </w:r>
-      <w:r>
-        <w:t>“a priori” approach</w:t>
-      </w:r>
-      <w:r>
-        <w:t xml:space="preserve"> </w:t>
-      </w:r>
-      <w:r>
-        <w:t>predict</w:t>
-      </w:r>
-      <w:r>
-        <w:t>ed</w:t>
-      </w:r>
-      <w:r>
-        <w:t xml:space="preserve"> distribution (Cmax) and linear elimination (</w:t>
-      </w:r>
-      <w:r>
-        <w:t>AUC</w:t>
-      </w:r>
-      <w:r>
-        <w:rPr>
-          <w:vertAlign w:val="subscript"/>
-        </w:rPr>
-        <w:t>0-28d</w:t>
-      </w:r>
-      <w:r>
-        <w:t>)</w:t>
-      </w:r>
-      <w:r>
-        <w:t xml:space="preserve"> mechanisms of </w:t>
-      </w:r>
-      <w:proofErr w:type="spellStart"/>
-      <w:r>
-        <w:t>mAbs</w:t>
-      </w:r>
-      <w:proofErr w:type="spellEnd"/>
-      <w:r>
-        <w:t xml:space="preserve"> in humans reasonably well</w:t>
-      </w:r>
-      <w:r>
-        <w:t xml:space="preserve">. The analysis suggested that “a priori” approach would require more robust in vitro input parameters to reliably predict non-linear elimination/TMDD of </w:t>
-      </w:r>
-      <w:proofErr w:type="spellStart"/>
-      <w:r>
-        <w:t>mAbs</w:t>
-      </w:r>
-      <w:proofErr w:type="spellEnd"/>
-      <w:r>
-        <w:t>.</w:t>
-      </w:r>
-      <w:r>
-        <w:t xml:space="preserve"> </w:t>
-      </w:r>
-    </w:p>
-    <w:p>
-      <w:pPr>
-        <w:rPr>
-          <w:rFonts w:asciiTheme="majorHAnsi" w:eastAsiaTheme="majorEastAsia" w:hAnsiTheme="majorHAnsi" w:cstheme="majorBidi"/>
-          <w:b/>
-          <w:sz w:val="32"/>
-          <w:szCs w:val="32"/>
-        </w:rPr>
-      </w:pPr>
-      <w:r>
-        <w:rPr>
-          <w:rFonts w:asciiTheme="majorHAnsi" w:eastAsiaTheme="majorEastAsia" w:hAnsiTheme="majorHAnsi" w:cstheme="majorBidi"/>
-          <w:b/>
-          <w:sz w:val="32"/>
-          <w:szCs w:val="32"/>
-        </w:rPr>
-        <w:t xml:space="preserve">Simulations-based Power Evaluations of Reduced Monkey PK Study Designs  </w:t>
-      </w:r>
-    </w:p>
-    <w:p>
-      <w:pPr>
-        <w:rPr>
-          <w:highlight w:val="yellow"/>
-        </w:rPr>
-      </w:pPr>
-      <w:r>
-        <w:rPr>
-          <w:highlight w:val="yellow"/>
-        </w:rPr>
-        <w:t xml:space="preserve">Based on the “a priori” PBPK simulations, four of the eight evaluated </w:t>
-      </w:r>
-      <w:proofErr w:type="spellStart"/>
-      <w:r>
-        <w:rPr>
-          <w:highlight w:val="yellow"/>
-        </w:rPr>
-        <w:t>mAbs</w:t>
-      </w:r>
-      <w:proofErr w:type="spellEnd"/>
-      <w:r>
-        <w:rPr>
-          <w:highlight w:val="yellow"/>
-        </w:rPr>
-        <w:t>, atezolizumab, avelumab, nivolumab, and pembrolizumab, had at least one dose level with an AUC0-28d prediction outside the prespecified two-fold criterion. These molecules were therefore carried forward into the reduced-study simulation analysis. Across the four molecules and simulated dose levels, reduced-study designs robustly recovered the reference AUC0-28d derived from the full top-down virtual population with rich sampling. For sample sizes of 2 to 5 animals per dose group, evaluated using both two-dose and three-dose designs, the probability that the reduced-study geometric mean AUC0-28d remained within two-fold of the model-based full-population geometric mean AUC0-28d was 100% across all molecules and dose levels. The 5th–95th percentile fold-error intervals also remained well within the two-fold interval, further supporting the adequacy of the reduced PK design under the simulated variability assumptions.</w:t>
-      </w:r>
-    </w:p>
-    <w:p>
-      <w:r>
-        <w:rPr>
-          <w:highlight w:val="yellow"/>
-        </w:rPr>
-        <w:t xml:space="preserve">Both the two-dose and three-dose designs achieved 100% success across all simulated replicates and evaluated sample sizes. Therefore, increasing the sample size beyond two animals per dose group or adding a third dose group did not improve performance against the prespecified AUC0-28d recovery criterion in these simulations. Overall, these results support a reduced, PBPK-informed monkey PK study design, for example, two dose groups with two animals per group, as a practical confirmatory strategy </w:t>
-      </w:r>
-      <w:r>
-        <w:rPr>
-          <w:b/>
-          <w:bCs/>
-          <w:highlight w:val="yellow"/>
-        </w:rPr>
-        <w:t>(Figure 3)</w:t>
-      </w:r>
-      <w:r>
-        <w:rPr>
-          <w:highlight w:val="yellow"/>
-        </w:rPr>
-        <w:t>.</w:t>
-      </w:r>
-    </w:p>
-    <w:p>
-      <w:pPr>
-        <w:pStyle w:val="Heading1"/>
-      </w:pPr>
-      <w:r>
-        <w:lastRenderedPageBreak/>
-        <w:t>Discussion</w:t>
-      </w:r>
-    </w:p>
-    <w:p>
-      <w:r>
-        <w:t>Soluble vs. surface receptors/target</w:t>
-      </w:r>
-      <w:r>
-        <w:t xml:space="preserve">, shedding, </w:t>
-      </w:r>
-      <w:proofErr w:type="spellStart"/>
-      <w:r>
-        <w:t>etc</w:t>
-      </w:r>
-      <w:proofErr w:type="spellEnd"/>
-      <w:r>
-        <w:t xml:space="preserve"> not </w:t>
-      </w:r>
-      <w:proofErr w:type="gramStart"/>
-      <w:r>
-        <w:t>captured</w:t>
-      </w:r>
-      <w:r>
-        <w:t xml:space="preserve">  --</w:t>
-      </w:r>
-      <w:proofErr w:type="gramEnd"/>
-      <w:r>
-        <w:t xml:space="preserve"> A single generic target may not capture soluble versus membrane target dynamics, which differ across this set (soluble and transmembrane TNF for adalimumab and golimumab, soluble VEGF for bevacizumab, soluble and membrane IL-6R for tocilizumab, membrane PD-1 and PD-L1). Please describe how soluble versus membrane targets, shedding, and soluble-complex clearance were handled, or flag this as a limitation.</w:t>
-      </w:r>
-    </w:p>
-    <w:p>
-      <w:r>
-        <w:t xml:space="preserve">Other TMDD </w:t>
-      </w:r>
-      <w:r>
-        <w:t xml:space="preserve">models, i.e., MM </w:t>
-      </w:r>
-      <w:r>
-        <w:t>not evaluated</w:t>
-      </w:r>
-    </w:p>
-    <w:p>
-      <w:r>
-        <w:t xml:space="preserve">Some parameters not independent of the observed PK; if any input was chosen with knowledge of the PK – i.e., </w:t>
-      </w:r>
-      <w:proofErr w:type="spellStart"/>
-      <w:r>
-        <w:t>pembro</w:t>
-      </w:r>
-      <w:proofErr w:type="spellEnd"/>
-      <w:r>
-        <w:t xml:space="preserve">, </w:t>
-      </w:r>
-      <w:proofErr w:type="spellStart"/>
-      <w:r>
-        <w:t>nivo</w:t>
-      </w:r>
-      <w:proofErr w:type="spellEnd"/>
-      <w:r>
-        <w:t>, ave – prior modeling exercises</w:t>
-      </w:r>
-      <w:r>
-        <w:t xml:space="preserve">; their human PK typically comes from oncology patients with variable and often high tumor-target burden, not from first-in-human healthy volunteers, so target-mediated disposition and a healthy-versus-patient mismatch are plausible drivers. </w:t>
-      </w:r>
-    </w:p>
-    <w:p>
-      <w:r>
-        <w:t xml:space="preserve">The molecules for which human terminal clearance was predicted outside the two-fold criterion by the “a priori” approach were avelumab (anti-PD-L1 mAb), pembrolizumab (anti-PD-1 mAb), and golimumab (anti-TNFα mAb). For selected molecules, several key parameters, including target reference concentration, internalization rate (kint), and target degradation rate (kdeg), were not available </w:t>
-      </w:r>
-      <w:proofErr w:type="gramStart"/>
-      <w:r>
-        <w:t xml:space="preserve">from </w:t>
-      </w:r>
-      <w:r>
-        <w:t>in</w:t>
-      </w:r>
-      <w:proofErr w:type="gramEnd"/>
-      <w:r>
-        <w:t xml:space="preserve"> vitro measurements, </w:t>
-      </w:r>
-      <w:r>
-        <w:t xml:space="preserve">and were instead taken from </w:t>
-      </w:r>
-      <w:r>
-        <w:t xml:space="preserve">the </w:t>
-      </w:r>
-      <w:r>
-        <w:t>prior modeling studies. This introduces uncertainty because these values may depend on the underlying model structure, assumptions, and estimation approach used in those studies.</w:t>
-      </w:r>
-      <w:r>
-        <w:t xml:space="preserve"> Moreover, for the oncology </w:t>
-      </w:r>
-      <w:proofErr w:type="spellStart"/>
-      <w:r>
-        <w:t>mAbs</w:t>
-      </w:r>
-      <w:proofErr w:type="spellEnd"/>
-      <w:r>
-        <w:t>, such as avelumab, pembrolizumab, and nivolumab, the observed PK data comes from oncology patients with wide variability in target expressions, introducing further uncertainty in their predictions of PK with both approaches.</w:t>
-      </w:r>
-    </w:p>
-    <w:p>
-      <w:r>
-        <w:t xml:space="preserve">In this retrospective, proof-of-concept analysis, the “a priori” PBPK approach showcased similar human predictive performance as compared to top-down monkey to human translation approach for first-in-human PK prediction of </w:t>
-      </w:r>
-      <w:proofErr w:type="spellStart"/>
-      <w:r>
-        <w:t>mAbs</w:t>
-      </w:r>
-      <w:proofErr w:type="spellEnd"/>
-      <w:r>
-        <w:t xml:space="preserve">. The results support the feasibility of using mechanistic PBPK approach, informed by in vitro parameters as an early translational tool for human mAb PK prediction and as a basis for reducing reliance on conventional monkey preclinical PK studies. Using the prespecified illustrative study-design comparison, the proposed workflow was estimated to substantially reduce the animal use required for </w:t>
-      </w:r>
-      <w:proofErr w:type="spellStart"/>
-      <w:r>
-        <w:t>mAbs’</w:t>
-      </w:r>
-      <w:proofErr w:type="spellEnd"/>
-      <w:r>
-        <w:t xml:space="preserve"> PK characterization. A conventional single-dose preclinical PK study design consisting of at least 3 animals per dose group and 5 dose groups would require at least 15 animals for single-dose PK study, whereas the reduced design would require only 4-6 animals, corresponding to 60% reduction in animal use for the single-dose </w:t>
-      </w:r>
-      <w:r>
-        <w:lastRenderedPageBreak/>
-        <w:t xml:space="preserve">PK study design. In addition to reducing animal use, the PBPK-informed strategy shifts key dose-selection and exposure-translation decisions earlier in development, allowing NHP studies, when still needed, to be designed as targeted confirmatory studies rather than empirical screening studies. </w:t>
-      </w:r>
-    </w:p>
-    <w:p>
-      <w:r>
-        <w:t xml:space="preserve">Our analysis focused on IV single-dose PK evaluations for </w:t>
-      </w:r>
-      <w:proofErr w:type="spellStart"/>
-      <w:r>
-        <w:t>mAbs</w:t>
-      </w:r>
-      <w:proofErr w:type="spellEnd"/>
-      <w:r>
-        <w:t xml:space="preserve">, which represent an appropriate starting point for “a priori” PBPK workflow evaluation because their disposition is comparatively well understood relative to many newer therapeutic modalities. Although TMDD, FcRn binding, and tissue-specific target expression can introduce complexity, the major processes governing systemic mAb PK are mechanistically defined and can often be parameterized using in vitro measurements, prior knowledge from other </w:t>
-      </w:r>
-      <w:proofErr w:type="spellStart"/>
-      <w:r>
-        <w:t>mAbs</w:t>
-      </w:r>
-      <w:proofErr w:type="spellEnd"/>
-      <w:r>
-        <w:t xml:space="preserve">, “a priori” PBPK modeling, and reduced-design single-dose in vivo data. Unlike oral, small molecules, where bioavailability, absorption, first-pass metabolism, and metabolic induction can make single-dose behavior less predictive of steady-state exposure, IV mAb PK is generally more amenable to extrapolation from single-dose characterization. Once dose-dependent clearance, relevant mechanistic parameters, and single-dose exposures are adequately characterized, steady-state exposures and accumulation ratios under repeat-dose regimens can be predicted by simulation without requiring a separate multi-dose PK study. This is supported by preclinical and clinical evidence showing that mAb PK parameters estimated from single ascending IV doses in cynomolgus monkeys can accurately predict multi-dose exposure profiles, with clearance at target-saturating concentrations translating reliably to humans [24, 25]. Within a PBPK framework incorporating the key mechanistic determinants of mAb PK, a well-characterized single-dose dataset can therefore provide a mechanistically sufficient basis for projecting repeat-dose PK in monkeys. This strategy is also complementary to other animal-use reduction approaches in preclinical mAb development; for example, PK/TK sampling embedded within dose-range finding toxicology or GLP repeat-dose toxicology studies can provide repeat-dose exposure characterization without a dedicated standalone PK study [26], further compressing the preclinical package while preserving scientific rigor. Once IV PK is adequately characterized, the same framework can be extended to subcutaneous mAb predictions by incorporating absorption-related processes such as lymphatic uptake, pre-systemic catabolism, bioavailability, and formulation- or injection-site–dependent absorption kinetics. Lessons learned from </w:t>
-      </w:r>
-      <w:proofErr w:type="spellStart"/>
-      <w:r>
-        <w:t>mAbs</w:t>
-      </w:r>
-      <w:proofErr w:type="spellEnd"/>
-      <w:r>
-        <w:t xml:space="preserve"> can subsequently inform analogous PBPK, or hybrid PBPK-QSP, workflows for other modalities, including bispecific antibodies, antibody-drug conjugates, fusion proteins, and gene or cell therapy platforms, where PK, biodistribution, target engagement, and safety are tightly linked. Together, these considerations support IV single-dose mAb PBPK evaluation as a scientifically justified, animal-sparing foundation for predicting repeat-dose exposure and informing broader “a priori” NAM-based workflows across therapeutic modalities.</w:t>
-      </w:r>
-    </w:p>
-    <w:p>
-      <w:r>
-        <w:lastRenderedPageBreak/>
-        <w:t>The proposed “a priori” PBPK modeling as NAM approach is feasible when robust in vitro experimental data for mechanistic parameters are available. In our retrospective analysis, in vitro parameters were derived from literature search (</w:t>
-      </w:r>
-      <w:r>
-        <w:t>Supplementary material 2</w:t>
-      </w:r>
-      <w:r>
-        <w:t>). Drug–target binding affinity was available from experimental binding assays for all included molecules, either from equilibrium binding or SPR/</w:t>
-      </w:r>
-      <w:proofErr w:type="spellStart"/>
-      <w:r>
-        <w:t>Biacore</w:t>
-      </w:r>
-      <w:proofErr w:type="spellEnd"/>
-      <w:r>
-        <w:t xml:space="preserve"> assays. FcRn binding affinity was available from SPR/</w:t>
-      </w:r>
-      <w:proofErr w:type="spellStart"/>
-      <w:r>
-        <w:t>Biacore</w:t>
-      </w:r>
-      <w:proofErr w:type="spellEnd"/>
-      <w:r>
-        <w:t xml:space="preserve"> for only atezolizumab and pembrolizumab while a common model-based FcRn KD estimate from a published analysis of 50 </w:t>
-      </w:r>
-      <w:proofErr w:type="spellStart"/>
-      <w:r>
-        <w:t>mAbs</w:t>
-      </w:r>
-      <w:proofErr w:type="spellEnd"/>
-      <w:r>
-        <w:t xml:space="preserve"> was used for several other </w:t>
-      </w:r>
-      <w:proofErr w:type="spellStart"/>
-      <w:r>
-        <w:t>mAbs</w:t>
-      </w:r>
-      <w:proofErr w:type="spellEnd"/>
-      <w:r>
-        <w:t xml:space="preserve"> where molecule-specific FcRn binding data were not available [27]. Drug-target complex internalization rate from flow-cytometry–based internalization assay was available for only two molecules, whereas for other molecules this parameter was assumed same as target degradation rate. Target reference concentrations represented the least standardized component of the input parameters. VEGF-A and IL-6R reference concentrations and target degradation rates were available from quantitative fluorescence or ligand-binding receptor assay data or were estimated in prior analyses. Overall, the compiled input parameters highlight the limitation of standardized in vitro experimental methods. Thus, standardization of experimental package for </w:t>
-      </w:r>
-      <w:proofErr w:type="spellStart"/>
-      <w:r>
-        <w:t>mAbs</w:t>
-      </w:r>
-      <w:proofErr w:type="spellEnd"/>
-      <w:r>
-        <w:t xml:space="preserve"> would further strengthen prospective PBPK-based NAM workflows. </w:t>
-      </w:r>
-    </w:p>
-    <w:p>
-      <w:r>
-        <w:t xml:space="preserve">Ours was a retrospective, proof-of-concept analysis, constrained by the limited availability of public datasets that included monkey PK, human PK, and </w:t>
-      </w:r>
-      <w:proofErr w:type="gramStart"/>
-      <w:r>
-        <w:t>sufficient in</w:t>
-      </w:r>
-      <w:proofErr w:type="gramEnd"/>
-      <w:r>
-        <w:t xml:space="preserve"> vitro parameters for mechanistic PBPK modeling. The dataset was therefore modest in size and included heterogeneous literature-derived inputs, with some parameters requiring assumptions or use of prior values. Nevertheless, the analysis provides an important initial evaluation of PBPK as a NAM for mAb PK characterization. In this framework, we propose monkey studies, when still needed, to be designed to address specific uncertainty rather than to broadly characterize PK. Larger-scale retrospective analyses and prospective pilot programs can further validate and refine this workflow. Future studies should include a broader set of </w:t>
-      </w:r>
-      <w:proofErr w:type="spellStart"/>
-      <w:r>
-        <w:t>mAbs</w:t>
-      </w:r>
-      <w:proofErr w:type="spellEnd"/>
-      <w:r>
-        <w:t xml:space="preserve"> across different targets, PK behaviors, target-expression patterns, and degrees of species cross-reactivity. Ideally, prospective evaluations should generate standardized in vitro input data, perform “a priori” PBPK simulations before in vivo PK data are available, prespecify quantitative success criteria, and then compare predictions with observed monkey and human PK outcomes. This evidence base can help define an appropriate context of use for PBPK as a NAM and to support regulatory confidence in PBPK-informed reduction of preclinical monkey PK studies.</w:t>
-      </w:r>
-    </w:p>
-    <w:p>
-      <w:pPr>
-        <w:rPr>
-          <w:b/>
-        </w:rPr>
-      </w:pPr>
-      <w:r>
-        <w:t>In our study, PK-Sim/</w:t>
-      </w:r>
-      <w:proofErr w:type="spellStart"/>
-      <w:r>
-        <w:t>MoBi</w:t>
-      </w:r>
-      <w:proofErr w:type="spellEnd"/>
-      <w:r>
-        <w:t xml:space="preserve"> together with the R packages </w:t>
-      </w:r>
-      <w:proofErr w:type="spellStart"/>
-      <w:r>
-        <w:t>ospsuite</w:t>
-      </w:r>
-      <w:proofErr w:type="spellEnd"/>
-      <w:r>
-        <w:t xml:space="preserve"> and </w:t>
-      </w:r>
-      <w:proofErr w:type="spellStart"/>
-      <w:r>
-        <w:t>esqlabsR</w:t>
-      </w:r>
-      <w:proofErr w:type="spellEnd"/>
-      <w:r>
-        <w:t xml:space="preserve">, provided a practical open-source framework for implementing reproducible, semi-automated workflow [21, 22, 23]. A key advantage of this platform is that it combines physiologically structured PBPK models with curated species-specific physiology and expression </w:t>
-      </w:r>
-      <w:r>
-        <w:lastRenderedPageBreak/>
-        <w:t xml:space="preserve">databases, enabling target-expression profiles to be defined across monkeys and humans in a consistent manner [19, 20]. In addition, the ability to export models, modify them in </w:t>
-      </w:r>
-      <w:proofErr w:type="spellStart"/>
-      <w:r>
-        <w:t>MoBi</w:t>
-      </w:r>
-      <w:proofErr w:type="spellEnd"/>
-      <w:r>
-        <w:t xml:space="preserve"> in structured manner, and run simulations programmatically in R allows scalable and reproducible evaluation of multiple molecules, targets, species, and dose levels. This is particularly important for prospective PBPK-based NAM workflows, where standardized model generation, parameter updates, simulation execution, and exposure-metric extraction will be needed to support larger retrospective analyses and future prospective validation studies.</w:t>
-      </w:r>
-    </w:p>
-    <w:p>
-      <w:pPr>
-        <w:pStyle w:val="Heading1"/>
-      </w:pPr>
-      <w:r>
-        <w:t>Conclusions</w:t>
-      </w:r>
-    </w:p>
-    <w:p>
-      <w:r>
-        <w:t xml:space="preserve">This retrospective proof-of-concept analysis supports the feasibility of “a priori” PBPK modeling as a NAM for </w:t>
-      </w:r>
-      <w:proofErr w:type="spellStart"/>
-      <w:r>
-        <w:t>mAbs</w:t>
-      </w:r>
-      <w:proofErr w:type="spellEnd"/>
-      <w:r>
-        <w:t xml:space="preserve"> to support first-in-human PK characterization. Across the evaluated </w:t>
-      </w:r>
-      <w:proofErr w:type="spellStart"/>
-      <w:r>
-        <w:t>mAbs</w:t>
-      </w:r>
-      <w:proofErr w:type="spellEnd"/>
-      <w:r>
-        <w:t xml:space="preserve">, in vitro-informed PBPK predictions provided human PK prediction performance broadly comparable to monkey-to-human top-down translation, suggesting that the major mechanistic determinants of mAb disposition can be captured without empirical fitting to preclinical PK data in many cases. Moreover, model-guided reduced monkey PK studies can serve as a targeted confirmatory step rather than defaulting to conventional larger </w:t>
-      </w:r>
-      <w:proofErr w:type="gramStart"/>
-      <w:r>
-        <w:t>exploratory</w:t>
-      </w:r>
-      <w:proofErr w:type="gramEnd"/>
-      <w:r>
-        <w:t xml:space="preserve"> and repeat-dose PK programs. Overall, the proposed workflow provides a practical framework to integrate standardized in vitro parameter generation, open-source PBPK modeling, and reduced in vivo PK studies to support human exposure prediction while reducing animal use in the exploratory single-dose monkey PK study by &gt;60%. </w:t>
-      </w:r>
-    </w:p>
-    <w:p>
-      <w:pPr>
-        <w:pStyle w:val="Heading1"/>
-      </w:pPr>
-      <w:r>
-        <w:t>References</w:t>
-      </w:r>
-    </w:p>
-    <w:p>
-      <w:r>
-        <w:t xml:space="preserve">1. Sun D, Gao W, Hu H, Zhou S. Why </w:t>
-      </w:r>
-      <w:proofErr w:type="gramStart"/>
-      <w:r>
-        <w:t>90</w:t>
-      </w:r>
-      <w:proofErr w:type="gramEnd"/>
-      <w:r>
-        <w:t xml:space="preserve">% of clinical drug development </w:t>
-      </w:r>
-      <w:proofErr w:type="gramStart"/>
-      <w:r>
-        <w:t>fails</w:t>
-      </w:r>
-      <w:proofErr w:type="gramEnd"/>
-      <w:r>
-        <w:t xml:space="preserve"> and how to improve </w:t>
-      </w:r>
-      <w:proofErr w:type="gramStart"/>
-      <w:r>
-        <w:t>it?.</w:t>
-      </w:r>
-      <w:proofErr w:type="gramEnd"/>
-      <w:r>
-        <w:t xml:space="preserve"> Acta Pharmaceutica Sinica B. 2022;12(7):3049-3062. </w:t>
-      </w:r>
-      <w:proofErr w:type="gramStart"/>
-      <w:r>
-        <w:t>doi:10.1016/j.apsb</w:t>
-      </w:r>
-      <w:proofErr w:type="gramEnd"/>
-      <w:r>
-        <w:t>.2022.02.002.</w:t>
-      </w:r>
-    </w:p>
-    <w:p>
-      <w:r>
-        <w:t>2. Garg A, Balthasar JP. Physiologically-based pharmacokinetic (PBPK) model to predict IgG tissue kinetics in wild-type and FcRn-knockout mice. Journal of Pharmacokinetics and Pharmacodynamics. 2007;34(5):687-709. doi:10.1007/s10928-007-9065-1.</w:t>
-      </w:r>
-    </w:p>
-    <w:p>
-      <w:r>
-        <w:t>3. Shah DK, Betts A. Towards a platform PBPK model to characterize the plasma and tissue disposition of monoclonal antibodies in preclinical species and human. Journal of Pharmacokinetics and Pharmacodynamics. 2011;39(1):67-86. doi:10.1007/s10928-011-9232-2.</w:t>
-      </w:r>
-    </w:p>
-    <w:p>
-      <w:r>
-        <w:lastRenderedPageBreak/>
-        <w:t xml:space="preserve">4. </w:t>
-      </w:r>
-      <w:proofErr w:type="spellStart"/>
-      <w:r>
-        <w:t>Niederalt</w:t>
-      </w:r>
-      <w:proofErr w:type="spellEnd"/>
-      <w:r>
-        <w:t xml:space="preserve"> C, Kuepfer L, </w:t>
-      </w:r>
-      <w:proofErr w:type="spellStart"/>
-      <w:r>
-        <w:t>Solodenko</w:t>
-      </w:r>
-      <w:proofErr w:type="spellEnd"/>
-      <w:r>
-        <w:t xml:space="preserve"> J, </w:t>
-      </w:r>
-      <w:proofErr w:type="spellStart"/>
-      <w:r>
-        <w:t>Eißing</w:t>
-      </w:r>
-      <w:proofErr w:type="spellEnd"/>
-      <w:r>
-        <w:t xml:space="preserve"> T, Siegmund H, Block MS, et al. A generic whole body physiologically based pharmacokinetic model for therapeutic proteins in PK-Sim. Journal of Pharmacokinetics and Pharmacodynamics. 2018;45(2):235-257. doi:10.1007/s10928-017-9559-4.</w:t>
-      </w:r>
-    </w:p>
-    <w:p>
-      <w:r>
-        <w:t>5. US Food and Drug Administration. Roadmap to Reducing Animal Testing in Preclinical Safety Studies. Silver Spring, MD: FDA; April 2025. Available from: https://www.fda.gov/media/186092/download (accessed July 26, 2026).</w:t>
-      </w:r>
-    </w:p>
-    <w:p>
-      <w:r>
-        <w:t>6. US Food and Drug Administration. General Considerations for the Use of New Approach Methodologies in Drug Development. Draft Guidance for Industry. March 2026. Docket FDA-2025-D-6131. Available from: https://www.fda.gov/regulatory-information/search-fda-guidance-documents/general-considerations-use-new-approach-methodologies-drug-development (accessed July 26, 2026).</w:t>
-      </w:r>
-    </w:p>
-    <w:p>
-      <w:r>
-        <w:t>7. US Food and Drug Administration. Reducing Animal Testing in Nonclinical Studies: Year One Progress and the Path Forward. April 2026. Available from: https://www.fda.gov/media/191986/download (accessed July 26, 2026).</w:t>
-      </w:r>
-    </w:p>
-    <w:p>
-      <w:r>
-        <w:t xml:space="preserve">8. Mehta K, </w:t>
-      </w:r>
-      <w:proofErr w:type="spellStart"/>
-      <w:r>
-        <w:t>Maaß</w:t>
-      </w:r>
-      <w:proofErr w:type="spellEnd"/>
-      <w:r>
-        <w:t xml:space="preserve"> C, </w:t>
-      </w:r>
-      <w:proofErr w:type="spellStart"/>
-      <w:r>
-        <w:t>Cucurull</w:t>
-      </w:r>
-      <w:proofErr w:type="spellEnd"/>
-      <w:r>
-        <w:t>-Sanchez L, Pichardo‐Almarza C, Subramanian K, Androulakis IP, et al. Modernizing Preclinical Drug Development: The Role of New Approach Methodologies. ACS Pharmacology &amp; Translational Science. 2025;8(6):1513-1525. doi:10.1021/acsptsci.5c00162.</w:t>
-      </w:r>
-    </w:p>
-    <w:p>
-      <w:r>
-        <w:t>9. National Institutes of Health Common Fund. NIH invests $150 million in human-based research to reduce use of animal models. March 18, 2026. Available from: https://commonfund.nih.gov/complementarie/news/nih-invests-150-million-human-based-research-reduce-use-animal-models (accessed July 26, 2026).</w:t>
-      </w:r>
-    </w:p>
-    <w:p>
-      <w:r>
-        <w:t xml:space="preserve">10. </w:t>
-      </w:r>
-      <w:proofErr w:type="spellStart"/>
-      <w:r>
-        <w:t>Sillé</w:t>
-      </w:r>
-      <w:proofErr w:type="spellEnd"/>
-      <w:r>
-        <w:t xml:space="preserve"> FC, </w:t>
-      </w:r>
-      <w:proofErr w:type="spellStart"/>
-      <w:r>
-        <w:t>Härtung</w:t>
-      </w:r>
-      <w:proofErr w:type="spellEnd"/>
-      <w:r>
-        <w:t xml:space="preserve"> T. Metabolomics in Preclinical Drug Safety Assessment: Current Status and Future Trends. Metabolites. 2024;14(2):98-98. doi:10.3390/metabo14020098.</w:t>
-      </w:r>
-    </w:p>
-    <w:p>
-      <w:r>
-        <w:t xml:space="preserve">11. Kreutz A, Chang X, </w:t>
-      </w:r>
-      <w:proofErr w:type="spellStart"/>
-      <w:r>
-        <w:t>Högberg</w:t>
-      </w:r>
-      <w:proofErr w:type="spellEnd"/>
-      <w:r>
-        <w:t xml:space="preserve"> HT, Wetmore BA. Advancing understanding of human variability through toxicokinetic modeling, in vitro-in vivo extrapolation, and new approach methodologies. Human Genomics. 2024;18(1):129-129. doi:10.1186/s40246-024-00691-9.</w:t>
-      </w:r>
-    </w:p>
-    <w:p>
-      <w:r>
-        <w:t xml:space="preserve">12. </w:t>
-      </w:r>
-      <w:proofErr w:type="spellStart"/>
-      <w:r>
-        <w:t>Sillé</w:t>
-      </w:r>
-      <w:proofErr w:type="spellEnd"/>
-      <w:r>
-        <w:t xml:space="preserve"> F, Hartung T. Metabolomics in Preclinical Drug Safety Assessment: Current Status and Future Trends. Metabolites. 2024;14(2):98. doi:10.3390/metabo14020098. </w:t>
-      </w:r>
-    </w:p>
-    <w:p>
-      <w:r>
-        <w:t xml:space="preserve">13. Kreutz A, Chang X, Hogberg HT, Wetmore BA. Advancing Understanding of Human Variability Through Toxicokinetic Modeling, </w:t>
-      </w:r>
-      <w:proofErr w:type="gramStart"/>
-      <w:r>
-        <w:t>In Vitro</w:t>
-      </w:r>
-      <w:proofErr w:type="gramEnd"/>
-      <w:r>
-        <w:t>–In Vivo Extrapolation, and New Approach Methodologies. Human Genomics. 2024;18(1):129. doi:10.1186/s40246-024-00691-9.</w:t>
-      </w:r>
-    </w:p>
-    <w:p>
-      <w:r>
-        <w:lastRenderedPageBreak/>
-        <w:t xml:space="preserve">14. Dao T, </w:t>
-      </w:r>
-      <w:proofErr w:type="spellStart"/>
-      <w:r>
-        <w:t>Sadrieh</w:t>
-      </w:r>
-      <w:proofErr w:type="spellEnd"/>
-      <w:r>
-        <w:t xml:space="preserve"> N. A CDER perspective: Landscape of New Approach Methodologies (NAMs) submitted in drug development programs. Regulatory Toxicology and Pharmacology. </w:t>
-      </w:r>
-      <w:proofErr w:type="gramStart"/>
-      <w:r>
-        <w:t>2025;165:106007</w:t>
-      </w:r>
-      <w:proofErr w:type="gramEnd"/>
-      <w:r>
-        <w:t xml:space="preserve">-106007. </w:t>
-      </w:r>
-      <w:proofErr w:type="gramStart"/>
-      <w:r>
-        <w:t>doi:10.1016/j.yrtph</w:t>
-      </w:r>
-      <w:proofErr w:type="gramEnd"/>
-      <w:r>
-        <w:t>.2025.106007.</w:t>
-      </w:r>
-    </w:p>
-    <w:p>
-      <w:r>
-        <w:t>15. Bai JPF, Liu G, Zhao M, Wang J, Xiong Y, Truong TM, et al. Landscape of regulatory quantitative systems pharmacology submissions to the U.S. Food and Drug Administration: An update report. CPT Pharmacometrics &amp; Systems Pharmacology. 2024;13(12):2102-2110. doi:10.1002/psp4.13208.</w:t>
-      </w:r>
-    </w:p>
-    <w:p>
-      <w:r>
-        <w:t xml:space="preserve">16. Jones HM, Zhang Z, Jasper P, Luo H, Avery LB, King LE, et al. A Physiologically‐Based Pharmacokinetic Model for the Prediction of Monoclonal Antibody Pharmacokinetics </w:t>
-      </w:r>
-      <w:proofErr w:type="spellStart"/>
-      <w:r>
-        <w:t>FromIn</w:t>
-      </w:r>
-      <w:proofErr w:type="spellEnd"/>
-      <w:r>
-        <w:t xml:space="preserve"> </w:t>
-      </w:r>
-      <w:proofErr w:type="spellStart"/>
-      <w:r>
-        <w:t>VitroData</w:t>
-      </w:r>
-      <w:proofErr w:type="spellEnd"/>
-      <w:r>
-        <w:t>. CPT Pharmacometrics &amp; Systems Pharmacology. 2019;8(10):738-747. doi:10.1002/psp4.12461.</w:t>
-      </w:r>
-    </w:p>
-    <w:p>
-      <w:r>
-        <w:t xml:space="preserve">17. Hu S, Datta‐Mannan A, </w:t>
-      </w:r>
-      <w:proofErr w:type="spellStart"/>
-      <w:r>
-        <w:t>D’Argenio</w:t>
-      </w:r>
-      <w:proofErr w:type="spellEnd"/>
-      <w:r>
-        <w:t xml:space="preserve"> DZ. Physiologically Based Modeling to Predict Monoclonal Antibody Pharmacokinetics in Humans from in vitro Physiochemical Properties. </w:t>
-      </w:r>
-      <w:proofErr w:type="spellStart"/>
-      <w:r>
-        <w:t>mAbs</w:t>
-      </w:r>
-      <w:proofErr w:type="spellEnd"/>
-      <w:r>
-        <w:t>. 2022;14(1):2056944-2056944. doi:10.1080/19420862.2022.2056944.</w:t>
-      </w:r>
-    </w:p>
-    <w:p>
-      <w:r>
-        <w:t>18. Open Systems Pharmacology. Modularization concept. Open Systems Pharmacology Suite documentation, version 12. Available from: https://docs.open-systems-pharmacology.org/v12/working-with-mobi/mobi-documentation/modularization-concept (accessed July 26, 2026).</w:t>
-      </w:r>
-    </w:p>
-    <w:p>
-      <w:r>
-        <w:t xml:space="preserve">19. Meyer M, </w:t>
-      </w:r>
-      <w:proofErr w:type="spellStart"/>
-      <w:r>
-        <w:t>Schneckener</w:t>
-      </w:r>
-      <w:proofErr w:type="spellEnd"/>
-      <w:r>
-        <w:t xml:space="preserve"> S, Ludewig B, Kuepfer L, Lippert J. Using Expression Data for Quantification of Active Processes in Physiologically Based Pharmacokinetic Modeling. Drug Metabolism and Disposition. 2012;40(5):892-901. doi:10.1124/dmd.111.043174.</w:t>
-      </w:r>
-    </w:p>
-    <w:p>
-      <w:r>
-        <w:t>20. Cordes H, Rapp H. Gene expression databases for physiologically based pharmacokinetic modeling of humans and animal species. CPT Pharmacometrics &amp; Systems Pharmacology. 2023;12(3):311-319. doi:10.1002/psp4.12904.</w:t>
-      </w:r>
-    </w:p>
-    <w:p>
-      <w:r>
-        <w:t xml:space="preserve">21. Lippert J, </w:t>
-      </w:r>
-      <w:proofErr w:type="spellStart"/>
-      <w:r>
-        <w:t>Burghaus</w:t>
-      </w:r>
-      <w:proofErr w:type="spellEnd"/>
-      <w:r>
-        <w:t xml:space="preserve"> R, Edginton AN, </w:t>
-      </w:r>
-      <w:proofErr w:type="spellStart"/>
-      <w:r>
-        <w:t>Frechen</w:t>
-      </w:r>
-      <w:proofErr w:type="spellEnd"/>
-      <w:r>
-        <w:t xml:space="preserve"> S, Karlsson MO, Kovar A, et al. Open Systems Pharmacology Community—An Open Access, Open Source, Open Science Approach to Modeling and Simulation in Pharmaceutical Sciences. CPT Pharmacometrics &amp; Systems Pharmacology. 2019;8(12):878-882. doi:10.1002/psp4.12473.</w:t>
-      </w:r>
-    </w:p>
-    <w:p>
-      <w:r>
-        <w:t xml:space="preserve">22. </w:t>
-      </w:r>
-      <w:proofErr w:type="spellStart"/>
-      <w:r>
-        <w:t>esqLABS</w:t>
-      </w:r>
-      <w:proofErr w:type="spellEnd"/>
-      <w:r>
-        <w:t xml:space="preserve"> GmbH. </w:t>
-      </w:r>
-      <w:proofErr w:type="spellStart"/>
-      <w:r>
-        <w:t>esqlabsR</w:t>
-      </w:r>
-      <w:proofErr w:type="spellEnd"/>
-      <w:r>
-        <w:t xml:space="preserve">: Utility Functions for Modelling and Simulation Workflows within </w:t>
-      </w:r>
-      <w:proofErr w:type="spellStart"/>
-      <w:r>
-        <w:t>ESQlabs</w:t>
-      </w:r>
-      <w:proofErr w:type="spellEnd"/>
-      <w:r>
-        <w:t xml:space="preserve"> Organization. R package version 5.6.0. Released March 31, 2026. Available from: https://github.com/esqLABS/esqlabsR/releases/tag/v5.6.0 (accessed July 26, 2026).</w:t>
-      </w:r>
-    </w:p>
-    <w:p>
-      <w:r>
-        <w:t xml:space="preserve">23. Open Systems Pharmacology. </w:t>
-      </w:r>
-      <w:proofErr w:type="spellStart"/>
-      <w:r>
-        <w:t>ospsuite</w:t>
-      </w:r>
-      <w:proofErr w:type="spellEnd"/>
-      <w:r>
-        <w:t xml:space="preserve">: R Interface to the Open Systems Pharmacology Suite. R package version 12.4.2. Released April 8, 2026. Available from: </w:t>
-      </w:r>
-      <w:r>
-        <w:lastRenderedPageBreak/>
-        <w:t>https://github.com/Open-Systems-Pharmacology/OSPSuite-R/releases/tag/v12.4.2 (accessed July 26, 2026).</w:t>
-      </w:r>
-    </w:p>
-    <w:p>
-      <w:r>
-        <w:t xml:space="preserve">24. Deng R, Iyer S, Theil F, Mortensen DL, Fielder PJ, Prabhu S. Projecting human pharmacokinetics of therapeutic antibodies from nonclinical data. </w:t>
-      </w:r>
-      <w:proofErr w:type="spellStart"/>
-      <w:r>
-        <w:t>mAbs</w:t>
-      </w:r>
-      <w:proofErr w:type="spellEnd"/>
-      <w:r>
-        <w:t>. 2011;3(1):61-66. doi:10.4161/mabs.3.1.13799.</w:t>
-      </w:r>
-    </w:p>
-    <w:p>
-      <w:r>
-        <w:t>25. Dong J, Salinger DH, Endres CJ, Gibbs JP, Hsu C, Stouch B, et al. Quantitative Prediction of Human Pharmacokinetics for Monoclonal Antibodies. Clinical Pharmacokinetics. 2011;50(2):131-142. doi:10.2165/11537430-000000000-00000.</w:t>
-      </w:r>
-    </w:p>
-    <w:p>
-      <w:r>
-        <w:t xml:space="preserve">26. Chapman K, Holzgrefe HH, Black LE, Brown MJ, Chellman GJ, Copeman C, et al. </w:t>
-      </w:r>
-      <w:proofErr w:type="gramStart"/>
-      <w:r>
-        <w:t>Pharmaceutical</w:t>
-      </w:r>
-      <w:proofErr w:type="gramEnd"/>
-      <w:r>
-        <w:t xml:space="preserve"> toxicology: Designing studies to reduce animal use, while maximizing human translation. Regulatory Toxicology and Pharmacology. 2013;66(1):88-103. </w:t>
-      </w:r>
-      <w:proofErr w:type="gramStart"/>
-      <w:r>
-        <w:t>doi:10.1016/j.yrtph</w:t>
-      </w:r>
-      <w:proofErr w:type="gramEnd"/>
-      <w:r>
-        <w:t>.2013.03.001.</w:t>
-      </w:r>
-    </w:p>
-    <w:p>
-      <w:r>
-        <w:t xml:space="preserve">27. Benamara S, Sjögren E, </w:t>
-      </w:r>
-      <w:proofErr w:type="spellStart"/>
-      <w:r>
-        <w:t>Gattacceca</w:t>
-      </w:r>
-      <w:proofErr w:type="spellEnd"/>
-      <w:r>
-        <w:t xml:space="preserve"> F, Chenel M, Deslandes A, Nguyen L, </w:t>
-      </w:r>
-      <w:proofErr w:type="spellStart"/>
-      <w:r>
-        <w:t>Teutonico</w:t>
-      </w:r>
-      <w:proofErr w:type="spellEnd"/>
-      <w:r>
-        <w:t xml:space="preserve"> D. Prediction of Monoclonal Antibodies Pharmacokinetics in Human: Identification of a Reference Neonatal Fc Receptor (FcRn) Binding Affinity Using Physiologically Based Pharmacokinetic (PBPK) Modeling. ACS Pharmacology &amp; Translational Science. </w:t>
-      </w:r>
-      <w:proofErr w:type="gramStart"/>
-      <w:r>
-        <w:t>2026;9:177</w:t>
-      </w:r>
-      <w:proofErr w:type="gramEnd"/>
-      <w:r>
-        <w:t>-190. doi:10.1021/acsptsci.5c00674.</w:t>
-      </w:r>
-    </w:p>
-    <w:p>
-      <w:r>
-        <w:t xml:space="preserve">28. </w:t>
-      </w:r>
-      <w:r>
-        <w:t xml:space="preserve">Betts A, </w:t>
-      </w:r>
-      <w:proofErr w:type="spellStart"/>
-      <w:r>
-        <w:t>Keunecke</w:t>
-      </w:r>
-      <w:proofErr w:type="spellEnd"/>
-      <w:r>
-        <w:t xml:space="preserve"> A, van Steeg TJ, van der Graaf PH, Avery LB, Jones H, Berkhout J. Linear pharmacokinetic parameters for monoclonal antibodies are similar within a species and across different pharmacological targets: A comparison between human, cynomolgus monkey and </w:t>
+        <w:t xml:space="preserve">and across different pharmacological targets: A comparison between human, cynomolgus monkey and </w:t>
       </w:r>
       <w:proofErr w:type="spellStart"/>
       <w:r>
@@ -2036,7 +1905,15 @@
       </w:r>
       <w:proofErr w:type="spellEnd"/>
       <w:r>
-        <w:t xml:space="preserve"> M, Ozeki K. Combination of Cassette-Dosing and Microsampling for Reduced Animal Usage for Antibody Pharmacokinetics in Cynomolgus Monkeys, Wild-Type Mice, and Human FcRn Transgenic Mice. </w:t>
+        <w:t xml:space="preserve"> M, Ozeki K. Combination of Cassette-Dosing and </w:t>
+      </w:r>
+      <w:proofErr w:type="spellStart"/>
+      <w:r>
+        <w:t>Microsampling</w:t>
+      </w:r>
+      <w:proofErr w:type="spellEnd"/>
+      <w:r>
+        <w:t xml:space="preserve"> for Reduced Animal Usage for Antibody Pharmacokinetics in Cynomolgus Monkeys, Wild-Type Mice, and Human FcRn Transgenic Mice. </w:t>
       </w:r>
       <w:r>
         <w:rPr>
@@ -2049,19 +1926,29 @@
         <w:t>. 2021;38(4):583–592. doi:10.1007/s11095-021-03028-6.</w:t>
       </w:r>
     </w:p>
-    <w:p/>
-    <w:p>
-      <w:pPr>
-        <w:jc w:val="left"/>
-        <w:rPr>
-          <w:rFonts w:asciiTheme="majorHAnsi" w:eastAsiaTheme="majorEastAsia" w:hAnsiTheme="majorHAnsi" w:cstheme="majorBidi"/>
-          <w:b/>
-          <w:sz w:val="40"/>
-          <w:szCs w:val="40"/>
-        </w:rPr>
-      </w:pPr>
-      <w:r>
-        <w:lastRenderedPageBreak/>
+    <w:p>
+      <w:r>
+        <w:t xml:space="preserve">32. </w:t>
+      </w:r>
+      <w:r>
+        <w:t xml:space="preserve">Gosselin RD. Guidelines on statistics for researchers using laboratory animals: the essentials. </w:t>
+      </w:r>
+      <w:r>
+        <w:rPr>
+          <w:i/>
+          <w:iCs/>
+        </w:rPr>
+        <w:t>Laboratory Animals</w:t>
+      </w:r>
+      <w:r>
+        <w:t>. 2019;53(1):28–42. doi:10.1177/0023677218783223.</w:t>
+      </w:r>
+    </w:p>
+    <w:p>
+      <w:pPr>
+        <w:pStyle w:val="Heading1"/>
+      </w:pPr>
+      <w:r>
         <w:br w:type="page"/>
       </w:r>
     </w:p>
@@ -2132,7 +2019,7 @@
           <w:noProof/>
         </w:rPr>
         <w:drawing>
-          <wp:inline distT="0" distB="0" distL="0" distR="0" wp14:anchorId="7D939129" wp14:editId="6F75A8C2">
+          <wp:inline distT="0" distB="0" distL="0" distR="0" wp14:anchorId="7D939129" wp14:editId="286847D5">
             <wp:extent cx="6610350" cy="4131469"/>
             <wp:effectExtent l="0" t="0" r="0" b="0"/>
             <wp:docPr id="1032206752" name="Picture 1"/>
@@ -2230,7 +2117,7 @@
           <w:noProof/>
         </w:rPr>
         <w:drawing>
-          <wp:inline distT="0" distB="0" distL="0" distR="0" wp14:anchorId="5A7407DE" wp14:editId="4ED8D524">
+          <wp:inline distT="0" distB="0" distL="0" distR="0" wp14:anchorId="5A7407DE" wp14:editId="4942F2C5">
             <wp:extent cx="6661150" cy="4156102"/>
             <wp:effectExtent l="0" t="0" r="0" b="0"/>
             <wp:docPr id="20681859" name="Picture 2"/>
@@ -2315,10 +2202,34 @@
           <w:bCs/>
         </w:rPr>
         <w:lastRenderedPageBreak/>
-        <w:t>Figure 2. Fold-error comparison for human terminal clearance, AUC0-28d, and Cmax predicted using “a priori” PBPK and monkey-fitted top-down TMDD translation.</w:t>
-      </w:r>
-      <w:r>
-        <w:t xml:space="preserve"> (A) Terminal clearance, representing nonlinear target-mediated elimination; (B) AUC0-28d and (C) Cmax, representing the predominantly linear elimination component. Fold error equals predicted divided by observed; bars extend from 1 on a base-2 logarithmic scale, and the shaded region and dashed lines indicate the 0.5- to 2-fold interval.</w:t>
+        <w:t xml:space="preserve">Figure 2. Fold-error comparison for human terminal clearance, AUC0-28d, and </w:t>
+      </w:r>
+      <w:proofErr w:type="spellStart"/>
+      <w:r>
+        <w:rPr>
+          <w:b/>
+          <w:bCs/>
+        </w:rPr>
+        <w:t>Cmax</w:t>
+      </w:r>
+      <w:proofErr w:type="spellEnd"/>
+      <w:r>
+        <w:rPr>
+          <w:b/>
+          <w:bCs/>
+        </w:rPr>
+        <w:t xml:space="preserve"> predicted using “a priori” PBPK and monkey-fitted top-down TMDD translation.</w:t>
+      </w:r>
+      <w:r>
+        <w:t xml:space="preserve"> (A) Terminal clearance, representing nonlinear target-mediated elimination; (B) AUC0-28d and (C) </w:t>
+      </w:r>
+      <w:proofErr w:type="spellStart"/>
+      <w:r>
+        <w:t>Cmax</w:t>
+      </w:r>
+      <w:proofErr w:type="spellEnd"/>
+      <w:r>
+        <w:t>, representing the predominantly linear elimination component. Fold error equals predicted divided by observed; bars extend from 1 on a base-2 logarithmic scale, and the shaded region and dashed lines indicate the 0.5- to 2-fold interval.</w:t>
       </w:r>
     </w:p>
     <w:p>
@@ -2624,33 +2535,73 @@
           <w:bCs/>
         </w:rPr>
         <w:lastRenderedPageBreak/>
-        <w:t>Figure 3. Reduced Monkey PK Study Designs Fold Error</w:t>
-      </w:r>
-      <w:r>
-        <w:rPr>
-          <w:b/>
-          <w:bCs/>
-        </w:rPr>
-        <w:t>.</w:t>
-      </w:r>
-    </w:p>
-    <w:p>
-      <w:pPr>
-        <w:rPr>
-          <w:b/>
-          <w:bCs/>
-        </w:rPr>
-      </w:pPr>
-    </w:p>
-    <w:p>
-      <w:pPr>
-        <w:spacing w:after="0" w:line="240" w:lineRule="auto"/>
-        <w:jc w:val="left"/>
-        <w:rPr>
-          <w:b/>
-          <w:bCs/>
-        </w:rPr>
-      </w:pPr>
+        <w:t>Figure 3. Model-conditional fold-error distributions for reduced monkey PK study designs. Fold error is the reduced-study arithmetic mean divided by the richly sampled top-down population arithmetic mean. The primary analysis applies 30% interindividual variability to CL, V1, Q, and V2; fixed TMDD parameters are unchanged. The shaded interval indicates the prespecified 0.5- to 2-fold criterion.</w:t>
+      </w:r>
+    </w:p>
+    <w:p>
+      <w:pPr>
+        <w:rPr>
+          <w:b/>
+          <w:bCs/>
+        </w:rPr>
+      </w:pPr>
+      <w:r>
+        <w:rPr>
+          <w:b/>
+          <w:bCs/>
+          <w:noProof/>
+        </w:rPr>
+        <w:drawing>
+          <wp:inline distT="0" distB="0" distL="0" distR="0" wp14:anchorId="0E821F22" wp14:editId="38782DCC">
+            <wp:extent cx="6364052" cy="3943350"/>
+            <wp:effectExtent l="0" t="0" r="0" b="0"/>
+            <wp:docPr id="667786848" name="Picture 1"/>
+            <wp:cNvGraphicFramePr>
+              <a:graphicFrameLocks xmlns:a="http://schemas.openxmlformats.org/drawingml/2006/main" noChangeAspect="1"/>
+            </wp:cNvGraphicFramePr>
+            <a:graphic xmlns:a="http://schemas.openxmlformats.org/drawingml/2006/main">
+              <a:graphicData uri="http://schemas.openxmlformats.org/drawingml/2006/picture">
+                <pic:pic xmlns:pic="http://schemas.openxmlformats.org/drawingml/2006/picture">
+                  <pic:nvPicPr>
+                    <pic:cNvPr id="667786848" name="Picture 667786848"/>
+                    <pic:cNvPicPr/>
+                  </pic:nvPicPr>
+                  <pic:blipFill rotWithShape="1">
+                    <a:blip r:embed="rId12" cstate="print">
+                      <a:extLst>
+                        <a:ext uri="{28A0092B-C50C-407E-A947-70E740481C1C}">
+                          <a14:useLocalDpi xmlns:a14="http://schemas.microsoft.com/office/drawing/2010/main" val="0"/>
+                        </a:ext>
+                      </a:extLst>
+                    </a:blip>
+                    <a:srcRect t="7051"/>
+                    <a:stretch>
+                      <a:fillRect/>
+                    </a:stretch>
+                  </pic:blipFill>
+                  <pic:spPr bwMode="auto">
+                    <a:xfrm>
+                      <a:off x="0" y="0"/>
+                      <a:ext cx="6377602" cy="3951746"/>
+                    </a:xfrm>
+                    <a:prstGeom prst="rect">
+                      <a:avLst/>
+                    </a:prstGeom>
+                    <a:ln>
+                      <a:noFill/>
+                    </a:ln>
+                    <a:extLst>
+                      <a:ext uri="{53640926-AAD7-44D8-BBD7-CCE9431645EC}">
+                        <a14:shadowObscured xmlns:a14="http://schemas.microsoft.com/office/drawing/2010/main"/>
+                      </a:ext>
+                    </a:extLst>
+                  </pic:spPr>
+                </pic:pic>
+              </a:graphicData>
+            </a:graphic>
+          </wp:inline>
+        </w:drawing>
+      </w:r>
       <w:r>
         <w:rPr>
           <w:b/>
@@ -2666,18 +2617,14 @@
           <w:bCs/>
         </w:rPr>
         <w:lastRenderedPageBreak/>
-        <w:t xml:space="preserve">Figure 4. Proposed “a priori” PBPK workflow for monoclonal antibody PK translation as a NAM. </w:t>
-      </w:r>
-      <w:r>
-        <w:t xml:space="preserve">The conventional workflow relies on multiple monkey PK studies before model-based first-in-human exposure prediction. In the proposed workflow, molecule- and target-specific in vitro data are integrated into “a priori” PBPK models before in vivo PK testing. Then, data from reduced PK studies along with PBPK models can be used to optimize any additional monkey PK studies (only if needed), support human PK/exposure prediction while reducing reliance on empirical preclinical species to human translation. FIH = first-in-human; PBPK = physiologically based pharmacokinetics. Figure generated with GPT-5.5. </w:t>
-      </w:r>
-    </w:p>
-    <w:p>
-      <w:pPr>
-        <w:pStyle w:val="Heading1"/>
-        <w:spacing w:before="0"/>
-      </w:pPr>
-      <w:r>
+        <w:t>Figure 4. Proposed “a priori” PBPK workflow for monoclonal antibody PK translation as a NAM. Molecule- and target-specific in vitro data are integrated into “a priori” PBPK models before in vivo PK testing. When residual uncertainty warrants an in vivo study, PBPK predictions can inform a targeted exploratory single-dose design and the resulting data can support model refinement and human exposure prediction. The illustrated reduction applies to exploratory single-dose PK and does not imply removal of required toxicology studies. FIH = first-in-human; PBPK = physiologically based pharmacokinetics. Figure generated with GPT-5.5.</w:t>
+      </w:r>
+    </w:p>
+    <w:p>
+      <w:r>
+        <w:rPr>
+          <w:noProof/>
+        </w:rPr>
         <w:drawing>
           <wp:inline distT="0" distB="0" distL="0" distR="0" wp14:anchorId="1E740D4F" wp14:editId="360B76BC">
             <wp:extent cx="6292865" cy="2901710"/>
@@ -2694,7 +2641,7 @@
                     <pic:cNvPicPr/>
                   </pic:nvPicPr>
                   <pic:blipFill>
-                    <a:blip r:embed="rId12"/>
+                    <a:blip r:embed="rId13"/>
                     <a:stretch>
                       <a:fillRect/>
                     </a:stretch>
@@ -2736,7 +2683,6 @@
     <w:p>
       <w:pPr>
         <w:pStyle w:val="Heading1"/>
-        <w:spacing w:before="0"/>
       </w:pPr>
       <w:r>
         <w:lastRenderedPageBreak/>
@@ -2774,7 +2720,15 @@
         <w:t xml:space="preserve">, (S1.2) </w:t>
       </w:r>
       <w:r>
-        <w:t>Fold-error comparison for monkey terminal clearance, AUC0-28d, and Cmax predicted using “a priori” PBPK and monkey-fitted top-down TMDD translation</w:t>
+        <w:t xml:space="preserve">Fold-error comparison for monkey terminal clearance, AUC0-28d, and </w:t>
+      </w:r>
+      <w:proofErr w:type="spellStart"/>
+      <w:r>
+        <w:t>Cmax</w:t>
+      </w:r>
+      <w:proofErr w:type="spellEnd"/>
+      <w:r>
+        <w:t xml:space="preserve"> predicted using “a priori” PBPK and monkey-fitted top-down TMDD translation</w:t>
       </w:r>
       <w:r>
         <w:t xml:space="preserve">, (S1.3) </w:t>
@@ -2822,7 +2776,7 @@
       <w:r>
         <w:t xml:space="preserve">: </w:t>
       </w:r>
-      <w:hyperlink r:id="rId13">
+      <w:hyperlink r:id="rId14">
         <w:r>
           <w:rPr>
             <w:rStyle w:val="Hyperlink"/>
@@ -2830,6 +2784,13 @@
           <w:t>https://github.com/namlink-org/APriori_PBPK_mAb</w:t>
         </w:r>
       </w:hyperlink>
+      <w:r>
+        <w:rPr>
+          <w:b/>
+          <w:bCs/>
+        </w:rPr>
+        <w:t xml:space="preserve"> Repository snapshot used for this manuscript: commit f146dfccd6f1f35a22287ccc92b59cb57eca19d2 (accessed July 27, 2026).</w:t>
+      </w:r>
     </w:p>
     <w:p>
       <w:pPr>
@@ -2848,24 +2809,16 @@
         <w:br/>
       </w:r>
       <w:r>
-        <w:t xml:space="preserve">OpenAI ChatGPT/GPT-5.5 was used to assist with language editing, manuscript organization, and generation/refinement of Figure 1. Codex/GPT-5.5 was used as a coding assistant, especially to write codes for figures and tables generation. The authors reviewed and edited all AI-assisted content and </w:t>
-      </w:r>
-      <w:proofErr w:type="gramStart"/>
-      <w:r>
-        <w:t>take</w:t>
-      </w:r>
-      <w:proofErr w:type="gramEnd"/>
-      <w:r>
-        <w:t xml:space="preserve"> full responsibility for the accuracy, integrity, and final content of the manuscript.</w:t>
+        <w:t>OpenAI ChatGPT/GPT-5.5 was used to assist with language editing, manuscript organization, and generation/refinement of Figure 1. Codex/GPT-5.5 was used as a coding assistant, especially to write codes for figures and tables generation. The authors reviewed and edited all AI-assisted content and take full responsibility for the accuracy, integrity, and final content of the manuscript.</w:t>
       </w:r>
     </w:p>
     <w:sectPr>
-      <w:headerReference w:type="even" r:id="rId14"/>
-      <w:headerReference w:type="default" r:id="rId15"/>
-      <w:footerReference w:type="even" r:id="rId16"/>
-      <w:footerReference w:type="default" r:id="rId17"/>
-      <w:headerReference w:type="first" r:id="rId18"/>
-      <w:footerReference w:type="first" r:id="rId19"/>
+      <w:headerReference w:type="even" r:id="rId15"/>
+      <w:headerReference w:type="default" r:id="rId16"/>
+      <w:footerReference w:type="even" r:id="rId17"/>
+      <w:footerReference w:type="default" r:id="rId18"/>
+      <w:headerReference w:type="first" r:id="rId19"/>
+      <w:footerReference w:type="first" r:id="rId20"/>
       <w:pgSz w:w="12240" w:h="15840"/>
       <w:pgMar w:top="1440" w:right="1440" w:bottom="1440" w:left="1440" w:header="0" w:footer="0" w:gutter="0"/>
       <w:cols w:space="720"/>
